--- a/docs/02-design/company_charter.docx
+++ b/docs/02-design/company_charter.docx
@@ -6,218 +6,185 @@
       <w:pPr>
         <w:pStyle w:val="Heading1"/>
         <w:rPr>
-          <w:rFonts w:ascii="Times New Roman" w:hAnsi="Times New Roman" w:cs="Times New Roman"/>
+          <w:rFonts w:ascii="Times New Roman" w:eastAsia="Tahoma" w:hAnsi="Times New Roman" w:cs="Times New Roman"/>
+          <w:color w:val="000000" w:themeColor="text1"/>
         </w:rPr>
       </w:pPr>
       <w:r>
         <w:rPr>
           <w:rFonts w:ascii="Times New Roman" w:eastAsia="Tahoma" w:hAnsi="Times New Roman" w:cs="Times New Roman"/>
-          <w:color w:val="1F2A44"/>
-        </w:rPr>
-        <w:t>Company Charter — JOBAS Company</w:t>
+          <w:color w:val="000000" w:themeColor="text1"/>
+        </w:rPr>
+        <w:t>Project Charter for Software Engineering Case Studies</w:t>
       </w:r>
     </w:p>
     <w:p>
       <w:pPr>
-        <w:pStyle w:val="Heading2"/>
         <w:rPr>
           <w:rFonts w:ascii="Times New Roman" w:hAnsi="Times New Roman" w:cs="Times New Roman"/>
+          <w:color w:val="000000" w:themeColor="text1"/>
         </w:rPr>
       </w:pPr>
       <w:r>
         <w:rPr>
-          <w:rFonts w:ascii="Times New Roman" w:eastAsia="Tahoma" w:hAnsi="Times New Roman" w:cs="Times New Roman"/>
-          <w:color w:val="1F2A44"/>
-        </w:rPr>
-        <w:t>1. Company &amp; product</w:t>
+          <w:rFonts w:ascii="Times New Roman" w:hAnsi="Times New Roman" w:cs="Times New Roman"/>
+          <w:b/>
+          <w:color w:val="000000" w:themeColor="text1"/>
+        </w:rPr>
+        <w:t>Project Title:</w:t>
+      </w:r>
+      <w:r>
+        <w:rPr>
+          <w:rFonts w:ascii="Times New Roman" w:hAnsi="Times New Roman" w:cs="Times New Roman"/>
+          <w:color w:val="000000" w:themeColor="text1"/>
+        </w:rPr>
+        <w:t xml:space="preserve"> Dormitory Parcel Management System (DPMS) </w:t>
+      </w:r>
+      <w:r>
+        <w:rPr>
+          <w:rFonts w:ascii="Times New Roman" w:hAnsi="Times New Roman" w:cs="Times New Roman"/>
+          <w:color w:val="000000" w:themeColor="text1"/>
+        </w:rPr>
+        <w:t xml:space="preserve">- </w:t>
+      </w:r>
+      <w:r>
+        <w:rPr>
+          <w:rFonts w:ascii="Times New Roman" w:hAnsi="Times New Roman" w:cs="Times New Roman"/>
+          <w:color w:val="000000" w:themeColor="text1"/>
+        </w:rPr>
+        <w:t>a web application</w:t>
       </w:r>
     </w:p>
     <w:p>
       <w:pPr>
         <w:rPr>
           <w:rFonts w:ascii="Times New Roman" w:hAnsi="Times New Roman" w:cs="Times New Roman"/>
+          <w:color w:val="000000" w:themeColor="text1"/>
         </w:rPr>
       </w:pPr>
       <w:r>
         <w:rPr>
           <w:rFonts w:ascii="Times New Roman" w:hAnsi="Times New Roman" w:cs="Times New Roman"/>
           <w:b/>
-        </w:rPr>
-        <w:t>Company name:</w:t>
+          <w:color w:val="000000" w:themeColor="text1"/>
+        </w:rPr>
+        <w:t>Company:</w:t>
       </w:r>
       <w:r>
         <w:rPr>
           <w:rFonts w:ascii="Times New Roman" w:hAnsi="Times New Roman" w:cs="Times New Roman"/>
-        </w:rPr>
-        <w:t xml:space="preserve"> JOBAS Company</w:t>
+          <w:color w:val="000000" w:themeColor="text1"/>
+        </w:rPr>
+        <w:t xml:space="preserve"> JOBAS Company · Company #21</w:t>
       </w:r>
     </w:p>
     <w:p>
       <w:pPr>
         <w:rPr>
           <w:rFonts w:ascii="Times New Roman" w:hAnsi="Times New Roman" w:cs="Times New Roman"/>
+          <w:color w:val="000000" w:themeColor="text1"/>
         </w:rPr>
       </w:pPr>
       <w:r>
         <w:rPr>
           <w:rFonts w:ascii="Times New Roman" w:hAnsi="Times New Roman" w:cs="Times New Roman"/>
           <w:b/>
-        </w:rPr>
-        <w:t>Product:</w:t>
+          <w:color w:val="000000" w:themeColor="text1"/>
+        </w:rPr>
+        <w:t>Course:</w:t>
       </w:r>
       <w:r>
         <w:rPr>
           <w:rFonts w:ascii="Times New Roman" w:hAnsi="Times New Roman" w:cs="Times New Roman"/>
-        </w:rPr>
-        <w:t xml:space="preserve"> Dormitory Parcel Management System (</w:t>
-      </w:r>
-      <w:r>
-        <w:rPr>
-          <w:rFonts w:ascii="Times New Roman" w:hAnsi="Times New Roman" w:cs="Times New Roman"/>
-          <w:b/>
-        </w:rPr>
-        <w:t>DPMS</w:t>
-      </w:r>
-      <w:r>
-        <w:rPr>
-          <w:rFonts w:ascii="Times New Roman" w:hAnsi="Times New Roman" w:cs="Times New Roman"/>
-        </w:rPr>
-        <w:t>) a web application.</w:t>
+          <w:color w:val="000000" w:themeColor="text1"/>
+        </w:rPr>
+        <w:t xml:space="preserve"> 1305493 Software Engineering Case Studies</w:t>
       </w:r>
     </w:p>
     <w:p>
       <w:pPr>
+        <w:pStyle w:val="Heading2"/>
         <w:rPr>
           <w:rFonts w:ascii="Times New Roman" w:hAnsi="Times New Roman" w:cs="Times New Roman"/>
+          <w:color w:val="000000" w:themeColor="text1"/>
         </w:rPr>
       </w:pPr>
       <w:r>
         <w:rPr>
-          <w:rFonts w:ascii="Times New Roman" w:hAnsi="Times New Roman" w:cs="Times New Roman"/>
-          <w:b/>
-        </w:rPr>
-        <w:t>One-line pitch:</w:t>
-      </w:r>
-      <w:r>
-        <w:rPr>
-          <w:rFonts w:ascii="Times New Roman" w:hAnsi="Times New Roman" w:cs="Times New Roman"/>
-        </w:rPr>
-        <w:t xml:space="preserve"> We help dormitory parcel staff stop fighting Google Sheets during Flash Sale surges and stop handing a resident's parcel to the wrong room.</w:t>
-      </w:r>
-    </w:p>
-    <w:p>
-      <w:pPr>
-        <w:pStyle w:val="Heading2"/>
-        <w:rPr>
-          <w:rFonts w:ascii="Times New Roman" w:hAnsi="Times New Roman" w:cs="Times New Roman"/>
-        </w:rPr>
-      </w:pPr>
-      <w:r>
-        <w:rPr>
           <w:rFonts w:ascii="Times New Roman" w:eastAsia="Tahoma" w:hAnsi="Times New Roman" w:cs="Times New Roman"/>
-          <w:color w:val="1F2A44"/>
-        </w:rPr>
-        <w:t>2. Vision &amp; mission</w:t>
-      </w:r>
-    </w:p>
-    <w:p>
-      <w:pPr>
-        <w:rPr>
-          <w:rFonts w:ascii="Times New Roman" w:hAnsi="Times New Roman" w:cs="Times New Roman"/>
-        </w:rPr>
-      </w:pPr>
-      <w:r>
-        <w:rPr>
-          <w:rFonts w:ascii="Times New Roman" w:hAnsi="Times New Roman" w:cs="Times New Roman"/>
-          <w:b/>
-        </w:rPr>
-        <w:t>Vision:</w:t>
-      </w:r>
-      <w:r>
-        <w:rPr>
-          <w:rFonts w:ascii="Times New Roman" w:hAnsi="Times New Roman" w:cs="Times New Roman"/>
-        </w:rPr>
-        <w:t xml:space="preserve"> A dormitory front desk where finding and handing over a parcel takes seconds, even on the busiest Flash Sale day.</w:t>
-      </w:r>
-    </w:p>
-    <w:p>
-      <w:pPr>
-        <w:rPr>
-          <w:rFonts w:ascii="Times New Roman" w:hAnsi="Times New Roman" w:cs="Times New Roman"/>
-        </w:rPr>
-      </w:pPr>
-      <w:r>
-        <w:rPr>
-          <w:rFonts w:ascii="Times New Roman" w:hAnsi="Times New Roman" w:cs="Times New Roman"/>
-          <w:b/>
-        </w:rPr>
-        <w:t>Mission (this course):</w:t>
-      </w:r>
-      <w:r>
-        <w:rPr>
-          <w:rFonts w:ascii="Times New Roman" w:hAnsi="Times New Roman" w:cs="Times New Roman"/>
-        </w:rPr>
-        <w:t xml:space="preserve"> Replace Baansoi5 Dormitory's Google Forms/Sheets parcel workflow with one dedicated web app that validates every parcel against the official resident directory at intake, and supports bulk + selective check-out using the same step-by-step flow staff already know.</w:t>
-      </w:r>
-    </w:p>
-    <w:p>
-      <w:pPr>
-        <w:pStyle w:val="Heading2"/>
-        <w:rPr>
-          <w:rFonts w:ascii="Times New Roman" w:hAnsi="Times New Roman" w:cs="Times New Roman"/>
-        </w:rPr>
-      </w:pPr>
-      <w:r>
-        <w:rPr>
-          <w:rFonts w:ascii="Times New Roman" w:eastAsia="Tahoma" w:hAnsi="Times New Roman" w:cs="Times New Roman"/>
-          <w:color w:val="1F2A44"/>
-        </w:rPr>
-        <w:t>3. Team &amp; roles</w:t>
-      </w:r>
-    </w:p>
-    <w:p>
-      <w:pPr>
-        <w:rPr>
-          <w:rFonts w:ascii="Times New Roman" w:hAnsi="Times New Roman" w:cs="Times New Roman"/>
-        </w:rPr>
-      </w:pPr>
-      <w:r>
-        <w:rPr>
-          <w:rFonts w:ascii="Times New Roman" w:hAnsi="Times New Roman" w:cs="Times New Roman"/>
-        </w:rPr>
-        <w:t>Five roles per the course guardrail (Product Owner, Tech Lead, AI Lead, Designer, QA/Test) — one each.</w:t>
+          <w:color w:val="000000" w:themeColor="text1"/>
+        </w:rPr>
+        <w:t>Team Members &amp; Role</w:t>
       </w:r>
     </w:p>
     <w:tbl>
       <w:tblPr>
-        <w:tblStyle w:val="LightGrid-Accent1"/>
+        <w:tblStyle w:val="TableGrid"/>
         <w:tblW w:w="0" w:type="auto"/>
         <w:tblLook w:val="04A0" w:firstRow="1" w:lastRow="0" w:firstColumn="1" w:lastColumn="0" w:noHBand="0" w:noVBand="1"/>
       </w:tblPr>
       <w:tblGrid>
-        <w:gridCol w:w="2160"/>
-        <w:gridCol w:w="2160"/>
+        <w:gridCol w:w="959"/>
+        <w:gridCol w:w="3361"/>
         <w:gridCol w:w="2160"/>
         <w:gridCol w:w="2160"/>
       </w:tblGrid>
       <w:tr>
-        <w:trPr>
-          <w:cnfStyle w:val="100000000000" w:firstRow="1" w:lastRow="0" w:firstColumn="0" w:lastColumn="0" w:oddVBand="0" w:evenVBand="0" w:oddHBand="0" w:evenHBand="0" w:firstRowFirstColumn="0" w:firstRowLastColumn="0" w:lastRowFirstColumn="0" w:lastRowLastColumn="0"/>
-        </w:trPr>
         <w:tc>
           <w:tcPr>
-            <w:cnfStyle w:val="001000000000" w:firstRow="0" w:lastRow="0" w:firstColumn="1" w:lastColumn="0" w:oddVBand="0" w:evenVBand="0" w:oddHBand="0" w:evenHBand="0" w:firstRowFirstColumn="0" w:firstRowLastColumn="0" w:lastRowFirstColumn="0" w:lastRowLastColumn="0"/>
+            <w:tcW w:w="959" w:type="dxa"/>
+          </w:tcPr>
+          <w:p>
+            <w:pPr>
+              <w:rPr>
+                <w:rFonts w:ascii="Times New Roman" w:hAnsi="Times New Roman" w:cs="Times New Roman"/>
+                <w:color w:val="000000" w:themeColor="text1"/>
+              </w:rPr>
+            </w:pPr>
+            <w:r>
+              <w:rPr>
+                <w:rFonts w:ascii="Times New Roman" w:hAnsi="Times New Roman" w:cs="Times New Roman"/>
+                <w:color w:val="000000" w:themeColor="text1"/>
+              </w:rPr>
+              <w:t>#</w:t>
+            </w:r>
+          </w:p>
+        </w:tc>
+        <w:tc>
+          <w:tcPr>
+            <w:tcW w:w="3361" w:type="dxa"/>
+          </w:tcPr>
+          <w:p>
+            <w:pPr>
+              <w:rPr>
+                <w:rFonts w:ascii="Times New Roman" w:hAnsi="Times New Roman" w:cs="Times New Roman"/>
+                <w:color w:val="000000" w:themeColor="text1"/>
+              </w:rPr>
+            </w:pPr>
+            <w:r>
+              <w:rPr>
+                <w:rFonts w:ascii="Times New Roman" w:hAnsi="Times New Roman" w:cs="Times New Roman"/>
+                <w:color w:val="000000" w:themeColor="text1"/>
+              </w:rPr>
+              <w:t>Name</w:t>
+            </w:r>
+          </w:p>
+        </w:tc>
+        <w:tc>
+          <w:tcPr>
             <w:tcW w:w="2160" w:type="dxa"/>
           </w:tcPr>
           <w:p>
             <w:pPr>
               <w:rPr>
                 <w:rFonts w:ascii="Times New Roman" w:hAnsi="Times New Roman" w:cs="Times New Roman"/>
+                <w:color w:val="000000" w:themeColor="text1"/>
               </w:rPr>
             </w:pPr>
             <w:r>
               <w:rPr>
                 <w:rFonts w:ascii="Times New Roman" w:hAnsi="Times New Roman" w:cs="Times New Roman"/>
+                <w:color w:val="000000" w:themeColor="text1"/>
               </w:rPr>
               <w:t>Student ID</w:t>
             </w:r>
@@ -229,16 +196,59 @@
           </w:tcPr>
           <w:p>
             <w:pPr>
-              <w:cnfStyle w:val="100000000000" w:firstRow="1" w:lastRow="0" w:firstColumn="0" w:lastColumn="0" w:oddVBand="0" w:evenVBand="0" w:oddHBand="0" w:evenHBand="0" w:firstRowFirstColumn="0" w:firstRowLastColumn="0" w:lastRowFirstColumn="0" w:lastRowLastColumn="0"/>
               <w:rPr>
                 <w:rFonts w:ascii="Times New Roman" w:hAnsi="Times New Roman" w:cs="Times New Roman"/>
+                <w:color w:val="000000" w:themeColor="text1"/>
               </w:rPr>
             </w:pPr>
             <w:r>
               <w:rPr>
                 <w:rFonts w:ascii="Times New Roman" w:hAnsi="Times New Roman" w:cs="Times New Roman"/>
+                <w:color w:val="000000" w:themeColor="text1"/>
               </w:rPr>
-              <w:t>Name</w:t>
+              <w:t>Role</w:t>
+            </w:r>
+          </w:p>
+        </w:tc>
+      </w:tr>
+      <w:tr>
+        <w:tc>
+          <w:tcPr>
+            <w:tcW w:w="959" w:type="dxa"/>
+          </w:tcPr>
+          <w:p>
+            <w:pPr>
+              <w:rPr>
+                <w:rFonts w:ascii="Times New Roman" w:hAnsi="Times New Roman" w:cs="Times New Roman"/>
+                <w:color w:val="000000" w:themeColor="text1"/>
+              </w:rPr>
+            </w:pPr>
+            <w:r>
+              <w:rPr>
+                <w:rFonts w:ascii="Times New Roman" w:hAnsi="Times New Roman" w:cs="Times New Roman"/>
+                <w:color w:val="000000" w:themeColor="text1"/>
+              </w:rPr>
+              <w:t>1</w:t>
+            </w:r>
+          </w:p>
+        </w:tc>
+        <w:tc>
+          <w:tcPr>
+            <w:tcW w:w="3361" w:type="dxa"/>
+          </w:tcPr>
+          <w:p>
+            <w:pPr>
+              <w:rPr>
+                <w:rFonts w:ascii="Times New Roman" w:hAnsi="Times New Roman" w:cs="Times New Roman"/>
+                <w:color w:val="000000" w:themeColor="text1"/>
+              </w:rPr>
+            </w:pPr>
+            <w:r>
+              <w:rPr>
+                <w:rFonts w:ascii="Times New Roman" w:hAnsi="Times New Roman" w:cs="Times New Roman"/>
+                <w:color w:val="000000" w:themeColor="text1"/>
+              </w:rPr>
+              <w:t>Supawan Kongsapcharoen</w:t>
             </w:r>
           </w:p>
         </w:tc>
@@ -248,57 +258,15 @@
           </w:tcPr>
           <w:p>
             <w:pPr>
-              <w:cnfStyle w:val="100000000000" w:firstRow="1" w:lastRow="0" w:firstColumn="0" w:lastColumn="0" w:oddVBand="0" w:evenVBand="0" w:oddHBand="0" w:evenHBand="0" w:firstRowFirstColumn="0" w:firstRowLastColumn="0" w:lastRowFirstColumn="0" w:lastRowLastColumn="0"/>
               <w:rPr>
                 <w:rFonts w:ascii="Times New Roman" w:hAnsi="Times New Roman" w:cs="Times New Roman"/>
+                <w:color w:val="000000" w:themeColor="text1"/>
               </w:rPr>
             </w:pPr>
             <w:r>
               <w:rPr>
                 <w:rFonts w:ascii="Times New Roman" w:hAnsi="Times New Roman" w:cs="Times New Roman"/>
-              </w:rPr>
-              <w:t>Role</w:t>
-            </w:r>
-          </w:p>
-        </w:tc>
-        <w:tc>
-          <w:tcPr>
-            <w:tcW w:w="2160" w:type="dxa"/>
-          </w:tcPr>
-          <w:p>
-            <w:pPr>
-              <w:cnfStyle w:val="100000000000" w:firstRow="1" w:lastRow="0" w:firstColumn="0" w:lastColumn="0" w:oddVBand="0" w:evenVBand="0" w:oddHBand="0" w:evenHBand="0" w:firstRowFirstColumn="0" w:firstRowLastColumn="0" w:lastRowFirstColumn="0" w:lastRowLastColumn="0"/>
-              <w:rPr>
-                <w:rFonts w:ascii="Times New Roman" w:hAnsi="Times New Roman" w:cs="Times New Roman"/>
-              </w:rPr>
-            </w:pPr>
-            <w:r>
-              <w:rPr>
-                <w:rFonts w:ascii="Times New Roman" w:hAnsi="Times New Roman" w:cs="Times New Roman"/>
-              </w:rPr>
-              <w:t>Primary responsibility</w:t>
-            </w:r>
-          </w:p>
-        </w:tc>
-      </w:tr>
-      <w:tr>
-        <w:trPr>
-          <w:cnfStyle w:val="000000100000" w:firstRow="0" w:lastRow="0" w:firstColumn="0" w:lastColumn="0" w:oddVBand="0" w:evenVBand="0" w:oddHBand="1" w:evenHBand="0" w:firstRowFirstColumn="0" w:firstRowLastColumn="0" w:lastRowFirstColumn="0" w:lastRowLastColumn="0"/>
-        </w:trPr>
-        <w:tc>
-          <w:tcPr>
-            <w:cnfStyle w:val="001000000000" w:firstRow="0" w:lastRow="0" w:firstColumn="1" w:lastColumn="0" w:oddVBand="0" w:evenVBand="0" w:oddHBand="0" w:evenHBand="0" w:firstRowFirstColumn="0" w:firstRowLastColumn="0" w:lastRowFirstColumn="0" w:lastRowLastColumn="0"/>
-            <w:tcW w:w="2160" w:type="dxa"/>
-          </w:tcPr>
-          <w:p>
-            <w:pPr>
-              <w:rPr>
-                <w:rFonts w:ascii="Times New Roman" w:hAnsi="Times New Roman" w:cs="Times New Roman"/>
-              </w:rPr>
-            </w:pPr>
-            <w:r>
-              <w:rPr>
-                <w:rFonts w:ascii="Times New Roman" w:hAnsi="Times New Roman" w:cs="Times New Roman"/>
+                <w:color w:val="000000" w:themeColor="text1"/>
               </w:rPr>
               <w:t>6631503042</w:t>
             </w:r>
@@ -310,16 +278,59 @@
           </w:tcPr>
           <w:p>
             <w:pPr>
-              <w:cnfStyle w:val="000000100000" w:firstRow="0" w:lastRow="0" w:firstColumn="0" w:lastColumn="0" w:oddVBand="0" w:evenVBand="0" w:oddHBand="1" w:evenHBand="0" w:firstRowFirstColumn="0" w:firstRowLastColumn="0" w:lastRowFirstColumn="0" w:lastRowLastColumn="0"/>
               <w:rPr>
                 <w:rFonts w:ascii="Times New Roman" w:hAnsi="Times New Roman" w:cs="Times New Roman"/>
+                <w:color w:val="000000" w:themeColor="text1"/>
               </w:rPr>
             </w:pPr>
             <w:r>
               <w:rPr>
                 <w:rFonts w:ascii="Times New Roman" w:hAnsi="Times New Roman" w:cs="Times New Roman"/>
+                <w:color w:val="000000" w:themeColor="text1"/>
               </w:rPr>
-              <w:t>Supawan Kongsapcharoen</w:t>
+              <w:t>Product Owner</w:t>
+            </w:r>
+          </w:p>
+        </w:tc>
+      </w:tr>
+      <w:tr>
+        <w:tc>
+          <w:tcPr>
+            <w:tcW w:w="959" w:type="dxa"/>
+          </w:tcPr>
+          <w:p>
+            <w:pPr>
+              <w:rPr>
+                <w:rFonts w:ascii="Times New Roman" w:hAnsi="Times New Roman" w:cs="Times New Roman"/>
+                <w:color w:val="000000" w:themeColor="text1"/>
+              </w:rPr>
+            </w:pPr>
+            <w:r>
+              <w:rPr>
+                <w:rFonts w:ascii="Times New Roman" w:hAnsi="Times New Roman" w:cs="Times New Roman"/>
+                <w:color w:val="000000" w:themeColor="text1"/>
+              </w:rPr>
+              <w:t>2</w:t>
+            </w:r>
+          </w:p>
+        </w:tc>
+        <w:tc>
+          <w:tcPr>
+            <w:tcW w:w="3361" w:type="dxa"/>
+          </w:tcPr>
+          <w:p>
+            <w:pPr>
+              <w:rPr>
+                <w:rFonts w:ascii="Times New Roman" w:hAnsi="Times New Roman" w:cs="Times New Roman"/>
+                <w:color w:val="000000" w:themeColor="text1"/>
+              </w:rPr>
+            </w:pPr>
+            <w:r>
+              <w:rPr>
+                <w:rFonts w:ascii="Times New Roman" w:hAnsi="Times New Roman" w:cs="Times New Roman"/>
+                <w:color w:val="000000" w:themeColor="text1"/>
+              </w:rPr>
+              <w:t>Sadayu Suriya (Petch)</w:t>
             </w:r>
           </w:p>
         </w:tc>
@@ -329,57 +340,15 @@
           </w:tcPr>
           <w:p>
             <w:pPr>
-              <w:cnfStyle w:val="000000100000" w:firstRow="0" w:lastRow="0" w:firstColumn="0" w:lastColumn="0" w:oddVBand="0" w:evenVBand="0" w:oddHBand="1" w:evenHBand="0" w:firstRowFirstColumn="0" w:firstRowLastColumn="0" w:lastRowFirstColumn="0" w:lastRowLastColumn="0"/>
               <w:rPr>
                 <w:rFonts w:ascii="Times New Roman" w:hAnsi="Times New Roman" w:cs="Times New Roman"/>
+                <w:color w:val="000000" w:themeColor="text1"/>
               </w:rPr>
             </w:pPr>
             <w:r>
               <w:rPr>
                 <w:rFonts w:ascii="Times New Roman" w:hAnsi="Times New Roman" w:cs="Times New Roman"/>
-              </w:rPr>
-              <w:t>Product Owner</w:t>
-            </w:r>
-          </w:p>
-        </w:tc>
-        <w:tc>
-          <w:tcPr>
-            <w:tcW w:w="2160" w:type="dxa"/>
-          </w:tcPr>
-          <w:p>
-            <w:pPr>
-              <w:cnfStyle w:val="000000100000" w:firstRow="0" w:lastRow="0" w:firstColumn="0" w:lastColumn="0" w:oddVBand="0" w:evenVBand="0" w:oddHBand="1" w:evenHBand="0" w:firstRowFirstColumn="0" w:firstRowLastColumn="0" w:lastRowFirstColumn="0" w:lastRowLastColumn="0"/>
-              <w:rPr>
-                <w:rFonts w:ascii="Times New Roman" w:hAnsi="Times New Roman" w:cs="Times New Roman"/>
-              </w:rPr>
-            </w:pPr>
-            <w:r>
-              <w:rPr>
-                <w:rFonts w:ascii="Times New Roman" w:hAnsi="Times New Roman" w:cs="Times New Roman"/>
-              </w:rPr>
-              <w:t>Backlog ownership, scope gate, stakeholder + advisor liaison</w:t>
-            </w:r>
-          </w:p>
-        </w:tc>
-      </w:tr>
-      <w:tr>
-        <w:trPr>
-          <w:cnfStyle w:val="000000010000" w:firstRow="0" w:lastRow="0" w:firstColumn="0" w:lastColumn="0" w:oddVBand="0" w:evenVBand="0" w:oddHBand="0" w:evenHBand="1" w:firstRowFirstColumn="0" w:firstRowLastColumn="0" w:lastRowFirstColumn="0" w:lastRowLastColumn="0"/>
-        </w:trPr>
-        <w:tc>
-          <w:tcPr>
-            <w:cnfStyle w:val="001000000000" w:firstRow="0" w:lastRow="0" w:firstColumn="1" w:lastColumn="0" w:oddVBand="0" w:evenVBand="0" w:oddHBand="0" w:evenHBand="0" w:firstRowFirstColumn="0" w:firstRowLastColumn="0" w:lastRowFirstColumn="0" w:lastRowLastColumn="0"/>
-            <w:tcW w:w="2160" w:type="dxa"/>
-          </w:tcPr>
-          <w:p>
-            <w:pPr>
-              <w:rPr>
-                <w:rFonts w:ascii="Times New Roman" w:hAnsi="Times New Roman" w:cs="Times New Roman"/>
-              </w:rPr>
-            </w:pPr>
-            <w:r>
-              <w:rPr>
-                <w:rFonts w:ascii="Times New Roman" w:hAnsi="Times New Roman" w:cs="Times New Roman"/>
+                <w:color w:val="000000" w:themeColor="text1"/>
               </w:rPr>
               <w:t>6631503040</w:t>
             </w:r>
@@ -391,16 +360,59 @@
           </w:tcPr>
           <w:p>
             <w:pPr>
-              <w:cnfStyle w:val="000000010000" w:firstRow="0" w:lastRow="0" w:firstColumn="0" w:lastColumn="0" w:oddVBand="0" w:evenVBand="0" w:oddHBand="0" w:evenHBand="1" w:firstRowFirstColumn="0" w:firstRowLastColumn="0" w:lastRowFirstColumn="0" w:lastRowLastColumn="0"/>
               <w:rPr>
                 <w:rFonts w:ascii="Times New Roman" w:hAnsi="Times New Roman" w:cs="Times New Roman"/>
+                <w:color w:val="000000" w:themeColor="text1"/>
               </w:rPr>
             </w:pPr>
             <w:r>
               <w:rPr>
                 <w:rFonts w:ascii="Times New Roman" w:hAnsi="Times New Roman" w:cs="Times New Roman"/>
+                <w:color w:val="000000" w:themeColor="text1"/>
               </w:rPr>
-              <w:t>Sadayu Suriya (Petch)</w:t>
+              <w:t>Tech Lead</w:t>
+            </w:r>
+          </w:p>
+        </w:tc>
+      </w:tr>
+      <w:tr>
+        <w:tc>
+          <w:tcPr>
+            <w:tcW w:w="959" w:type="dxa"/>
+          </w:tcPr>
+          <w:p>
+            <w:pPr>
+              <w:rPr>
+                <w:rFonts w:ascii="Times New Roman" w:hAnsi="Times New Roman" w:cs="Times New Roman"/>
+                <w:color w:val="000000" w:themeColor="text1"/>
+              </w:rPr>
+            </w:pPr>
+            <w:r>
+              <w:rPr>
+                <w:rFonts w:ascii="Times New Roman" w:hAnsi="Times New Roman" w:cs="Times New Roman"/>
+                <w:color w:val="000000" w:themeColor="text1"/>
+              </w:rPr>
+              <w:t>3</w:t>
+            </w:r>
+          </w:p>
+        </w:tc>
+        <w:tc>
+          <w:tcPr>
+            <w:tcW w:w="3361" w:type="dxa"/>
+          </w:tcPr>
+          <w:p>
+            <w:pPr>
+              <w:rPr>
+                <w:rFonts w:ascii="Times New Roman" w:hAnsi="Times New Roman" w:cs="Times New Roman"/>
+                <w:color w:val="000000" w:themeColor="text1"/>
+              </w:rPr>
+            </w:pPr>
+            <w:r>
+              <w:rPr>
+                <w:rFonts w:ascii="Times New Roman" w:hAnsi="Times New Roman" w:cs="Times New Roman"/>
+                <w:color w:val="000000" w:themeColor="text1"/>
+              </w:rPr>
+              <w:t>Kongphop Ruentongdi</w:t>
             </w:r>
           </w:p>
         </w:tc>
@@ -410,57 +422,15 @@
           </w:tcPr>
           <w:p>
             <w:pPr>
-              <w:cnfStyle w:val="000000010000" w:firstRow="0" w:lastRow="0" w:firstColumn="0" w:lastColumn="0" w:oddVBand="0" w:evenVBand="0" w:oddHBand="0" w:evenHBand="1" w:firstRowFirstColumn="0" w:firstRowLastColumn="0" w:lastRowFirstColumn="0" w:lastRowLastColumn="0"/>
               <w:rPr>
                 <w:rFonts w:ascii="Times New Roman" w:hAnsi="Times New Roman" w:cs="Times New Roman"/>
+                <w:color w:val="000000" w:themeColor="text1"/>
               </w:rPr>
             </w:pPr>
             <w:r>
               <w:rPr>
                 <w:rFonts w:ascii="Times New Roman" w:hAnsi="Times New Roman" w:cs="Times New Roman"/>
-              </w:rPr>
-              <w:t>Tech Lead</w:t>
-            </w:r>
-          </w:p>
-        </w:tc>
-        <w:tc>
-          <w:tcPr>
-            <w:tcW w:w="2160" w:type="dxa"/>
-          </w:tcPr>
-          <w:p>
-            <w:pPr>
-              <w:cnfStyle w:val="000000010000" w:firstRow="0" w:lastRow="0" w:firstColumn="0" w:lastColumn="0" w:oddVBand="0" w:evenVBand="0" w:oddHBand="0" w:evenHBand="1" w:firstRowFirstColumn="0" w:firstRowLastColumn="0" w:lastRowFirstColumn="0" w:lastRowLastColumn="0"/>
-              <w:rPr>
-                <w:rFonts w:ascii="Times New Roman" w:hAnsi="Times New Roman" w:cs="Times New Roman"/>
-              </w:rPr>
-            </w:pPr>
-            <w:r>
-              <w:rPr>
-                <w:rFonts w:ascii="Times New Roman" w:hAnsi="Times New Roman" w:cs="Times New Roman"/>
-              </w:rPr>
-              <w:t>Architecture, tech-stack decisions, code integration</w:t>
-            </w:r>
-          </w:p>
-        </w:tc>
-      </w:tr>
-      <w:tr>
-        <w:trPr>
-          <w:cnfStyle w:val="000000100000" w:firstRow="0" w:lastRow="0" w:firstColumn="0" w:lastColumn="0" w:oddVBand="0" w:evenVBand="0" w:oddHBand="1" w:evenHBand="0" w:firstRowFirstColumn="0" w:firstRowLastColumn="0" w:lastRowFirstColumn="0" w:lastRowLastColumn="0"/>
-        </w:trPr>
-        <w:tc>
-          <w:tcPr>
-            <w:cnfStyle w:val="001000000000" w:firstRow="0" w:lastRow="0" w:firstColumn="1" w:lastColumn="0" w:oddVBand="0" w:evenVBand="0" w:oddHBand="0" w:evenHBand="0" w:firstRowFirstColumn="0" w:firstRowLastColumn="0" w:lastRowFirstColumn="0" w:lastRowLastColumn="0"/>
-            <w:tcW w:w="2160" w:type="dxa"/>
-          </w:tcPr>
-          <w:p>
-            <w:pPr>
-              <w:rPr>
-                <w:rFonts w:ascii="Times New Roman" w:hAnsi="Times New Roman" w:cs="Times New Roman"/>
-              </w:rPr>
-            </w:pPr>
-            <w:r>
-              <w:rPr>
-                <w:rFonts w:ascii="Times New Roman" w:hAnsi="Times New Roman" w:cs="Times New Roman"/>
+                <w:color w:val="000000" w:themeColor="text1"/>
               </w:rPr>
               <w:t>6631503103</w:t>
             </w:r>
@@ -472,16 +442,59 @@
           </w:tcPr>
           <w:p>
             <w:pPr>
-              <w:cnfStyle w:val="000000100000" w:firstRow="0" w:lastRow="0" w:firstColumn="0" w:lastColumn="0" w:oddVBand="0" w:evenVBand="0" w:oddHBand="1" w:evenHBand="0" w:firstRowFirstColumn="0" w:firstRowLastColumn="0" w:lastRowFirstColumn="0" w:lastRowLastColumn="0"/>
               <w:rPr>
                 <w:rFonts w:ascii="Times New Roman" w:hAnsi="Times New Roman" w:cs="Times New Roman"/>
+                <w:color w:val="000000" w:themeColor="text1"/>
               </w:rPr>
             </w:pPr>
             <w:r>
               <w:rPr>
                 <w:rFonts w:ascii="Times New Roman" w:hAnsi="Times New Roman" w:cs="Times New Roman"/>
+                <w:color w:val="000000" w:themeColor="text1"/>
               </w:rPr>
-              <w:t>Kongphop Ruentongdi</w:t>
+              <w:t>AI Lead</w:t>
+            </w:r>
+          </w:p>
+        </w:tc>
+      </w:tr>
+      <w:tr>
+        <w:tc>
+          <w:tcPr>
+            <w:tcW w:w="959" w:type="dxa"/>
+          </w:tcPr>
+          <w:p>
+            <w:pPr>
+              <w:rPr>
+                <w:rFonts w:ascii="Times New Roman" w:hAnsi="Times New Roman" w:cs="Times New Roman"/>
+                <w:color w:val="000000" w:themeColor="text1"/>
+              </w:rPr>
+            </w:pPr>
+            <w:r>
+              <w:rPr>
+                <w:rFonts w:ascii="Times New Roman" w:hAnsi="Times New Roman" w:cs="Times New Roman"/>
+                <w:color w:val="000000" w:themeColor="text1"/>
+              </w:rPr>
+              <w:t>4</w:t>
+            </w:r>
+          </w:p>
+        </w:tc>
+        <w:tc>
+          <w:tcPr>
+            <w:tcW w:w="3361" w:type="dxa"/>
+          </w:tcPr>
+          <w:p>
+            <w:pPr>
+              <w:rPr>
+                <w:rFonts w:ascii="Times New Roman" w:hAnsi="Times New Roman" w:cs="Times New Roman"/>
+                <w:color w:val="000000" w:themeColor="text1"/>
+              </w:rPr>
+            </w:pPr>
+            <w:r>
+              <w:rPr>
+                <w:rFonts w:ascii="Times New Roman" w:hAnsi="Times New Roman" w:cs="Times New Roman"/>
+                <w:color w:val="000000" w:themeColor="text1"/>
+              </w:rPr>
+              <w:t>Phuriphat Chantiuaong</w:t>
             </w:r>
           </w:p>
         </w:tc>
@@ -491,57 +504,15 @@
           </w:tcPr>
           <w:p>
             <w:pPr>
-              <w:cnfStyle w:val="000000100000" w:firstRow="0" w:lastRow="0" w:firstColumn="0" w:lastColumn="0" w:oddVBand="0" w:evenVBand="0" w:oddHBand="1" w:evenHBand="0" w:firstRowFirstColumn="0" w:firstRowLastColumn="0" w:lastRowFirstColumn="0" w:lastRowLastColumn="0"/>
               <w:rPr>
                 <w:rFonts w:ascii="Times New Roman" w:hAnsi="Times New Roman" w:cs="Times New Roman"/>
+                <w:color w:val="000000" w:themeColor="text1"/>
               </w:rPr>
             </w:pPr>
             <w:r>
               <w:rPr>
                 <w:rFonts w:ascii="Times New Roman" w:hAnsi="Times New Roman" w:cs="Times New Roman"/>
-              </w:rPr>
-              <w:t>AI Lead</w:t>
-            </w:r>
-          </w:p>
-        </w:tc>
-        <w:tc>
-          <w:tcPr>
-            <w:tcW w:w="2160" w:type="dxa"/>
-          </w:tcPr>
-          <w:p>
-            <w:pPr>
-              <w:cnfStyle w:val="000000100000" w:firstRow="0" w:lastRow="0" w:firstColumn="0" w:lastColumn="0" w:oddVBand="0" w:evenVBand="0" w:oddHBand="1" w:evenHBand="0" w:firstRowFirstColumn="0" w:firstRowLastColumn="0" w:lastRowFirstColumn="0" w:lastRowLastColumn="0"/>
-              <w:rPr>
-                <w:rFonts w:ascii="Times New Roman" w:hAnsi="Times New Roman" w:cs="Times New Roman"/>
-              </w:rPr>
-            </w:pPr>
-            <w:r>
-              <w:rPr>
-                <w:rFonts w:ascii="Times New Roman" w:hAnsi="Times New Roman" w:cs="Times New Roman"/>
-              </w:rPr>
-              <w:t>AI/OCR feasibility, AI-ethics safeguards, AI-in-SDLC practice</w:t>
-            </w:r>
-          </w:p>
-        </w:tc>
-      </w:tr>
-      <w:tr>
-        <w:trPr>
-          <w:cnfStyle w:val="000000010000" w:firstRow="0" w:lastRow="0" w:firstColumn="0" w:lastColumn="0" w:oddVBand="0" w:evenVBand="0" w:oddHBand="0" w:evenHBand="1" w:firstRowFirstColumn="0" w:firstRowLastColumn="0" w:lastRowFirstColumn="0" w:lastRowLastColumn="0"/>
-        </w:trPr>
-        <w:tc>
-          <w:tcPr>
-            <w:cnfStyle w:val="001000000000" w:firstRow="0" w:lastRow="0" w:firstColumn="1" w:lastColumn="0" w:oddVBand="0" w:evenVBand="0" w:oddHBand="0" w:evenHBand="0" w:firstRowFirstColumn="0" w:firstRowLastColumn="0" w:lastRowFirstColumn="0" w:lastRowLastColumn="0"/>
-            <w:tcW w:w="2160" w:type="dxa"/>
-          </w:tcPr>
-          <w:p>
-            <w:pPr>
-              <w:rPr>
-                <w:rFonts w:ascii="Times New Roman" w:hAnsi="Times New Roman" w:cs="Times New Roman"/>
-              </w:rPr>
-            </w:pPr>
-            <w:r>
-              <w:rPr>
-                <w:rFonts w:ascii="Times New Roman" w:hAnsi="Times New Roman" w:cs="Times New Roman"/>
+                <w:color w:val="000000" w:themeColor="text1"/>
               </w:rPr>
               <w:t>6631503034</w:t>
             </w:r>
@@ -553,16 +524,59 @@
           </w:tcPr>
           <w:p>
             <w:pPr>
-              <w:cnfStyle w:val="000000010000" w:firstRow="0" w:lastRow="0" w:firstColumn="0" w:lastColumn="0" w:oddVBand="0" w:evenVBand="0" w:oddHBand="0" w:evenHBand="1" w:firstRowFirstColumn="0" w:firstRowLastColumn="0" w:lastRowFirstColumn="0" w:lastRowLastColumn="0"/>
               <w:rPr>
                 <w:rFonts w:ascii="Times New Roman" w:hAnsi="Times New Roman" w:cs="Times New Roman"/>
+                <w:color w:val="000000" w:themeColor="text1"/>
               </w:rPr>
             </w:pPr>
             <w:r>
               <w:rPr>
                 <w:rFonts w:ascii="Times New Roman" w:hAnsi="Times New Roman" w:cs="Times New Roman"/>
+                <w:color w:val="000000" w:themeColor="text1"/>
               </w:rPr>
-              <w:t>Phuriphat Chantiuaong</w:t>
+              <w:t>Designer</w:t>
+            </w:r>
+          </w:p>
+        </w:tc>
+      </w:tr>
+      <w:tr>
+        <w:tc>
+          <w:tcPr>
+            <w:tcW w:w="959" w:type="dxa"/>
+          </w:tcPr>
+          <w:p>
+            <w:pPr>
+              <w:rPr>
+                <w:rFonts w:ascii="Times New Roman" w:hAnsi="Times New Roman" w:cs="Times New Roman"/>
+                <w:color w:val="000000" w:themeColor="text1"/>
+              </w:rPr>
+            </w:pPr>
+            <w:r>
+              <w:rPr>
+                <w:rFonts w:ascii="Times New Roman" w:hAnsi="Times New Roman" w:cs="Times New Roman"/>
+                <w:color w:val="000000" w:themeColor="text1"/>
+              </w:rPr>
+              <w:t>5</w:t>
+            </w:r>
+          </w:p>
+        </w:tc>
+        <w:tc>
+          <w:tcPr>
+            <w:tcW w:w="3361" w:type="dxa"/>
+          </w:tcPr>
+          <w:p>
+            <w:pPr>
+              <w:rPr>
+                <w:rFonts w:ascii="Times New Roman" w:hAnsi="Times New Roman" w:cs="Times New Roman"/>
+                <w:color w:val="000000" w:themeColor="text1"/>
+              </w:rPr>
+            </w:pPr>
+            <w:r>
+              <w:rPr>
+                <w:rFonts w:ascii="Times New Roman" w:hAnsi="Times New Roman" w:cs="Times New Roman"/>
+                <w:color w:val="000000" w:themeColor="text1"/>
+              </w:rPr>
+              <w:t>Danaiphong Songsikhwa</w:t>
             </w:r>
           </w:p>
         </w:tc>
@@ -572,57 +586,15 @@
           </w:tcPr>
           <w:p>
             <w:pPr>
-              <w:cnfStyle w:val="000000010000" w:firstRow="0" w:lastRow="0" w:firstColumn="0" w:lastColumn="0" w:oddVBand="0" w:evenVBand="0" w:oddHBand="0" w:evenHBand="1" w:firstRowFirstColumn="0" w:firstRowLastColumn="0" w:lastRowFirstColumn="0" w:lastRowLastColumn="0"/>
               <w:rPr>
                 <w:rFonts w:ascii="Times New Roman" w:hAnsi="Times New Roman" w:cs="Times New Roman"/>
+                <w:color w:val="000000" w:themeColor="text1"/>
               </w:rPr>
             </w:pPr>
             <w:r>
               <w:rPr>
                 <w:rFonts w:ascii="Times New Roman" w:hAnsi="Times New Roman" w:cs="Times New Roman"/>
-              </w:rPr>
-              <w:t>Designer</w:t>
-            </w:r>
-          </w:p>
-        </w:tc>
-        <w:tc>
-          <w:tcPr>
-            <w:tcW w:w="2160" w:type="dxa"/>
-          </w:tcPr>
-          <w:p>
-            <w:pPr>
-              <w:cnfStyle w:val="000000010000" w:firstRow="0" w:lastRow="0" w:firstColumn="0" w:lastColumn="0" w:oddVBand="0" w:evenVBand="0" w:oddHBand="0" w:evenHBand="1" w:firstRowFirstColumn="0" w:firstRowLastColumn="0" w:lastRowFirstColumn="0" w:lastRowLastColumn="0"/>
-              <w:rPr>
-                <w:rFonts w:ascii="Times New Roman" w:hAnsi="Times New Roman" w:cs="Times New Roman"/>
-              </w:rPr>
-            </w:pPr>
-            <w:r>
-              <w:rPr>
-                <w:rFonts w:ascii="Times New Roman" w:hAnsi="Times New Roman" w:cs="Times New Roman"/>
-              </w:rPr>
-              <w:t>UX flows, prototype, "looks like the spreadsheet" constraint</w:t>
-            </w:r>
-          </w:p>
-        </w:tc>
-      </w:tr>
-      <w:tr>
-        <w:trPr>
-          <w:cnfStyle w:val="000000100000" w:firstRow="0" w:lastRow="0" w:firstColumn="0" w:lastColumn="0" w:oddVBand="0" w:evenVBand="0" w:oddHBand="1" w:evenHBand="0" w:firstRowFirstColumn="0" w:firstRowLastColumn="0" w:lastRowFirstColumn="0" w:lastRowLastColumn="0"/>
-        </w:trPr>
-        <w:tc>
-          <w:tcPr>
-            <w:cnfStyle w:val="001000000000" w:firstRow="0" w:lastRow="0" w:firstColumn="1" w:lastColumn="0" w:oddVBand="0" w:evenVBand="0" w:oddHBand="0" w:evenHBand="0" w:firstRowFirstColumn="0" w:firstRowLastColumn="0" w:lastRowFirstColumn="0" w:lastRowLastColumn="0"/>
-            <w:tcW w:w="2160" w:type="dxa"/>
-          </w:tcPr>
-          <w:p>
-            <w:pPr>
-              <w:rPr>
-                <w:rFonts w:ascii="Times New Roman" w:hAnsi="Times New Roman" w:cs="Times New Roman"/>
-              </w:rPr>
-            </w:pPr>
-            <w:r>
-              <w:rPr>
-                <w:rFonts w:ascii="Times New Roman" w:hAnsi="Times New Roman" w:cs="Times New Roman"/>
+                <w:color w:val="000000" w:themeColor="text1"/>
               </w:rPr>
               <w:t>6631503106</w:t>
             </w:r>
@@ -634,54 +606,17 @@
           </w:tcPr>
           <w:p>
             <w:pPr>
-              <w:cnfStyle w:val="000000100000" w:firstRow="0" w:lastRow="0" w:firstColumn="0" w:lastColumn="0" w:oddVBand="0" w:evenVBand="0" w:oddHBand="1" w:evenHBand="0" w:firstRowFirstColumn="0" w:firstRowLastColumn="0" w:lastRowFirstColumn="0" w:lastRowLastColumn="0"/>
               <w:rPr>
                 <w:rFonts w:ascii="Times New Roman" w:hAnsi="Times New Roman" w:cs="Times New Roman"/>
+                <w:color w:val="000000" w:themeColor="text1"/>
               </w:rPr>
             </w:pPr>
             <w:r>
               <w:rPr>
                 <w:rFonts w:ascii="Times New Roman" w:hAnsi="Times New Roman" w:cs="Times New Roman"/>
+                <w:color w:val="000000" w:themeColor="text1"/>
               </w:rPr>
-              <w:t>Danaiphong Songsikhwa</w:t>
-            </w:r>
-          </w:p>
-        </w:tc>
-        <w:tc>
-          <w:tcPr>
-            <w:tcW w:w="2160" w:type="dxa"/>
-          </w:tcPr>
-          <w:p>
-            <w:pPr>
-              <w:cnfStyle w:val="000000100000" w:firstRow="0" w:lastRow="0" w:firstColumn="0" w:lastColumn="0" w:oddVBand="0" w:evenVBand="0" w:oddHBand="1" w:evenHBand="0" w:firstRowFirstColumn="0" w:firstRowLastColumn="0" w:lastRowFirstColumn="0" w:lastRowLastColumn="0"/>
-              <w:rPr>
-                <w:rFonts w:ascii="Times New Roman" w:hAnsi="Times New Roman" w:cs="Times New Roman"/>
-              </w:rPr>
-            </w:pPr>
-            <w:r>
-              <w:rPr>
-                <w:rFonts w:ascii="Times New Roman" w:hAnsi="Times New Roman" w:cs="Times New Roman"/>
-              </w:rPr>
-              <w:t>QA / Test</w:t>
-            </w:r>
-          </w:p>
-        </w:tc>
-        <w:tc>
-          <w:tcPr>
-            <w:tcW w:w="2160" w:type="dxa"/>
-          </w:tcPr>
-          <w:p>
-            <w:pPr>
-              <w:cnfStyle w:val="000000100000" w:firstRow="0" w:lastRow="0" w:firstColumn="0" w:lastColumn="0" w:oddVBand="0" w:evenVBand="0" w:oddHBand="1" w:evenHBand="0" w:firstRowFirstColumn="0" w:firstRowLastColumn="0" w:lastRowFirstColumn="0" w:lastRowLastColumn="0"/>
-              <w:rPr>
-                <w:rFonts w:ascii="Times New Roman" w:hAnsi="Times New Roman" w:cs="Times New Roman"/>
-              </w:rPr>
-            </w:pPr>
-            <w:r>
-              <w:rPr>
-                <w:rFonts w:ascii="Times New Roman" w:hAnsi="Times New Roman" w:cs="Times New Roman"/>
-              </w:rPr>
-              <w:t>Test plan, acceptance-criteria verification, load testing</w:t>
+              <w:t>QA / Tester</w:t>
             </w:r>
           </w:p>
         </w:tc>
@@ -691,6 +626,7 @@
       <w:pPr>
         <w:rPr>
           <w:rFonts w:ascii="Times New Roman" w:hAnsi="Times New Roman" w:cs="Times New Roman"/>
+          <w:color w:val="000000" w:themeColor="text1"/>
         </w:rPr>
       </w:pPr>
     </w:p>
@@ -699,246 +635,482 @@
         <w:pStyle w:val="Heading2"/>
         <w:rPr>
           <w:rFonts w:ascii="Times New Roman" w:hAnsi="Times New Roman" w:cs="Times New Roman"/>
+          <w:color w:val="000000" w:themeColor="text1"/>
         </w:rPr>
       </w:pPr>
       <w:r>
         <w:rPr>
           <w:rFonts w:ascii="Times New Roman" w:eastAsia="Tahoma" w:hAnsi="Times New Roman" w:cs="Times New Roman"/>
-          <w:color w:val="1F2A44"/>
-        </w:rPr>
-        <w:t>4. Problem — three pains (from real interviews and staff shadowing)</w:t>
+          <w:color w:val="000000" w:themeColor="text1"/>
+        </w:rPr>
+        <w:t>Purpose</w:t>
       </w:r>
     </w:p>
     <w:p>
       <w:pPr>
-        <w:pStyle w:val="ListNumber"/>
         <w:rPr>
           <w:rFonts w:ascii="Times New Roman" w:hAnsi="Times New Roman" w:cs="Times New Roman"/>
+          <w:color w:val="000000" w:themeColor="text1"/>
         </w:rPr>
       </w:pPr>
       <w:r>
         <w:rPr>
           <w:rFonts w:ascii="Times New Roman" w:hAnsi="Times New Roman" w:cs="Times New Roman"/>
-          <w:b/>
-        </w:rPr>
-        <w:t>Identification failures</w:t>
-      </w:r>
-      <w:r>
-        <w:rPr>
-          <w:rFonts w:ascii="Times New Roman" w:hAnsi="Times New Roman" w:cs="Times New Roman"/>
-        </w:rPr>
-        <w:t xml:space="preserve"> — parcels routinely arrive with no visible room number; searching by name often fails because residents write nicknames on delivery labels that don't match official student records.</w:t>
+          <w:color w:val="000000" w:themeColor="text1"/>
+        </w:rPr>
+        <w:t>To replace the dormitory front desk's slow, error-prone Google Forms/Sheets parcel workflow with a web application that keeps parcel handling fast and accurate even during Flash Sale surges and gets each resident the right parcel the first time.</w:t>
       </w:r>
     </w:p>
     <w:p>
       <w:pPr>
-        <w:pStyle w:val="ListNumber"/>
+        <w:pStyle w:val="Heading2"/>
         <w:rPr>
           <w:rFonts w:ascii="Times New Roman" w:hAnsi="Times New Roman" w:cs="Times New Roman"/>
+          <w:color w:val="000000" w:themeColor="text1"/>
         </w:rPr>
       </w:pPr>
       <w:r>
         <w:rPr>
-          <w:rFonts w:ascii="Times New Roman" w:hAnsi="Times New Roman" w:cs="Times New Roman"/>
-          <w:b/>
-        </w:rPr>
-        <w:lastRenderedPageBreak/>
-        <w:t>System inefficiency</w:t>
-      </w:r>
-      <w:r>
-        <w:rPr>
-          <w:rFonts w:ascii="Times New Roman" w:hAnsi="Times New Roman" w:cs="Times New Roman"/>
-        </w:rPr>
-        <w:t xml:space="preserve"> — the current Google Forms/Sheets workflow slows to a crawl during busy hours, and breaks down further during Flash Sale surges (up to 1,024 parcels/day vs. a normal ~418/day).</w:t>
+          <w:rFonts w:ascii="Times New Roman" w:eastAsia="Tahoma" w:hAnsi="Times New Roman" w:cs="Times New Roman"/>
+          <w:color w:val="000000" w:themeColor="text1"/>
+        </w:rPr>
+        <w:t>Problem Statement</w:t>
       </w:r>
     </w:p>
     <w:p>
       <w:pPr>
-        <w:pStyle w:val="ListNumber"/>
         <w:rPr>
           <w:rFonts w:ascii="Times New Roman" w:hAnsi="Times New Roman" w:cs="Times New Roman"/>
+          <w:color w:val="000000" w:themeColor="text1"/>
         </w:rPr>
       </w:pPr>
       <w:r>
         <w:rPr>
           <w:rFonts w:ascii="Times New Roman" w:hAnsi="Times New Roman" w:cs="Times New Roman"/>
-          <w:b/>
-        </w:rPr>
-        <w:t>Slow check-out</w:t>
-      </w:r>
-      <w:r>
-        <w:rPr>
-          <w:rFonts w:ascii="Times New Roman" w:hAnsi="Times New Roman" w:cs="Times New Roman"/>
-        </w:rPr>
-        <w:t xml:space="preserve"> — the current Google Form only lets staff submit one parcel at a time, so a resident with several parcels — or a long line at the counter — waits far longer than necessary.</w:t>
+          <w:color w:val="000000" w:themeColor="text1"/>
+        </w:rPr>
+        <w:t>Baansoi5 Dormitory handles about 418 incoming and 418 outgoing parcels per day, surging to roughly 1,024 per day during Flash Sale periods. The current Google Forms/Sheets workflow slows to a crawl under this load. Parcels often arrive with no room number, and the names on labels are nicknames that don't match official student records, so staff cannot find the owner. Check-out is one parcel per form submission, so a resident with several parcels or a queue at the counter waits far longer than necessary. Room numbers are also written unclearly or swapped, sending parcels to the wrong resident.</w:t>
       </w:r>
     </w:p>
     <w:p>
       <w:pPr>
+        <w:pStyle w:val="Heading2"/>
         <w:rPr>
           <w:rFonts w:ascii="Times New Roman" w:hAnsi="Times New Roman" w:cs="Times New Roman"/>
+          <w:color w:val="000000" w:themeColor="text1"/>
         </w:rPr>
       </w:pPr>
       <w:r>
         <w:rPr>
-          <w:rFonts w:ascii="Times New Roman" w:hAnsi="Times New Roman" w:cs="Times New Roman"/>
-          <w:i/>
-        </w:rPr>
-        <w:t>Room-number swaps / misdelivery are real too, but are fundamentally human error the system can only nudge against (soft warning, backlog US-15), not fix — so they are not a headline pain here.</w:t>
+          <w:rFonts w:ascii="Times New Roman" w:eastAsia="Tahoma" w:hAnsi="Times New Roman" w:cs="Times New Roman"/>
+          <w:color w:val="000000" w:themeColor="text1"/>
+        </w:rPr>
+        <w:t>Objectives</w:t>
       </w:r>
     </w:p>
     <w:p>
       <w:pPr>
+        <w:pStyle w:val="ListBullet"/>
         <w:rPr>
           <w:rFonts w:ascii="Times New Roman" w:hAnsi="Times New Roman" w:cs="Times New Roman"/>
+          <w:color w:val="000000" w:themeColor="text1"/>
         </w:rPr>
       </w:pPr>
       <w:r>
         <w:rPr>
           <w:rFonts w:ascii="Times New Roman" w:hAnsi="Times New Roman" w:cs="Times New Roman"/>
-        </w:rPr>
-        <w:t>Evidence: see §8.</w:t>
+          <w:color w:val="000000" w:themeColor="text1"/>
+        </w:rPr>
+        <w:t>Make check-in and check-out faster and less dependent on searching and retyping.</w:t>
       </w:r>
     </w:p>
     <w:p>
       <w:pPr>
-        <w:pStyle w:val="Heading2"/>
+        <w:pStyle w:val="ListBullet"/>
         <w:rPr>
           <w:rFonts w:ascii="Times New Roman" w:hAnsi="Times New Roman" w:cs="Times New Roman"/>
+          <w:color w:val="000000" w:themeColor="text1"/>
         </w:rPr>
       </w:pPr>
       <w:r>
         <w:rPr>
-          <w:rFonts w:ascii="Times New Roman" w:eastAsia="Tahoma" w:hAnsi="Times New Roman" w:cs="Times New Roman"/>
-          <w:color w:val="1F2A44"/>
-        </w:rPr>
-        <w:t>5. Product direction &amp; core workflow</w:t>
+          <w:rFonts w:ascii="Times New Roman" w:hAnsi="Times New Roman" w:cs="Times New Roman"/>
+          <w:color w:val="000000" w:themeColor="text1"/>
+        </w:rPr>
+        <w:t>Enforce a valid room number at check-in so parcels can always be traced to a resident.</w:t>
       </w:r>
     </w:p>
     <w:p>
       <w:pPr>
+        <w:pStyle w:val="ListBullet"/>
         <w:rPr>
           <w:rFonts w:ascii="Times New Roman" w:hAnsi="Times New Roman" w:cs="Times New Roman"/>
+          <w:color w:val="000000" w:themeColor="text1"/>
         </w:rPr>
       </w:pPr>
       <w:r>
         <w:rPr>
           <w:rFonts w:ascii="Times New Roman" w:hAnsi="Times New Roman" w:cs="Times New Roman"/>
-        </w:rPr>
-        <w:t>Web app that validates room/resident against the official directory at check-in and supports bulk + selective check-out — the same flow staff use today. The Room Number identifies whose parcel it is; parcels are still physically shelved by building the way staff do today, but the app does not record a shelf/bin location (see §6).</w:t>
+          <w:color w:val="000000" w:themeColor="text1"/>
+        </w:rPr>
+        <w:t>Let staff check out all of a resident's pending parcels in one action.</w:t>
       </w:r>
     </w:p>
     <w:p>
       <w:pPr>
+        <w:pStyle w:val="ListBullet"/>
         <w:rPr>
           <w:rFonts w:ascii="Times New Roman" w:hAnsi="Times New Roman" w:cs="Times New Roman"/>
+          <w:color w:val="000000" w:themeColor="text1"/>
         </w:rPr>
       </w:pPr>
       <w:r>
         <w:rPr>
           <w:rFonts w:ascii="Times New Roman" w:hAnsi="Times New Roman" w:cs="Times New Roman"/>
-          <w:b/>
-        </w:rPr>
-        <w:t>One core workflow (must match every other artifact):</w:t>
+          <w:color w:val="000000" w:themeColor="text1"/>
+        </w:rPr>
+        <w:t>Keep the system fast and reliable during Flash Sale peak load.</w:t>
       </w:r>
     </w:p>
     <w:p>
       <w:pPr>
-        <w:pStyle w:val="IntenseQuote"/>
+        <w:pStyle w:val="ListBullet"/>
         <w:rPr>
           <w:rFonts w:ascii="Times New Roman" w:hAnsi="Times New Roman" w:cs="Times New Roman"/>
+          <w:color w:val="000000" w:themeColor="text1"/>
         </w:rPr>
       </w:pPr>
       <w:r>
         <w:rPr>
           <w:rFonts w:ascii="Times New Roman" w:hAnsi="Times New Roman" w:cs="Times New Roman"/>
-        </w:rPr>
-        <w:t>Scan → validate room/resident against the directory → shelve → notify (LINE, opt-in) → check out (bulk or selective).</w:t>
+          <w:color w:val="000000" w:themeColor="text1"/>
+        </w:rPr>
+        <w:t>Improve staff and resident satisfaction with the parcel process.</w:t>
       </w:r>
     </w:p>
     <w:p>
       <w:pPr>
+        <w:pStyle w:val="Heading2"/>
         <w:rPr>
           <w:rFonts w:ascii="Times New Roman" w:hAnsi="Times New Roman" w:cs="Times New Roman"/>
+          <w:color w:val="000000" w:themeColor="text1"/>
         </w:rPr>
       </w:pPr>
       <w:r>
         <w:rPr>
-          <w:rFonts w:ascii="Times New Roman" w:hAnsi="Times New Roman" w:cs="Times New Roman"/>
-          <w:i/>
-        </w:rPr>
-        <w:t>"Shelve" here is a physical staff action only — the app captures no storage location.</w:t>
+          <w:rFonts w:ascii="Times New Roman" w:eastAsia="Tahoma" w:hAnsi="Times New Roman" w:cs="Times New Roman"/>
+          <w:color w:val="000000" w:themeColor="text1"/>
+        </w:rPr>
+        <w:t>Scope</w:t>
       </w:r>
     </w:p>
     <w:p>
       <w:pPr>
-        <w:pStyle w:val="Heading2"/>
         <w:rPr>
           <w:rFonts w:ascii="Times New Roman" w:hAnsi="Times New Roman" w:cs="Times New Roman"/>
+          <w:color w:val="000000" w:themeColor="text1"/>
         </w:rPr>
       </w:pPr>
       <w:r>
         <w:rPr>
-          <w:rFonts w:ascii="Times New Roman" w:eastAsia="Tahoma" w:hAnsi="Times New Roman" w:cs="Times New Roman"/>
-          <w:color w:val="1F2A44"/>
-        </w:rPr>
-        <w:t>6. Scope</w:t>
+          <w:rFonts w:ascii="Times New Roman" w:hAnsi="Times New Roman" w:cs="Times New Roman"/>
+          <w:color w:val="000000" w:themeColor="text1"/>
+        </w:rPr>
+        <w:t>The project covers the dormitory front-desk parcel workflow check-in, check-out, search, and a daily status view for parcel staff across all 10 buildings and for student residents at Baansoi5 Dormitory. It replaces the current Google Forms/Sheets process with a dedicated web application.</w:t>
       </w:r>
     </w:p>
     <w:p>
       <w:pPr>
         <w:rPr>
           <w:rFonts w:ascii="Times New Roman" w:hAnsi="Times New Roman" w:cs="Times New Roman"/>
+          <w:color w:val="000000" w:themeColor="text1"/>
         </w:rPr>
       </w:pPr>
       <w:r>
         <w:rPr>
           <w:rFonts w:ascii="Times New Roman" w:hAnsi="Times New Roman" w:cs="Times New Roman"/>
           <w:b/>
-        </w:rPr>
-        <w:t>In scope (this build):</w:t>
+          <w:color w:val="000000" w:themeColor="text1"/>
+        </w:rPr>
+        <w:t>In scope:</w:t>
+      </w:r>
+      <w:r>
+        <w:rPr>
+          <w:rFonts w:ascii="Times New Roman" w:hAnsi="Times New Roman" w:cs="Times New Roman"/>
+          <w:color w:val="000000" w:themeColor="text1"/>
+        </w:rPr>
+        <w:t xml:space="preserve"> parcel check-in with a directory-validated room number; parcel check-out (bulk or selective); search by room number, tracking code, or resident name; a daily status dashboard; a read-only resident/room directory; an audit trail on every check-in and check-out; opt-in LINE notification on check-in.</w:t>
       </w:r>
     </w:p>
     <w:p>
       <w:pPr>
-        <w:pStyle w:val="ListBullet"/>
         <w:rPr>
           <w:rFonts w:ascii="Times New Roman" w:hAnsi="Times New Roman" w:cs="Times New Roman"/>
+          <w:color w:val="000000" w:themeColor="text1"/>
         </w:rPr>
       </w:pPr>
       <w:r>
         <w:rPr>
           <w:rFonts w:ascii="Times New Roman" w:hAnsi="Times New Roman" w:cs="Times New Roman"/>
           <w:b/>
-        </w:rPr>
-        <w:t>Parcel check-in</w:t>
+          <w:color w:val="000000" w:themeColor="text1"/>
+        </w:rPr>
+        <w:lastRenderedPageBreak/>
+        <w:t>Out of scope:</w:t>
       </w:r>
       <w:r>
         <w:rPr>
           <w:rFonts w:ascii="Times New Roman" w:hAnsi="Times New Roman" w:cs="Times New Roman"/>
-        </w:rPr>
-        <w:t xml:space="preserve"> — scan or type the tracking number, then select/validate the room via the resident directory (autocomplete/dropdown, never free-text)</w:t>
+          <w:color w:val="000000" w:themeColor="text1"/>
+        </w:rPr>
+        <w:t xml:space="preserve"> storage-location (shelf/bin) tracking; handwriting OCR of labels; nickname-to-legal-name AI matching; a mobile app (web only); direct courier-API integration; any identity check or digital signature at pickup; resident self-service check-out.</w:t>
       </w:r>
     </w:p>
     <w:p>
       <w:pPr>
-        <w:pStyle w:val="ListBullet"/>
+        <w:pStyle w:val="Heading2"/>
         <w:rPr>
           <w:rFonts w:ascii="Times New Roman" w:hAnsi="Times New Roman" w:cs="Times New Roman"/>
+          <w:color w:val="000000" w:themeColor="text1"/>
+        </w:rPr>
+      </w:pPr>
+      <w:r>
+        <w:rPr>
+          <w:rFonts w:ascii="Times New Roman" w:eastAsia="Tahoma" w:hAnsi="Times New Roman" w:cs="Times New Roman"/>
+          <w:color w:val="000000" w:themeColor="text1"/>
+        </w:rPr>
+        <w:t>Target Users / Stakeholders</w:t>
+      </w:r>
+    </w:p>
+    <w:p>
+      <w:pPr>
+        <w:rPr>
+          <w:rFonts w:ascii="Times New Roman" w:hAnsi="Times New Roman" w:cs="Times New Roman"/>
+          <w:color w:val="000000" w:themeColor="text1"/>
         </w:rPr>
       </w:pPr>
       <w:r>
         <w:rPr>
           <w:rFonts w:ascii="Times New Roman" w:hAnsi="Times New Roman" w:cs="Times New Roman"/>
           <w:b/>
+          <w:color w:val="000000" w:themeColor="text1"/>
+        </w:rPr>
+        <w:t>Target Users</w:t>
+      </w:r>
+    </w:p>
+    <w:p>
+      <w:pPr>
+        <w:pStyle w:val="ListBullet"/>
+        <w:rPr>
+          <w:rFonts w:ascii="Times New Roman" w:hAnsi="Times New Roman" w:cs="Times New Roman"/>
+          <w:color w:val="000000" w:themeColor="text1"/>
+        </w:rPr>
+      </w:pPr>
+      <w:r>
+        <w:rPr>
+          <w:rFonts w:ascii="Times New Roman" w:hAnsi="Times New Roman" w:cs="Times New Roman"/>
+          <w:color w:val="000000" w:themeColor="text1"/>
+        </w:rPr>
+        <w:t>Dormitory parcel staff (one operator role across all 10 buildings)</w:t>
+      </w:r>
+    </w:p>
+    <w:p>
+      <w:pPr>
+        <w:pStyle w:val="ListBullet"/>
+        <w:rPr>
+          <w:rFonts w:ascii="Times New Roman" w:hAnsi="Times New Roman" w:cs="Times New Roman"/>
+          <w:color w:val="000000" w:themeColor="text1"/>
+        </w:rPr>
+      </w:pPr>
+      <w:r>
+        <w:rPr>
+          <w:rFonts w:ascii="Times New Roman" w:hAnsi="Times New Roman" w:cs="Times New Roman"/>
+          <w:color w:val="000000" w:themeColor="text1"/>
+        </w:rPr>
+        <w:t>Student residents</w:t>
+      </w:r>
+    </w:p>
+    <w:p>
+      <w:pPr>
+        <w:rPr>
+          <w:rFonts w:ascii="Times New Roman" w:hAnsi="Times New Roman" w:cs="Times New Roman"/>
+          <w:color w:val="000000" w:themeColor="text1"/>
+        </w:rPr>
+      </w:pPr>
+      <w:r>
+        <w:rPr>
+          <w:rFonts w:ascii="Times New Roman" w:hAnsi="Times New Roman" w:cs="Times New Roman"/>
+          <w:b/>
+          <w:color w:val="000000" w:themeColor="text1"/>
+        </w:rPr>
+        <w:t>Stakeholders</w:t>
+      </w:r>
+    </w:p>
+    <w:p>
+      <w:pPr>
+        <w:pStyle w:val="ListBullet"/>
+        <w:rPr>
+          <w:rFonts w:ascii="Times New Roman" w:hAnsi="Times New Roman" w:cs="Times New Roman"/>
+          <w:color w:val="000000" w:themeColor="text1"/>
+        </w:rPr>
+      </w:pPr>
+      <w:r>
+        <w:rPr>
+          <w:rFonts w:ascii="Times New Roman" w:hAnsi="Times New Roman" w:cs="Times New Roman"/>
+          <w:color w:val="000000" w:themeColor="text1"/>
+        </w:rPr>
+        <w:t>Baansoi5 Dormitory management / owner</w:t>
+      </w:r>
+    </w:p>
+    <w:p>
+      <w:pPr>
+        <w:pStyle w:val="ListBullet"/>
+        <w:rPr>
+          <w:rFonts w:ascii="Times New Roman" w:hAnsi="Times New Roman" w:cs="Times New Roman"/>
+          <w:color w:val="000000" w:themeColor="text1"/>
+        </w:rPr>
+      </w:pPr>
+      <w:r>
+        <w:rPr>
+          <w:rFonts w:ascii="Times New Roman" w:hAnsi="Times New Roman" w:cs="Times New Roman"/>
+          <w:color w:val="000000" w:themeColor="text1"/>
+        </w:rPr>
+        <w:t>Dormitory parcel staff</w:t>
+      </w:r>
+    </w:p>
+    <w:p>
+      <w:pPr>
+        <w:pStyle w:val="ListBullet"/>
+        <w:rPr>
+          <w:rFonts w:ascii="Times New Roman" w:hAnsi="Times New Roman" w:cs="Times New Roman"/>
+          <w:color w:val="000000" w:themeColor="text1"/>
+        </w:rPr>
+      </w:pPr>
+      <w:r>
+        <w:rPr>
+          <w:rFonts w:ascii="Times New Roman" w:hAnsi="Times New Roman" w:cs="Times New Roman"/>
+          <w:color w:val="000000" w:themeColor="text1"/>
+        </w:rPr>
+        <w:t>Student residents</w:t>
+      </w:r>
+    </w:p>
+    <w:p>
+      <w:pPr>
+        <w:pStyle w:val="Heading2"/>
+        <w:rPr>
+          <w:rFonts w:ascii="Times New Roman" w:hAnsi="Times New Roman" w:cs="Times New Roman"/>
+          <w:color w:val="000000" w:themeColor="text1"/>
+        </w:rPr>
+      </w:pPr>
+      <w:r>
+        <w:rPr>
+          <w:rFonts w:ascii="Times New Roman" w:eastAsia="Tahoma" w:hAnsi="Times New Roman" w:cs="Times New Roman"/>
+          <w:color w:val="000000" w:themeColor="text1"/>
+        </w:rPr>
+        <w:t>Proposed Solution</w:t>
+      </w:r>
+    </w:p>
+    <w:p>
+      <w:pPr>
+        <w:rPr>
+          <w:rFonts w:ascii="Times New Roman" w:hAnsi="Times New Roman" w:cs="Times New Roman"/>
+          <w:color w:val="000000" w:themeColor="text1"/>
+        </w:rPr>
+      </w:pPr>
+      <w:r>
+        <w:rPr>
+          <w:rFonts w:ascii="Times New Roman" w:hAnsi="Times New Roman" w:cs="Times New Roman"/>
+          <w:color w:val="000000" w:themeColor="text1"/>
+        </w:rPr>
+        <w:t>Develop a three-tier web application — React front end, Go/Gin API, PostgreSQL database. Staff scan a parcel's tracking barcode, choose the resident's room number from a directory-validated dropdown, and the parcel is recorded. At pickup, staff search by room number and either check out all pending parcels in one action or select individual items. A dashboard shows the day's received / picked up / pending counts, and every check-in and check-out is logged with staff ID and timestamp. Any AI-assisted step (such as future label OCR) always requires human confirmation, and the workflow keeps working if that service is unavailable.</w:t>
+      </w:r>
+    </w:p>
+    <w:p>
+      <w:pPr>
+        <w:pStyle w:val="Heading2"/>
+        <w:rPr>
+          <w:rFonts w:ascii="Times New Roman" w:hAnsi="Times New Roman" w:cs="Times New Roman"/>
+          <w:color w:val="000000" w:themeColor="text1"/>
+        </w:rPr>
+      </w:pPr>
+      <w:r>
+        <w:rPr>
+          <w:rFonts w:ascii="Times New Roman" w:eastAsia="Tahoma" w:hAnsi="Times New Roman" w:cs="Times New Roman"/>
+          <w:color w:val="000000" w:themeColor="text1"/>
+        </w:rPr>
+        <w:t>Key Features</w:t>
+      </w:r>
+    </w:p>
+    <w:p>
+      <w:pPr>
+        <w:pStyle w:val="ListBullet"/>
+        <w:rPr>
+          <w:rFonts w:ascii="Times New Roman" w:hAnsi="Times New Roman" w:cs="Times New Roman"/>
+          <w:color w:val="000000" w:themeColor="text1"/>
+        </w:rPr>
+      </w:pPr>
+      <w:r>
+        <w:rPr>
+          <w:rFonts w:ascii="Times New Roman" w:hAnsi="Times New Roman" w:cs="Times New Roman"/>
+          <w:b/>
+          <w:color w:val="000000" w:themeColor="text1"/>
+        </w:rPr>
+        <w:t>Barcode check-in</w:t>
+      </w:r>
+      <w:r>
+        <w:rPr>
+          <w:rFonts w:ascii="Times New Roman" w:hAnsi="Times New Roman" w:cs="Times New Roman"/>
+          <w:color w:val="000000" w:themeColor="text1"/>
+        </w:rPr>
+        <w:t xml:space="preserve"> — scan or type the tracking code, then select a room number validated against the resident directory (dropdown/autocomplete, never free-text)</w:t>
+      </w:r>
+    </w:p>
+    <w:p>
+      <w:pPr>
+        <w:pStyle w:val="ListBullet"/>
+        <w:rPr>
+          <w:rFonts w:ascii="Times New Roman" w:hAnsi="Times New Roman" w:cs="Times New Roman"/>
+          <w:color w:val="000000" w:themeColor="text1"/>
+        </w:rPr>
+      </w:pPr>
+      <w:r>
+        <w:rPr>
+          <w:rFonts w:ascii="Times New Roman" w:hAnsi="Times New Roman" w:cs="Times New Roman"/>
+          <w:b/>
+          <w:color w:val="000000" w:themeColor="text1"/>
+        </w:rPr>
+        <w:t>Parcel check-out</w:t>
+      </w:r>
+      <w:r>
+        <w:rPr>
+          <w:rFonts w:ascii="Times New Roman" w:hAnsi="Times New Roman" w:cs="Times New Roman"/>
+          <w:color w:val="000000" w:themeColor="text1"/>
+        </w:rPr>
+        <w:t xml:space="preserve"> — check out every pending parcel for a room in one action, or select individual items</w:t>
+      </w:r>
+    </w:p>
+    <w:p>
+      <w:pPr>
+        <w:pStyle w:val="ListBullet"/>
+        <w:rPr>
+          <w:rFonts w:ascii="Times New Roman" w:hAnsi="Times New Roman" w:cs="Times New Roman"/>
+          <w:color w:val="000000" w:themeColor="text1"/>
+        </w:rPr>
+      </w:pPr>
+      <w:r>
+        <w:rPr>
+          <w:rFonts w:ascii="Times New Roman" w:hAnsi="Times New Roman" w:cs="Times New Roman"/>
+          <w:b/>
+          <w:color w:val="000000" w:themeColor="text1"/>
         </w:rPr>
         <w:t>Search &amp; lookup</w:t>
       </w:r>
       <w:r>
         <w:rPr>
           <w:rFonts w:ascii="Times New Roman" w:hAnsi="Times New Roman" w:cs="Times New Roman"/>
-        </w:rPr>
-        <w:t xml:space="preserve"> — by room number, tracking code, or resident name/nickname (plain text, no AI ranking)</w:t>
+          <w:color w:val="000000" w:themeColor="text1"/>
+        </w:rPr>
+        <w:t xml:space="preserve"> — by room number, tracking code, or resident name/nickname; fast under concurrent load</w:t>
       </w:r>
     </w:p>
     <w:p>
@@ -946,20 +1118,23 @@
         <w:pStyle w:val="ListBullet"/>
         <w:rPr>
           <w:rFonts w:ascii="Times New Roman" w:hAnsi="Times New Roman" w:cs="Times New Roman"/>
+          <w:color w:val="000000" w:themeColor="text1"/>
         </w:rPr>
       </w:pPr>
       <w:r>
         <w:rPr>
           <w:rFonts w:ascii="Times New Roman" w:hAnsi="Times New Roman" w:cs="Times New Roman"/>
           <w:b/>
-        </w:rPr>
-        <w:t>Unmatched-parcel review queue</w:t>
+          <w:color w:val="000000" w:themeColor="text1"/>
+        </w:rPr>
+        <w:t>Daily status dashboard</w:t>
       </w:r>
       <w:r>
         <w:rPr>
           <w:rFonts w:ascii="Times New Roman" w:hAnsi="Times New Roman" w:cs="Times New Roman"/>
-        </w:rPr>
-        <w:t>, tagged by reason</w:t>
+          <w:color w:val="000000" w:themeColor="text1"/>
+        </w:rPr>
+        <w:t xml:space="preserve"> — received / picked up / pending counts for the day</w:t>
       </w:r>
     </w:p>
     <w:p>
@@ -967,20 +1142,23 @@
         <w:pStyle w:val="ListBullet"/>
         <w:rPr>
           <w:rFonts w:ascii="Times New Roman" w:hAnsi="Times New Roman" w:cs="Times New Roman"/>
+          <w:color w:val="000000" w:themeColor="text1"/>
         </w:rPr>
       </w:pPr>
       <w:r>
         <w:rPr>
           <w:rFonts w:ascii="Times New Roman" w:hAnsi="Times New Roman" w:cs="Times New Roman"/>
           <w:b/>
-        </w:rPr>
-        <w:t>Check-out</w:t>
+          <w:color w:val="000000" w:themeColor="text1"/>
+        </w:rPr>
+        <w:t>Read-only resident/room directory</w:t>
       </w:r>
       <w:r>
         <w:rPr>
           <w:rFonts w:ascii="Times New Roman" w:hAnsi="Times New Roman" w:cs="Times New Roman"/>
-        </w:rPr>
-        <w:t xml:space="preserve"> — bulk (all open parcels for a room) or selective (one at a time); both paths always available</w:t>
+          <w:color w:val="000000" w:themeColor="text1"/>
+        </w:rPr>
+        <w:t xml:space="preserve"> reference</w:t>
       </w:r>
     </w:p>
     <w:p>
@@ -988,20 +1166,23 @@
         <w:pStyle w:val="ListBullet"/>
         <w:rPr>
           <w:rFonts w:ascii="Times New Roman" w:hAnsi="Times New Roman" w:cs="Times New Roman"/>
+          <w:color w:val="000000" w:themeColor="text1"/>
         </w:rPr>
       </w:pPr>
       <w:r>
         <w:rPr>
           <w:rFonts w:ascii="Times New Roman" w:hAnsi="Times New Roman" w:cs="Times New Roman"/>
           <w:b/>
-        </w:rPr>
-        <w:t>LINE notification on check-in</w:t>
+          <w:color w:val="000000" w:themeColor="text1"/>
+        </w:rPr>
+        <w:t>Audit trail</w:t>
       </w:r>
       <w:r>
         <w:rPr>
           <w:rFonts w:ascii="Times New Roman" w:hAnsi="Times New Roman" w:cs="Times New Roman"/>
-        </w:rPr>
-        <w:t xml:space="preserve"> — opt-in, staff-confirmed link only</w:t>
+          <w:color w:val="000000" w:themeColor="text1"/>
+        </w:rPr>
+        <w:t xml:space="preserve"> — every check-in and check-out records staff ID + timestamp (append-only)</w:t>
       </w:r>
     </w:p>
     <w:p>
@@ -1009,34 +1190,39 @@
         <w:pStyle w:val="ListBullet"/>
         <w:rPr>
           <w:rFonts w:ascii="Times New Roman" w:hAnsi="Times New Roman" w:cs="Times New Roman"/>
+          <w:color w:val="000000" w:themeColor="text1"/>
         </w:rPr>
       </w:pPr>
       <w:r>
         <w:rPr>
           <w:rFonts w:ascii="Times New Roman" w:hAnsi="Times New Roman" w:cs="Times New Roman"/>
           <w:b/>
-        </w:rPr>
-        <w:t>Legal/compliance logging</w:t>
+          <w:color w:val="000000" w:themeColor="text1"/>
+        </w:rPr>
+        <w:t>Opt-in LINE notification</w:t>
       </w:r>
       <w:r>
         <w:rPr>
           <w:rFonts w:ascii="Times New Roman" w:hAnsi="Times New Roman" w:cs="Times New Roman"/>
-        </w:rPr>
-        <w:t xml:space="preserve"> + AI-ethics safeguards (human confirmation, graceful degradation)</w:t>
+          <w:color w:val="000000" w:themeColor="text1"/>
+        </w:rPr>
+        <w:t xml:space="preserve"> on check-in (staff-confirmed link only)</w:t>
       </w:r>
     </w:p>
     <w:p>
       <w:pPr>
+        <w:pStyle w:val="Heading2"/>
         <w:rPr>
           <w:rFonts w:ascii="Times New Roman" w:hAnsi="Times New Roman" w:cs="Times New Roman"/>
+          <w:color w:val="000000" w:themeColor="text1"/>
         </w:rPr>
       </w:pPr>
       <w:r>
         <w:rPr>
-          <w:rFonts w:ascii="Times New Roman" w:hAnsi="Times New Roman" w:cs="Times New Roman"/>
-          <w:b/>
-        </w:rPr>
-        <w:t>Out of scope (this build):</w:t>
+          <w:rFonts w:ascii="Times New Roman" w:eastAsia="Tahoma" w:hAnsi="Times New Roman" w:cs="Times New Roman"/>
+          <w:color w:val="000000" w:themeColor="text1"/>
+        </w:rPr>
+        <w:t>Success Criteria / KPIs</w:t>
       </w:r>
     </w:p>
     <w:p>
@@ -1044,20 +1230,15 @@
         <w:pStyle w:val="ListBullet"/>
         <w:rPr>
           <w:rFonts w:ascii="Times New Roman" w:hAnsi="Times New Roman" w:cs="Times New Roman"/>
+          <w:color w:val="000000" w:themeColor="text1"/>
         </w:rPr>
       </w:pPr>
       <w:r>
         <w:rPr>
           <w:rFonts w:ascii="Times New Roman" w:hAnsi="Times New Roman" w:cs="Times New Roman"/>
-          <w:b/>
-        </w:rPr>
-        <w:t>Storage-location tracking (shelf/bin)</w:t>
-      </w:r>
-      <w:r>
-        <w:rPr>
-          <w:rFonts w:ascii="Times New Roman" w:hAnsi="Times New Roman" w:cs="Times New Roman"/>
-        </w:rPr>
-        <w:t xml:space="preserve"> — staff shelve parcels physically by building as they do today; the Room Number already identifies the owner and fetching is a manual step, so the app records no storage location</w:t>
+          <w:color w:val="000000" w:themeColor="text1"/>
+        </w:rPr>
+        <w:t>Reduced search/retrieval time per parcel compared with the current Google Sheets process.</w:t>
       </w:r>
     </w:p>
     <w:p>
@@ -1065,13 +1246,15 @@
         <w:pStyle w:val="ListBullet"/>
         <w:rPr>
           <w:rFonts w:ascii="Times New Roman" w:hAnsi="Times New Roman" w:cs="Times New Roman"/>
+          <w:color w:val="000000" w:themeColor="text1"/>
         </w:rPr>
       </w:pPr>
       <w:r>
         <w:rPr>
           <w:rFonts w:ascii="Times New Roman" w:hAnsi="Times New Roman" w:cs="Times New Roman"/>
-        </w:rPr>
-        <w:t>Handwriting OCR of labels — deferred (backlog US-03)</w:t>
+          <w:color w:val="000000" w:themeColor="text1"/>
+        </w:rPr>
+        <w:t>Reduced check-out time per resident with multiple parcels (one digital action, not one form per parcel).</w:t>
       </w:r>
     </w:p>
     <w:p>
@@ -1079,13 +1262,15 @@
         <w:pStyle w:val="ListBullet"/>
         <w:rPr>
           <w:rFonts w:ascii="Times New Roman" w:hAnsi="Times New Roman" w:cs="Times New Roman"/>
+          <w:color w:val="000000" w:themeColor="text1"/>
         </w:rPr>
       </w:pPr>
       <w:r>
         <w:rPr>
           <w:rFonts w:ascii="Times New Roman" w:hAnsi="Times New Roman" w:cs="Times New Roman"/>
-        </w:rPr>
-        <w:t>Nickname→legal-name fuzzy / AI-ranked matching</w:t>
+          <w:color w:val="000000" w:themeColor="text1"/>
+        </w:rPr>
+        <w:t>No measurable slowdown at the Flash Sale peak of ~1,024 parcels/day.</w:t>
       </w:r>
     </w:p>
     <w:p>
@@ -1093,13 +1278,15 @@
         <w:pStyle w:val="ListBullet"/>
         <w:rPr>
           <w:rFonts w:ascii="Times New Roman" w:hAnsi="Times New Roman" w:cs="Times New Roman"/>
+          <w:color w:val="000000" w:themeColor="text1"/>
         </w:rPr>
       </w:pPr>
       <w:r>
         <w:rPr>
           <w:rFonts w:ascii="Times New Roman" w:hAnsi="Times New Roman" w:cs="Times New Roman"/>
-        </w:rPr>
-        <w:t>Mobile app — web only</w:t>
+          <w:color w:val="000000" w:themeColor="text1"/>
+        </w:rPr>
+        <w:t>Fewer misdelivered parcels, from enforced room-number validation at check-in.</w:t>
       </w:r>
     </w:p>
     <w:p>
@@ -1107,731 +1294,37 @@
         <w:pStyle w:val="ListBullet"/>
         <w:rPr>
           <w:rFonts w:ascii="Times New Roman" w:hAnsi="Times New Roman" w:cs="Times New Roman"/>
+          <w:color w:val="000000" w:themeColor="text1"/>
         </w:rPr>
       </w:pPr>
       <w:r>
         <w:rPr>
           <w:rFonts w:ascii="Times New Roman" w:hAnsi="Times New Roman" w:cs="Times New Roman"/>
-        </w:rPr>
-        <w:t>Direct courier-API tracking integration — so the "courier says delivered, staff haven't keyed it in yet" gap stays open by design</w:t>
+          <w:color w:val="000000" w:themeColor="text1"/>
+        </w:rPr>
+        <w:t>Improved staff and resident satisfaction, measured before vs. after implementation.</w:t>
       </w:r>
     </w:p>
     <w:p>
       <w:pPr>
-        <w:pStyle w:val="ListBullet"/>
+        <w:pStyle w:val="Heading2"/>
         <w:rPr>
           <w:rFonts w:ascii="Times New Roman" w:hAnsi="Times New Roman" w:cs="Times New Roman"/>
+          <w:color w:val="000000" w:themeColor="text1"/>
         </w:rPr>
       </w:pPr>
       <w:r>
         <w:rPr>
-          <w:rFonts w:ascii="Times New Roman" w:hAnsi="Times New Roman" w:cs="Times New Roman"/>
+          <w:rFonts w:ascii="Times New Roman" w:eastAsia="Tahoma" w:hAnsi="Times New Roman" w:cs="Times New Roman"/>
+          <w:color w:val="000000" w:themeColor="text1"/>
         </w:rPr>
         <w:lastRenderedPageBreak/>
-        <w:t>Any identity check or digital signature at pickup — the paper logbook stays a separate, unchanged process</w:t>
-      </w:r>
-    </w:p>
-    <w:p>
-      <w:pPr>
-        <w:pStyle w:val="ListBullet"/>
-        <w:rPr>
-          <w:rFonts w:ascii="Times New Roman" w:hAnsi="Times New Roman" w:cs="Times New Roman"/>
-        </w:rPr>
-      </w:pPr>
-      <w:r>
-        <w:rPr>
-          <w:rFonts w:ascii="Times New Roman" w:hAnsi="Times New Roman" w:cs="Times New Roman"/>
-        </w:rPr>
-        <w:t>Resident self-service checkout — raised in interviews, noted as a future-version idea</w:t>
-      </w:r>
-    </w:p>
-    <w:p>
-      <w:pPr>
-        <w:rPr>
-          <w:rFonts w:ascii="Times New Roman" w:hAnsi="Times New Roman" w:cs="Times New Roman"/>
-        </w:rPr>
-      </w:pPr>
-      <w:r>
-        <w:rPr>
-          <w:rFonts w:ascii="Times New Roman" w:hAnsi="Times New Roman" w:cs="Times New Roman"/>
-        </w:rPr>
-        <w:t>New requests outside this list go to the backlog's scope-creep parking lot and through advisor review — they are not built.</w:t>
-      </w:r>
-    </w:p>
-    <w:p>
-      <w:pPr>
-        <w:pStyle w:val="Heading2"/>
-        <w:rPr>
-          <w:rFonts w:ascii="Times New Roman" w:hAnsi="Times New Roman" w:cs="Times New Roman"/>
-        </w:rPr>
-      </w:pPr>
-      <w:r>
-        <w:rPr>
-          <w:rFonts w:ascii="Times New Roman" w:eastAsia="Tahoma" w:hAnsi="Times New Roman" w:cs="Times New Roman"/>
-          <w:color w:val="1F2A44"/>
-        </w:rPr>
-        <w:t>7. Target users &amp; stakeholders</w:t>
-      </w:r>
-    </w:p>
-    <w:p>
-      <w:pPr>
-        <w:rPr>
-          <w:rFonts w:ascii="Times New Roman" w:hAnsi="Times New Roman" w:cs="Times New Roman"/>
-        </w:rPr>
-      </w:pPr>
-      <w:r>
-        <w:rPr>
-          <w:rFonts w:ascii="Times New Roman" w:hAnsi="Times New Roman" w:cs="Times New Roman"/>
-          <w:b/>
-        </w:rPr>
-        <w:t>Primary users:</w:t>
-      </w:r>
-      <w:r>
-        <w:rPr>
-          <w:rFonts w:ascii="Times New Roman" w:hAnsi="Times New Roman" w:cs="Times New Roman"/>
-        </w:rPr>
-        <w:t xml:space="preserve"> dormitory parcel staff (one operator role across 10 buildings); student residents (receive parcels; optional LINE opt-in; not authenticated at pickup).</w:t>
-      </w:r>
-    </w:p>
-    <w:p>
-      <w:pPr>
-        <w:rPr>
-          <w:rFonts w:ascii="Times New Roman" w:hAnsi="Times New Roman" w:cs="Times New Roman"/>
-        </w:rPr>
-      </w:pPr>
-      <w:r>
-        <w:rPr>
-          <w:rFonts w:ascii="Times New Roman" w:hAnsi="Times New Roman" w:cs="Times New Roman"/>
-          <w:b/>
-        </w:rPr>
-        <w:t>Where to find them:</w:t>
-      </w:r>
-      <w:r>
-        <w:rPr>
-          <w:rFonts w:ascii="Times New Roman" w:hAnsi="Times New Roman" w:cs="Times New Roman"/>
-        </w:rPr>
-        <w:t xml:space="preserve"> Baansoi5 Dormitory — parcel counters (peak + quiet hours), resident common areas.</w:t>
-      </w:r>
-    </w:p>
-    <w:p>
-      <w:pPr>
-        <w:rPr>
-          <w:rFonts w:ascii="Times New Roman" w:hAnsi="Times New Roman" w:cs="Times New Roman"/>
-        </w:rPr>
-      </w:pPr>
-      <w:r>
-        <w:rPr>
-          <w:rFonts w:ascii="Times New Roman" w:hAnsi="Times New Roman" w:cs="Times New Roman"/>
-          <w:b/>
-        </w:rPr>
-        <w:t>Stakeholders:</w:t>
-      </w:r>
-      <w:r>
-        <w:rPr>
-          <w:rFonts w:ascii="Times New Roman" w:hAnsi="Times New Roman" w:cs="Times New Roman"/>
-        </w:rPr>
-        <w:t xml:space="preserve"> course advisor (gate reviewer); Baansoi5 Dormitory management; parcel staff — </w:t>
-      </w:r>
-      <w:r>
-        <w:rPr>
-          <w:rFonts w:ascii="Angsana New" w:hAnsi="Angsana New" w:cs="Angsana New"/>
-        </w:rPr>
-        <w:t>ธเนศ</w:t>
-      </w:r>
-      <w:r>
-        <w:rPr>
-          <w:rFonts w:ascii="Times New Roman" w:hAnsi="Times New Roman" w:cs="Times New Roman"/>
-        </w:rPr>
-        <w:t xml:space="preserve"> (primary source), </w:t>
-      </w:r>
-      <w:r>
-        <w:rPr>
-          <w:rFonts w:ascii="Angsana New" w:hAnsi="Angsana New" w:cs="Angsana New"/>
-        </w:rPr>
-        <w:t>แมน</w:t>
-      </w:r>
-      <w:r>
-        <w:rPr>
-          <w:rFonts w:ascii="Times New Roman" w:hAnsi="Times New Roman" w:cs="Times New Roman"/>
-        </w:rPr>
-        <w:t xml:space="preserve">, </w:t>
-      </w:r>
-      <w:r>
-        <w:rPr>
-          <w:rFonts w:ascii="Angsana New" w:hAnsi="Angsana New" w:cs="Angsana New"/>
-        </w:rPr>
-        <w:t>แดง</w:t>
-      </w:r>
-      <w:r>
-        <w:rPr>
-          <w:rFonts w:ascii="Times New Roman" w:hAnsi="Times New Roman" w:cs="Times New Roman"/>
-        </w:rPr>
-        <w:t xml:space="preserve">, </w:t>
-      </w:r>
-      <w:r>
-        <w:rPr>
-          <w:rFonts w:ascii="Angsana New" w:hAnsi="Angsana New" w:cs="Angsana New"/>
-        </w:rPr>
-        <w:t>ต่าย</w:t>
-      </w:r>
-      <w:r>
-        <w:rPr>
-          <w:rFonts w:ascii="Times New Roman" w:hAnsi="Times New Roman" w:cs="Times New Roman"/>
-        </w:rPr>
-        <w:t xml:space="preserve">, </w:t>
-      </w:r>
-      <w:r>
-        <w:rPr>
-          <w:rFonts w:ascii="Angsana New" w:hAnsi="Angsana New" w:cs="Angsana New"/>
-        </w:rPr>
-        <w:t>เตย</w:t>
-      </w:r>
-      <w:r>
-        <w:rPr>
-          <w:rFonts w:ascii="Times New Roman" w:hAnsi="Times New Roman" w:cs="Times New Roman"/>
-        </w:rPr>
-        <w:t xml:space="preserve">, and </w:t>
-      </w:r>
-      <w:r>
-        <w:rPr>
-          <w:rFonts w:ascii="Angsana New" w:hAnsi="Angsana New" w:cs="Angsana New"/>
-        </w:rPr>
-        <w:t>ปลาดาว</w:t>
-      </w:r>
-      <w:r>
-        <w:rPr>
-          <w:rFonts w:ascii="Times New Roman" w:hAnsi="Times New Roman" w:cs="Times New Roman"/>
-        </w:rPr>
-        <w:t xml:space="preserve"> (part-time); </w:t>
-      </w:r>
-      <w:r>
-        <w:rPr>
-          <w:rFonts w:ascii="Angsana New" w:hAnsi="Angsana New" w:cs="Angsana New"/>
-        </w:rPr>
-        <w:t>แดง</w:t>
-      </w:r>
-      <w:r>
-        <w:rPr>
-          <w:rFonts w:ascii="Times New Roman" w:hAnsi="Times New Roman" w:cs="Times New Roman"/>
-        </w:rPr>
-        <w:t xml:space="preserve"> additionally as the data gatekeeper (see §11, R2).</w:t>
-      </w:r>
-    </w:p>
-    <w:p>
-      <w:pPr>
-        <w:pStyle w:val="Heading2"/>
-        <w:rPr>
-          <w:rFonts w:ascii="Times New Roman" w:hAnsi="Times New Roman" w:cs="Times New Roman"/>
-        </w:rPr>
-      </w:pPr>
-      <w:r>
-        <w:rPr>
-          <w:rFonts w:ascii="Times New Roman" w:eastAsia="Tahoma" w:hAnsi="Times New Roman" w:cs="Times New Roman"/>
-          <w:color w:val="1F2A44"/>
-        </w:rPr>
-        <w:t>8. Evidence log &amp; interview plan</w:t>
-      </w:r>
-    </w:p>
-    <w:p>
-      <w:pPr>
-        <w:rPr>
-          <w:rFonts w:ascii="Times New Roman" w:hAnsi="Times New Roman" w:cs="Times New Roman"/>
-        </w:rPr>
-      </w:pPr>
-      <w:r>
-        <w:rPr>
-          <w:rFonts w:ascii="Times New Roman" w:hAnsi="Times New Roman" w:cs="Times New Roman"/>
-          <w:b/>
-        </w:rPr>
-        <w:t>Gate requirement:</w:t>
-      </w:r>
-      <w:r>
-        <w:rPr>
-          <w:rFonts w:ascii="Times New Roman" w:hAnsi="Times New Roman" w:cs="Times New Roman"/>
-        </w:rPr>
-        <w:t xml:space="preserve"> ≥5 real users. </w:t>
-      </w:r>
-      <w:r>
-        <w:rPr>
-          <w:rFonts w:ascii="Times New Roman" w:hAnsi="Times New Roman" w:cs="Times New Roman"/>
-          <w:b/>
-        </w:rPr>
-        <w:t>Team stretch target:</w:t>
-      </w:r>
-      <w:r>
-        <w:rPr>
-          <w:rFonts w:ascii="Times New Roman" w:hAnsi="Times New Roman" w:cs="Times New Roman"/>
-        </w:rPr>
-        <w:t xml:space="preserve"> ≥15. </w:t>
-      </w:r>
-      <w:r>
-        <w:rPr>
-          <w:rFonts w:ascii="Times New Roman" w:hAnsi="Times New Roman" w:cs="Times New Roman"/>
-          <w:b/>
-        </w:rPr>
-        <w:t>Collected: 15</w:t>
-      </w:r>
-      <w:r>
-        <w:rPr>
-          <w:rFonts w:ascii="Times New Roman" w:hAnsi="Times New Roman" w:cs="Times New Roman"/>
-        </w:rPr>
-        <w:t xml:space="preserve"> — no classmates, no AI personas.</w:t>
+        <w:t>Timeline / Milestones</w:t>
       </w:r>
     </w:p>
     <w:tbl>
       <w:tblPr>
-        <w:tblStyle w:val="LightGrid-Accent1"/>
-        <w:tblW w:w="0" w:type="auto"/>
-        <w:tblLook w:val="04A0" w:firstRow="1" w:lastRow="0" w:firstColumn="1" w:lastColumn="0" w:noHBand="0" w:noVBand="1"/>
-      </w:tblPr>
-      <w:tblGrid>
-        <w:gridCol w:w="2160"/>
-        <w:gridCol w:w="2160"/>
-        <w:gridCol w:w="2160"/>
-        <w:gridCol w:w="2160"/>
-      </w:tblGrid>
-      <w:tr>
-        <w:trPr>
-          <w:cnfStyle w:val="100000000000" w:firstRow="1" w:lastRow="0" w:firstColumn="0" w:lastColumn="0" w:oddVBand="0" w:evenVBand="0" w:oddHBand="0" w:evenHBand="0" w:firstRowFirstColumn="0" w:firstRowLastColumn="0" w:lastRowFirstColumn="0" w:lastRowLastColumn="0"/>
-        </w:trPr>
-        <w:tc>
-          <w:tcPr>
-            <w:cnfStyle w:val="001000000000" w:firstRow="0" w:lastRow="0" w:firstColumn="1" w:lastColumn="0" w:oddVBand="0" w:evenVBand="0" w:oddHBand="0" w:evenHBand="0" w:firstRowFirstColumn="0" w:firstRowLastColumn="0" w:lastRowFirstColumn="0" w:lastRowLastColumn="0"/>
-            <w:tcW w:w="2160" w:type="dxa"/>
-          </w:tcPr>
-          <w:p>
-            <w:pPr>
-              <w:rPr>
-                <w:rFonts w:ascii="Times New Roman" w:hAnsi="Times New Roman" w:cs="Times New Roman"/>
-              </w:rPr>
-            </w:pPr>
-            <w:r>
-              <w:rPr>
-                <w:rFonts w:ascii="Times New Roman" w:hAnsi="Times New Roman" w:cs="Times New Roman"/>
-              </w:rPr>
-              <w:t>Source</w:t>
-            </w:r>
-          </w:p>
-        </w:tc>
-        <w:tc>
-          <w:tcPr>
-            <w:tcW w:w="2160" w:type="dxa"/>
-          </w:tcPr>
-          <w:p>
-            <w:pPr>
-              <w:cnfStyle w:val="100000000000" w:firstRow="1" w:lastRow="0" w:firstColumn="0" w:lastColumn="0" w:oddVBand="0" w:evenVBand="0" w:oddHBand="0" w:evenHBand="0" w:firstRowFirstColumn="0" w:firstRowLastColumn="0" w:lastRowFirstColumn="0" w:lastRowLastColumn="0"/>
-              <w:rPr>
-                <w:rFonts w:ascii="Times New Roman" w:hAnsi="Times New Roman" w:cs="Times New Roman"/>
-              </w:rPr>
-            </w:pPr>
-            <w:r>
-              <w:rPr>
-                <w:rFonts w:ascii="Times New Roman" w:hAnsi="Times New Roman" w:cs="Times New Roman"/>
-              </w:rPr>
-              <w:t>Count</w:t>
-            </w:r>
-          </w:p>
-        </w:tc>
-        <w:tc>
-          <w:tcPr>
-            <w:tcW w:w="2160" w:type="dxa"/>
-          </w:tcPr>
-          <w:p>
-            <w:pPr>
-              <w:cnfStyle w:val="100000000000" w:firstRow="1" w:lastRow="0" w:firstColumn="0" w:lastColumn="0" w:oddVBand="0" w:evenVBand="0" w:oddHBand="0" w:evenHBand="0" w:firstRowFirstColumn="0" w:firstRowLastColumn="0" w:lastRowFirstColumn="0" w:lastRowLastColumn="0"/>
-              <w:rPr>
-                <w:rFonts w:ascii="Times New Roman" w:hAnsi="Times New Roman" w:cs="Times New Roman"/>
-              </w:rPr>
-            </w:pPr>
-            <w:r>
-              <w:rPr>
-                <w:rFonts w:ascii="Times New Roman" w:hAnsi="Times New Roman" w:cs="Times New Roman"/>
-              </w:rPr>
-              <w:t>Method</w:t>
-            </w:r>
-          </w:p>
-        </w:tc>
-        <w:tc>
-          <w:tcPr>
-            <w:tcW w:w="2160" w:type="dxa"/>
-          </w:tcPr>
-          <w:p>
-            <w:pPr>
-              <w:cnfStyle w:val="100000000000" w:firstRow="1" w:lastRow="0" w:firstColumn="0" w:lastColumn="0" w:oddVBand="0" w:evenVBand="0" w:oddHBand="0" w:evenHBand="0" w:firstRowFirstColumn="0" w:firstRowLastColumn="0" w:lastRowFirstColumn="0" w:lastRowLastColumn="0"/>
-              <w:rPr>
-                <w:rFonts w:ascii="Times New Roman" w:hAnsi="Times New Roman" w:cs="Times New Roman"/>
-              </w:rPr>
-            </w:pPr>
-            <w:r>
-              <w:rPr>
-                <w:rFonts w:ascii="Times New Roman" w:hAnsi="Times New Roman" w:cs="Times New Roman"/>
-              </w:rPr>
-              <w:t>Date</w:t>
-            </w:r>
-          </w:p>
-        </w:tc>
-      </w:tr>
-      <w:tr>
-        <w:trPr>
-          <w:cnfStyle w:val="000000100000" w:firstRow="0" w:lastRow="0" w:firstColumn="0" w:lastColumn="0" w:oddVBand="0" w:evenVBand="0" w:oddHBand="1" w:evenHBand="0" w:firstRowFirstColumn="0" w:firstRowLastColumn="0" w:lastRowFirstColumn="0" w:lastRowLastColumn="0"/>
-        </w:trPr>
-        <w:tc>
-          <w:tcPr>
-            <w:cnfStyle w:val="001000000000" w:firstRow="0" w:lastRow="0" w:firstColumn="1" w:lastColumn="0" w:oddVBand="0" w:evenVBand="0" w:oddHBand="0" w:evenHBand="0" w:firstRowFirstColumn="0" w:firstRowLastColumn="0" w:lastRowFirstColumn="0" w:lastRowLastColumn="0"/>
-            <w:tcW w:w="2160" w:type="dxa"/>
-          </w:tcPr>
-          <w:p>
-            <w:pPr>
-              <w:rPr>
-                <w:rFonts w:ascii="Times New Roman" w:hAnsi="Times New Roman" w:cs="Times New Roman"/>
-              </w:rPr>
-            </w:pPr>
-            <w:r>
-              <w:rPr>
-                <w:rFonts w:ascii="Times New Roman" w:hAnsi="Times New Roman" w:cs="Times New Roman"/>
-              </w:rPr>
-              <w:t>Student residents</w:t>
-            </w:r>
-          </w:p>
-        </w:tc>
-        <w:tc>
-          <w:tcPr>
-            <w:tcW w:w="2160" w:type="dxa"/>
-          </w:tcPr>
-          <w:p>
-            <w:pPr>
-              <w:cnfStyle w:val="000000100000" w:firstRow="0" w:lastRow="0" w:firstColumn="0" w:lastColumn="0" w:oddVBand="0" w:evenVBand="0" w:oddHBand="1" w:evenHBand="0" w:firstRowFirstColumn="0" w:firstRowLastColumn="0" w:lastRowFirstColumn="0" w:lastRowLastColumn="0"/>
-              <w:rPr>
-                <w:rFonts w:ascii="Times New Roman" w:hAnsi="Times New Roman" w:cs="Times New Roman"/>
-              </w:rPr>
-            </w:pPr>
-            <w:r>
-              <w:rPr>
-                <w:rFonts w:ascii="Times New Roman" w:hAnsi="Times New Roman" w:cs="Times New Roman"/>
-              </w:rPr>
-              <w:t>9</w:t>
-            </w:r>
-          </w:p>
-        </w:tc>
-        <w:tc>
-          <w:tcPr>
-            <w:tcW w:w="2160" w:type="dxa"/>
-          </w:tcPr>
-          <w:p>
-            <w:pPr>
-              <w:cnfStyle w:val="000000100000" w:firstRow="0" w:lastRow="0" w:firstColumn="0" w:lastColumn="0" w:oddVBand="0" w:evenVBand="0" w:oddHBand="1" w:evenHBand="0" w:firstRowFirstColumn="0" w:firstRowLastColumn="0" w:lastRowFirstColumn="0" w:lastRowLastColumn="0"/>
-              <w:rPr>
-                <w:rFonts w:ascii="Times New Roman" w:hAnsi="Times New Roman" w:cs="Times New Roman"/>
-              </w:rPr>
-            </w:pPr>
-            <w:r>
-              <w:rPr>
-                <w:rFonts w:ascii="Times New Roman" w:hAnsi="Times New Roman" w:cs="Times New Roman"/>
-              </w:rPr>
-              <w:t>Google Form survey</w:t>
-            </w:r>
-          </w:p>
-        </w:tc>
-        <w:tc>
-          <w:tcPr>
-            <w:tcW w:w="2160" w:type="dxa"/>
-          </w:tcPr>
-          <w:p>
-            <w:pPr>
-              <w:cnfStyle w:val="000000100000" w:firstRow="0" w:lastRow="0" w:firstColumn="0" w:lastColumn="0" w:oddVBand="0" w:evenVBand="0" w:oddHBand="1" w:evenHBand="0" w:firstRowFirstColumn="0" w:firstRowLastColumn="0" w:lastRowFirstColumn="0" w:lastRowLastColumn="0"/>
-              <w:rPr>
-                <w:rFonts w:ascii="Times New Roman" w:hAnsi="Times New Roman" w:cs="Times New Roman"/>
-              </w:rPr>
-            </w:pPr>
-            <w:r>
-              <w:rPr>
-                <w:rFonts w:ascii="Times New Roman" w:hAnsi="Times New Roman" w:cs="Times New Roman"/>
-              </w:rPr>
-              <w:t>24–27 Aug 2026</w:t>
-            </w:r>
-          </w:p>
-        </w:tc>
-      </w:tr>
-      <w:tr>
-        <w:trPr>
-          <w:cnfStyle w:val="000000010000" w:firstRow="0" w:lastRow="0" w:firstColumn="0" w:lastColumn="0" w:oddVBand="0" w:evenVBand="0" w:oddHBand="0" w:evenHBand="1" w:firstRowFirstColumn="0" w:firstRowLastColumn="0" w:lastRowFirstColumn="0" w:lastRowLastColumn="0"/>
-        </w:trPr>
-        <w:tc>
-          <w:tcPr>
-            <w:cnfStyle w:val="001000000000" w:firstRow="0" w:lastRow="0" w:firstColumn="1" w:lastColumn="0" w:oddVBand="0" w:evenVBand="0" w:oddHBand="0" w:evenHBand="0" w:firstRowFirstColumn="0" w:firstRowLastColumn="0" w:lastRowFirstColumn="0" w:lastRowLastColumn="0"/>
-            <w:tcW w:w="2160" w:type="dxa"/>
-          </w:tcPr>
-          <w:p>
-            <w:pPr>
-              <w:rPr>
-                <w:rFonts w:ascii="Times New Roman" w:hAnsi="Times New Roman" w:cs="Times New Roman"/>
-              </w:rPr>
-            </w:pPr>
-            <w:r>
-              <w:rPr>
-                <w:rFonts w:ascii="Times New Roman" w:hAnsi="Times New Roman" w:cs="Times New Roman"/>
-              </w:rPr>
-              <w:t>Regular parcel staff (</w:t>
-            </w:r>
-            <w:r>
-              <w:rPr>
-                <w:rFonts w:ascii="Angsana New" w:hAnsi="Angsana New" w:cs="Angsana New"/>
-              </w:rPr>
-              <w:t>ธเนศ</w:t>
-            </w:r>
-            <w:r>
-              <w:rPr>
-                <w:rFonts w:ascii="Times New Roman" w:hAnsi="Times New Roman" w:cs="Times New Roman"/>
-              </w:rPr>
-              <w:t xml:space="preserve">, </w:t>
-            </w:r>
-            <w:r>
-              <w:rPr>
-                <w:rFonts w:ascii="Angsana New" w:hAnsi="Angsana New" w:cs="Angsana New"/>
-              </w:rPr>
-              <w:t>แมน</w:t>
-            </w:r>
-            <w:r>
-              <w:rPr>
-                <w:rFonts w:ascii="Times New Roman" w:hAnsi="Times New Roman" w:cs="Times New Roman"/>
-              </w:rPr>
-              <w:t xml:space="preserve">, </w:t>
-            </w:r>
-            <w:r>
-              <w:rPr>
-                <w:rFonts w:ascii="Angsana New" w:hAnsi="Angsana New" w:cs="Angsana New"/>
-              </w:rPr>
-              <w:t>แดง</w:t>
-            </w:r>
-            <w:r>
-              <w:rPr>
-                <w:rFonts w:ascii="Times New Roman" w:hAnsi="Times New Roman" w:cs="Times New Roman"/>
-              </w:rPr>
-              <w:t xml:space="preserve">, </w:t>
-            </w:r>
-            <w:r>
-              <w:rPr>
-                <w:rFonts w:ascii="Angsana New" w:hAnsi="Angsana New" w:cs="Angsana New"/>
-              </w:rPr>
-              <w:t>ต่าย</w:t>
-            </w:r>
-            <w:r>
-              <w:rPr>
-                <w:rFonts w:ascii="Times New Roman" w:hAnsi="Times New Roman" w:cs="Times New Roman"/>
-              </w:rPr>
-              <w:t xml:space="preserve">, </w:t>
-            </w:r>
-            <w:r>
-              <w:rPr>
-                <w:rFonts w:ascii="Angsana New" w:hAnsi="Angsana New" w:cs="Angsana New"/>
-              </w:rPr>
-              <w:t>เตย</w:t>
-            </w:r>
-            <w:r>
-              <w:rPr>
-                <w:rFonts w:ascii="Times New Roman" w:hAnsi="Times New Roman" w:cs="Times New Roman"/>
-              </w:rPr>
-              <w:t>)</w:t>
-            </w:r>
-          </w:p>
-        </w:tc>
-        <w:tc>
-          <w:tcPr>
-            <w:tcW w:w="2160" w:type="dxa"/>
-          </w:tcPr>
-          <w:p>
-            <w:pPr>
-              <w:cnfStyle w:val="000000010000" w:firstRow="0" w:lastRow="0" w:firstColumn="0" w:lastColumn="0" w:oddVBand="0" w:evenVBand="0" w:oddHBand="0" w:evenHBand="1" w:firstRowFirstColumn="0" w:firstRowLastColumn="0" w:lastRowFirstColumn="0" w:lastRowLastColumn="0"/>
-              <w:rPr>
-                <w:rFonts w:ascii="Times New Roman" w:hAnsi="Times New Roman" w:cs="Times New Roman"/>
-              </w:rPr>
-            </w:pPr>
-            <w:r>
-              <w:rPr>
-                <w:rFonts w:ascii="Times New Roman" w:hAnsi="Times New Roman" w:cs="Times New Roman"/>
-              </w:rPr>
-              <w:t>5</w:t>
-            </w:r>
-          </w:p>
-        </w:tc>
-        <w:tc>
-          <w:tcPr>
-            <w:tcW w:w="2160" w:type="dxa"/>
-          </w:tcPr>
-          <w:p>
-            <w:pPr>
-              <w:cnfStyle w:val="000000010000" w:firstRow="0" w:lastRow="0" w:firstColumn="0" w:lastColumn="0" w:oddVBand="0" w:evenVBand="0" w:oddHBand="0" w:evenHBand="1" w:firstRowFirstColumn="0" w:firstRowLastColumn="0" w:lastRowFirstColumn="0" w:lastRowLastColumn="0"/>
-              <w:rPr>
-                <w:rFonts w:ascii="Times New Roman" w:hAnsi="Times New Roman" w:cs="Times New Roman"/>
-              </w:rPr>
-            </w:pPr>
-            <w:r>
-              <w:rPr>
-                <w:rFonts w:ascii="Times New Roman" w:hAnsi="Times New Roman" w:cs="Times New Roman"/>
-              </w:rPr>
-              <w:t>Group interview → PDF workflow summary</w:t>
-            </w:r>
-          </w:p>
-        </w:tc>
-        <w:tc>
-          <w:tcPr>
-            <w:tcW w:w="2160" w:type="dxa"/>
-          </w:tcPr>
-          <w:p>
-            <w:pPr>
-              <w:cnfStyle w:val="000000010000" w:firstRow="0" w:lastRow="0" w:firstColumn="0" w:lastColumn="0" w:oddVBand="0" w:evenVBand="0" w:oddHBand="0" w:evenHBand="1" w:firstRowFirstColumn="0" w:firstRowLastColumn="0" w:lastRowFirstColumn="0" w:lastRowLastColumn="0"/>
-              <w:rPr>
-                <w:rFonts w:ascii="Times New Roman" w:hAnsi="Times New Roman" w:cs="Times New Roman"/>
-              </w:rPr>
-            </w:pPr>
-            <w:r>
-              <w:rPr>
-                <w:rFonts w:ascii="Times New Roman" w:hAnsi="Times New Roman" w:cs="Times New Roman"/>
-              </w:rPr>
-              <w:t>Aug 2026</w:t>
-            </w:r>
-          </w:p>
-        </w:tc>
-      </w:tr>
-      <w:tr>
-        <w:trPr>
-          <w:cnfStyle w:val="000000100000" w:firstRow="0" w:lastRow="0" w:firstColumn="0" w:lastColumn="0" w:oddVBand="0" w:evenVBand="0" w:oddHBand="1" w:evenHBand="0" w:firstRowFirstColumn="0" w:firstRowLastColumn="0" w:lastRowFirstColumn="0" w:lastRowLastColumn="0"/>
-        </w:trPr>
-        <w:tc>
-          <w:tcPr>
-            <w:cnfStyle w:val="001000000000" w:firstRow="0" w:lastRow="0" w:firstColumn="1" w:lastColumn="0" w:oddVBand="0" w:evenVBand="0" w:oddHBand="0" w:evenHBand="0" w:firstRowFirstColumn="0" w:firstRowLastColumn="0" w:lastRowFirstColumn="0" w:lastRowLastColumn="0"/>
-            <w:tcW w:w="2160" w:type="dxa"/>
-          </w:tcPr>
-          <w:p>
-            <w:pPr>
-              <w:rPr>
-                <w:rFonts w:ascii="Times New Roman" w:hAnsi="Times New Roman" w:cs="Times New Roman"/>
-              </w:rPr>
-            </w:pPr>
-            <w:r>
-              <w:rPr>
-                <w:rFonts w:ascii="Times New Roman" w:hAnsi="Times New Roman" w:cs="Times New Roman"/>
-              </w:rPr>
-              <w:t>Part-time parcel staff (</w:t>
-            </w:r>
-            <w:r>
-              <w:rPr>
-                <w:rFonts w:ascii="Angsana New" w:hAnsi="Angsana New" w:cs="Angsana New"/>
-              </w:rPr>
-              <w:t>ปลาดาว</w:t>
-            </w:r>
-            <w:r>
-              <w:rPr>
-                <w:rFonts w:ascii="Times New Roman" w:hAnsi="Times New Roman" w:cs="Times New Roman"/>
-              </w:rPr>
-              <w:t>)</w:t>
-            </w:r>
-          </w:p>
-        </w:tc>
-        <w:tc>
-          <w:tcPr>
-            <w:tcW w:w="2160" w:type="dxa"/>
-          </w:tcPr>
-          <w:p>
-            <w:pPr>
-              <w:cnfStyle w:val="000000100000" w:firstRow="0" w:lastRow="0" w:firstColumn="0" w:lastColumn="0" w:oddVBand="0" w:evenVBand="0" w:oddHBand="1" w:evenHBand="0" w:firstRowFirstColumn="0" w:firstRowLastColumn="0" w:lastRowFirstColumn="0" w:lastRowLastColumn="0"/>
-              <w:rPr>
-                <w:rFonts w:ascii="Times New Roman" w:hAnsi="Times New Roman" w:cs="Times New Roman"/>
-              </w:rPr>
-            </w:pPr>
-            <w:r>
-              <w:rPr>
-                <w:rFonts w:ascii="Times New Roman" w:hAnsi="Times New Roman" w:cs="Times New Roman"/>
-              </w:rPr>
-              <w:t>1</w:t>
-            </w:r>
-          </w:p>
-        </w:tc>
-        <w:tc>
-          <w:tcPr>
-            <w:tcW w:w="2160" w:type="dxa"/>
-          </w:tcPr>
-          <w:p>
-            <w:pPr>
-              <w:cnfStyle w:val="000000100000" w:firstRow="0" w:lastRow="0" w:firstColumn="0" w:lastColumn="0" w:oddVBand="0" w:evenVBand="0" w:oddHBand="1" w:evenHBand="0" w:firstRowFirstColumn="0" w:firstRowLastColumn="0" w:lastRowFirstColumn="0" w:lastRowLastColumn="0"/>
-              <w:rPr>
-                <w:rFonts w:ascii="Times New Roman" w:hAnsi="Times New Roman" w:cs="Times New Roman"/>
-              </w:rPr>
-            </w:pPr>
-            <w:r>
-              <w:rPr>
-                <w:rFonts w:ascii="Times New Roman" w:hAnsi="Times New Roman" w:cs="Times New Roman"/>
-              </w:rPr>
-              <w:t>Same Google Form</w:t>
-            </w:r>
-          </w:p>
-        </w:tc>
-        <w:tc>
-          <w:tcPr>
-            <w:tcW w:w="2160" w:type="dxa"/>
-          </w:tcPr>
-          <w:p>
-            <w:pPr>
-              <w:cnfStyle w:val="000000100000" w:firstRow="0" w:lastRow="0" w:firstColumn="0" w:lastColumn="0" w:oddVBand="0" w:evenVBand="0" w:oddHBand="1" w:evenHBand="0" w:firstRowFirstColumn="0" w:firstRowLastColumn="0" w:lastRowFirstColumn="0" w:lastRowLastColumn="0"/>
-              <w:rPr>
-                <w:rFonts w:ascii="Times New Roman" w:hAnsi="Times New Roman" w:cs="Times New Roman"/>
-              </w:rPr>
-            </w:pPr>
-            <w:r>
-              <w:rPr>
-                <w:rFonts w:ascii="Times New Roman" w:hAnsi="Times New Roman" w:cs="Times New Roman"/>
-              </w:rPr>
-              <w:t>24–27 Aug 2026</w:t>
-            </w:r>
-          </w:p>
-        </w:tc>
-      </w:tr>
-    </w:tbl>
-    <w:p>
-      <w:pPr>
-        <w:rPr>
-          <w:rFonts w:ascii="Times New Roman" w:hAnsi="Times New Roman" w:cs="Times New Roman"/>
-        </w:rPr>
-      </w:pPr>
-    </w:p>
-    <w:p>
-      <w:pPr>
-        <w:rPr>
-          <w:rFonts w:ascii="Times New Roman" w:hAnsi="Times New Roman" w:cs="Times New Roman"/>
-        </w:rPr>
-      </w:pPr>
-      <w:r>
-        <w:rPr>
-          <w:rFonts w:ascii="Times New Roman" w:hAnsi="Times New Roman" w:cs="Times New Roman"/>
-          <w:b/>
-        </w:rPr>
-        <w:t>Full analysis + raw findings:</w:t>
-      </w:r>
-      <w:r>
-        <w:rPr>
-          <w:rFonts w:ascii="Times New Roman" w:hAnsi="Times New Roman" w:cs="Times New Roman"/>
-        </w:rPr>
-        <w:t xml:space="preserve"> survey_interview_analysis.md — cross-referenced against this charter's pains and the product backlog.</w:t>
-      </w:r>
-    </w:p>
-    <w:p>
-      <w:pPr>
-        <w:pStyle w:val="Heading2"/>
-        <w:rPr>
-          <w:rFonts w:ascii="Times New Roman" w:hAnsi="Times New Roman" w:cs="Times New Roman"/>
-        </w:rPr>
-      </w:pPr>
-      <w:r>
-        <w:rPr>
-          <w:rFonts w:ascii="Times New Roman" w:eastAsia="Tahoma" w:hAnsi="Times New Roman" w:cs="Times New Roman"/>
-          <w:color w:val="1F2A44"/>
-        </w:rPr>
-        <w:t>9. Success metrics</w:t>
-      </w:r>
-    </w:p>
-    <w:tbl>
-      <w:tblPr>
-        <w:tblStyle w:val="LightGrid-Accent1"/>
+        <w:tblStyle w:val="TableGrid"/>
         <w:tblW w:w="0" w:type="auto"/>
         <w:tblLook w:val="04A0" w:firstRow="1" w:lastRow="0" w:firstColumn="1" w:lastColumn="0" w:noHBand="0" w:noVBand="1"/>
       </w:tblPr>
@@ -1841,1347 +1334,21 @@
         <w:gridCol w:w="2880"/>
       </w:tblGrid>
       <w:tr>
-        <w:trPr>
-          <w:cnfStyle w:val="100000000000" w:firstRow="1" w:lastRow="0" w:firstColumn="0" w:lastColumn="0" w:oddVBand="0" w:evenVBand="0" w:oddHBand="0" w:evenHBand="0" w:firstRowFirstColumn="0" w:firstRowLastColumn="0" w:lastRowFirstColumn="0" w:lastRowLastColumn="0"/>
-        </w:trPr>
         <w:tc>
           <w:tcPr>
-            <w:cnfStyle w:val="001000000000" w:firstRow="0" w:lastRow="0" w:firstColumn="1" w:lastColumn="0" w:oddVBand="0" w:evenVBand="0" w:oddHBand="0" w:evenHBand="0" w:firstRowFirstColumn="0" w:firstRowLastColumn="0" w:lastRowFirstColumn="0" w:lastRowLastColumn="0"/>
             <w:tcW w:w="2880" w:type="dxa"/>
           </w:tcPr>
           <w:p>
             <w:pPr>
               <w:rPr>
                 <w:rFonts w:ascii="Times New Roman" w:hAnsi="Times New Roman" w:cs="Times New Roman"/>
+                <w:color w:val="000000" w:themeColor="text1"/>
               </w:rPr>
             </w:pPr>
             <w:r>
               <w:rPr>
                 <w:rFonts w:ascii="Times New Roman" w:hAnsi="Times New Roman" w:cs="Times New Roman"/>
-              </w:rPr>
-              <w:t>Metric</w:t>
-            </w:r>
-          </w:p>
-        </w:tc>
-        <w:tc>
-          <w:tcPr>
-            <w:tcW w:w="2880" w:type="dxa"/>
-          </w:tcPr>
-          <w:p>
-            <w:pPr>
-              <w:cnfStyle w:val="100000000000" w:firstRow="1" w:lastRow="0" w:firstColumn="0" w:lastColumn="0" w:oddVBand="0" w:evenVBand="0" w:oddHBand="0" w:evenHBand="0" w:firstRowFirstColumn="0" w:firstRowLastColumn="0" w:lastRowFirstColumn="0" w:lastRowLastColumn="0"/>
-              <w:rPr>
-                <w:rFonts w:ascii="Times New Roman" w:hAnsi="Times New Roman" w:cs="Times New Roman"/>
-              </w:rPr>
-            </w:pPr>
-            <w:r>
-              <w:rPr>
-                <w:rFonts w:ascii="Times New Roman" w:hAnsi="Times New Roman" w:cs="Times New Roman"/>
-              </w:rPr>
-              <w:t>Baseline (current Sheets workflow)</w:t>
-            </w:r>
-          </w:p>
-        </w:tc>
-        <w:tc>
-          <w:tcPr>
-            <w:tcW w:w="2880" w:type="dxa"/>
-          </w:tcPr>
-          <w:p>
-            <w:pPr>
-              <w:cnfStyle w:val="100000000000" w:firstRow="1" w:lastRow="0" w:firstColumn="0" w:lastColumn="0" w:oddVBand="0" w:evenVBand="0" w:oddHBand="0" w:evenHBand="0" w:firstRowFirstColumn="0" w:firstRowLastColumn="0" w:lastRowFirstColumn="0" w:lastRowLastColumn="0"/>
-              <w:rPr>
-                <w:rFonts w:ascii="Times New Roman" w:hAnsi="Times New Roman" w:cs="Times New Roman"/>
-              </w:rPr>
-            </w:pPr>
-            <w:r>
-              <w:rPr>
-                <w:rFonts w:ascii="Times New Roman" w:hAnsi="Times New Roman" w:cs="Times New Roman"/>
-              </w:rPr>
-              <w:t>Target (DPMS)</w:t>
-            </w:r>
-          </w:p>
-        </w:tc>
-      </w:tr>
-      <w:tr>
-        <w:trPr>
-          <w:cnfStyle w:val="000000100000" w:firstRow="0" w:lastRow="0" w:firstColumn="0" w:lastColumn="0" w:oddVBand="0" w:evenVBand="0" w:oddHBand="1" w:evenHBand="0" w:firstRowFirstColumn="0" w:firstRowLastColumn="0" w:lastRowFirstColumn="0" w:lastRowLastColumn="0"/>
-        </w:trPr>
-        <w:tc>
-          <w:tcPr>
-            <w:cnfStyle w:val="001000000000" w:firstRow="0" w:lastRow="0" w:firstColumn="1" w:lastColumn="0" w:oddVBand="0" w:evenVBand="0" w:oddHBand="0" w:evenHBand="0" w:firstRowFirstColumn="0" w:firstRowLastColumn="0" w:lastRowFirstColumn="0" w:lastRowLastColumn="0"/>
-            <w:tcW w:w="2880" w:type="dxa"/>
-          </w:tcPr>
-          <w:p>
-            <w:pPr>
-              <w:rPr>
-                <w:rFonts w:ascii="Times New Roman" w:hAnsi="Times New Roman" w:cs="Times New Roman"/>
-              </w:rPr>
-            </w:pPr>
-            <w:r>
-              <w:rPr>
-                <w:rFonts w:ascii="Times New Roman" w:hAnsi="Times New Roman" w:cs="Times New Roman"/>
-              </w:rPr>
-              <w:t>Search / retrieval time per parcel</w:t>
-            </w:r>
-          </w:p>
-        </w:tc>
-        <w:tc>
-          <w:tcPr>
-            <w:tcW w:w="2880" w:type="dxa"/>
-          </w:tcPr>
-          <w:p>
-            <w:pPr>
-              <w:cnfStyle w:val="000000100000" w:firstRow="0" w:lastRow="0" w:firstColumn="0" w:lastColumn="0" w:oddVBand="0" w:evenVBand="0" w:oddHBand="1" w:evenHBand="0" w:firstRowFirstColumn="0" w:firstRowLastColumn="0" w:lastRowFirstColumn="0" w:lastRowLastColumn="0"/>
-              <w:rPr>
-                <w:rFonts w:ascii="Times New Roman" w:hAnsi="Times New Roman" w:cs="Times New Roman"/>
-              </w:rPr>
-            </w:pPr>
-            <w:r>
-              <w:rPr>
-                <w:rFonts w:ascii="Times New Roman" w:hAnsi="Times New Roman" w:cs="Times New Roman"/>
-              </w:rPr>
-              <w:t>_TODO: measure during DISCOVER_</w:t>
-            </w:r>
-          </w:p>
-        </w:tc>
-        <w:tc>
-          <w:tcPr>
-            <w:tcW w:w="2880" w:type="dxa"/>
-          </w:tcPr>
-          <w:p>
-            <w:pPr>
-              <w:cnfStyle w:val="000000100000" w:firstRow="0" w:lastRow="0" w:firstColumn="0" w:lastColumn="0" w:oddVBand="0" w:evenVBand="0" w:oddHBand="1" w:evenHBand="0" w:firstRowFirstColumn="0" w:firstRowLastColumn="0" w:lastRowFirstColumn="0" w:lastRowLastColumn="0"/>
-              <w:rPr>
-                <w:rFonts w:ascii="Times New Roman" w:hAnsi="Times New Roman" w:cs="Times New Roman"/>
-              </w:rPr>
-            </w:pPr>
-            <w:r>
-              <w:rPr>
-                <w:rFonts w:ascii="Times New Roman" w:hAnsi="Times New Roman" w:cs="Times New Roman"/>
-              </w:rPr>
-              <w:t>Materially lower; system search &lt; 1 s</w:t>
-            </w:r>
-          </w:p>
-        </w:tc>
-      </w:tr>
-      <w:tr>
-        <w:trPr>
-          <w:cnfStyle w:val="000000010000" w:firstRow="0" w:lastRow="0" w:firstColumn="0" w:lastColumn="0" w:oddVBand="0" w:evenVBand="0" w:oddHBand="0" w:evenHBand="1" w:firstRowFirstColumn="0" w:firstRowLastColumn="0" w:lastRowFirstColumn="0" w:lastRowLastColumn="0"/>
-        </w:trPr>
-        <w:tc>
-          <w:tcPr>
-            <w:cnfStyle w:val="001000000000" w:firstRow="0" w:lastRow="0" w:firstColumn="1" w:lastColumn="0" w:oddVBand="0" w:evenVBand="0" w:oddHBand="0" w:evenHBand="0" w:firstRowFirstColumn="0" w:firstRowLastColumn="0" w:lastRowFirstColumn="0" w:lastRowLastColumn="0"/>
-            <w:tcW w:w="2880" w:type="dxa"/>
-          </w:tcPr>
-          <w:p>
-            <w:pPr>
-              <w:rPr>
-                <w:rFonts w:ascii="Times New Roman" w:hAnsi="Times New Roman" w:cs="Times New Roman"/>
-              </w:rPr>
-            </w:pPr>
-            <w:r>
-              <w:rPr>
-                <w:rFonts w:ascii="Times New Roman" w:hAnsi="Times New Roman" w:cs="Times New Roman"/>
-              </w:rPr>
-              <w:t>Check-out time per resident (multi-parcel)</w:t>
-            </w:r>
-          </w:p>
-        </w:tc>
-        <w:tc>
-          <w:tcPr>
-            <w:tcW w:w="2880" w:type="dxa"/>
-          </w:tcPr>
-          <w:p>
-            <w:pPr>
-              <w:cnfStyle w:val="000000010000" w:firstRow="0" w:lastRow="0" w:firstColumn="0" w:lastColumn="0" w:oddVBand="0" w:evenVBand="0" w:oddHBand="0" w:evenHBand="1" w:firstRowFirstColumn="0" w:firstRowLastColumn="0" w:lastRowFirstColumn="0" w:lastRowLastColumn="0"/>
-              <w:rPr>
-                <w:rFonts w:ascii="Times New Roman" w:hAnsi="Times New Roman" w:cs="Times New Roman"/>
-              </w:rPr>
-            </w:pPr>
-            <w:r>
-              <w:rPr>
-                <w:rFonts w:ascii="Times New Roman" w:hAnsi="Times New Roman" w:cs="Times New Roman"/>
-              </w:rPr>
-              <w:t>_TODO: measure_</w:t>
-            </w:r>
-          </w:p>
-        </w:tc>
-        <w:tc>
-          <w:tcPr>
-            <w:tcW w:w="2880" w:type="dxa"/>
-          </w:tcPr>
-          <w:p>
-            <w:pPr>
-              <w:cnfStyle w:val="000000010000" w:firstRow="0" w:lastRow="0" w:firstColumn="0" w:lastColumn="0" w:oddVBand="0" w:evenVBand="0" w:oddHBand="0" w:evenHBand="1" w:firstRowFirstColumn="0" w:firstRowLastColumn="0" w:lastRowFirstColumn="0" w:lastRowLastColumn="0"/>
-              <w:rPr>
-                <w:rFonts w:ascii="Times New Roman" w:hAnsi="Times New Roman" w:cs="Times New Roman"/>
-              </w:rPr>
-            </w:pPr>
-            <w:r>
-              <w:rPr>
-                <w:rFonts w:ascii="Times New Roman" w:hAnsi="Times New Roman" w:cs="Times New Roman"/>
-              </w:rPr>
-              <w:t>One digital action per resident, not one per parcel</w:t>
-            </w:r>
-          </w:p>
-        </w:tc>
-      </w:tr>
-      <w:tr>
-        <w:trPr>
-          <w:cnfStyle w:val="000000100000" w:firstRow="0" w:lastRow="0" w:firstColumn="0" w:lastColumn="0" w:oddVBand="0" w:evenVBand="0" w:oddHBand="1" w:evenHBand="0" w:firstRowFirstColumn="0" w:firstRowLastColumn="0" w:lastRowFirstColumn="0" w:lastRowLastColumn="0"/>
-        </w:trPr>
-        <w:tc>
-          <w:tcPr>
-            <w:cnfStyle w:val="001000000000" w:firstRow="0" w:lastRow="0" w:firstColumn="1" w:lastColumn="0" w:oddVBand="0" w:evenVBand="0" w:oddHBand="0" w:evenHBand="0" w:firstRowFirstColumn="0" w:firstRowLastColumn="0" w:lastRowFirstColumn="0" w:lastRowLastColumn="0"/>
-            <w:tcW w:w="2880" w:type="dxa"/>
-          </w:tcPr>
-          <w:p>
-            <w:pPr>
-              <w:rPr>
-                <w:rFonts w:ascii="Times New Roman" w:hAnsi="Times New Roman" w:cs="Times New Roman"/>
-              </w:rPr>
-            </w:pPr>
-            <w:r>
-              <w:rPr>
-                <w:rFonts w:ascii="Times New Roman" w:hAnsi="Times New Roman" w:cs="Times New Roman"/>
-              </w:rPr>
-              <w:t>Scan-to-record time</w:t>
-            </w:r>
-          </w:p>
-        </w:tc>
-        <w:tc>
-          <w:tcPr>
-            <w:tcW w:w="2880" w:type="dxa"/>
-          </w:tcPr>
-          <w:p>
-            <w:pPr>
-              <w:cnfStyle w:val="000000100000" w:firstRow="0" w:lastRow="0" w:firstColumn="0" w:lastColumn="0" w:oddVBand="0" w:evenVBand="0" w:oddHBand="1" w:evenHBand="0" w:firstRowFirstColumn="0" w:firstRowLastColumn="0" w:lastRowFirstColumn="0" w:lastRowLastColumn="0"/>
-              <w:rPr>
-                <w:rFonts w:ascii="Times New Roman" w:hAnsi="Times New Roman" w:cs="Times New Roman"/>
-              </w:rPr>
-            </w:pPr>
-            <w:r>
-              <w:rPr>
-                <w:rFonts w:ascii="Times New Roman" w:hAnsi="Times New Roman" w:cs="Times New Roman"/>
-              </w:rPr>
-              <w:t>n/a</w:t>
-            </w:r>
-          </w:p>
-        </w:tc>
-        <w:tc>
-          <w:tcPr>
-            <w:tcW w:w="2880" w:type="dxa"/>
-          </w:tcPr>
-          <w:p>
-            <w:pPr>
-              <w:cnfStyle w:val="000000100000" w:firstRow="0" w:lastRow="0" w:firstColumn="0" w:lastColumn="0" w:oddVBand="0" w:evenVBand="0" w:oddHBand="1" w:evenHBand="0" w:firstRowFirstColumn="0" w:firstRowLastColumn="0" w:lastRowFirstColumn="0" w:lastRowLastColumn="0"/>
-              <w:rPr>
-                <w:rFonts w:ascii="Times New Roman" w:hAnsi="Times New Roman" w:cs="Times New Roman"/>
-              </w:rPr>
-            </w:pPr>
-            <w:r>
-              <w:rPr>
-                <w:rFonts w:ascii="Times New Roman" w:hAnsi="Times New Roman" w:cs="Times New Roman"/>
-              </w:rPr>
-              <w:t>&lt; 2 s</w:t>
-            </w:r>
-          </w:p>
-        </w:tc>
-      </w:tr>
-      <w:tr>
-        <w:trPr>
-          <w:cnfStyle w:val="000000010000" w:firstRow="0" w:lastRow="0" w:firstColumn="0" w:lastColumn="0" w:oddVBand="0" w:evenVBand="0" w:oddHBand="0" w:evenHBand="1" w:firstRowFirstColumn="0" w:firstRowLastColumn="0" w:lastRowFirstColumn="0" w:lastRowLastColumn="0"/>
-        </w:trPr>
-        <w:tc>
-          <w:tcPr>
-            <w:cnfStyle w:val="001000000000" w:firstRow="0" w:lastRow="0" w:firstColumn="1" w:lastColumn="0" w:oddVBand="0" w:evenVBand="0" w:oddHBand="0" w:evenHBand="0" w:firstRowFirstColumn="0" w:firstRowLastColumn="0" w:lastRowFirstColumn="0" w:lastRowLastColumn="0"/>
-            <w:tcW w:w="2880" w:type="dxa"/>
-          </w:tcPr>
-          <w:p>
-            <w:pPr>
-              <w:rPr>
-                <w:rFonts w:ascii="Times New Roman" w:hAnsi="Times New Roman" w:cs="Times New Roman"/>
-              </w:rPr>
-            </w:pPr>
-            <w:r>
-              <w:rPr>
-                <w:rFonts w:ascii="Times New Roman" w:hAnsi="Times New Roman" w:cs="Times New Roman"/>
-              </w:rPr>
-              <w:t>Behaviour at Flash Sale peak (1,024 parcels/day)</w:t>
-            </w:r>
-          </w:p>
-        </w:tc>
-        <w:tc>
-          <w:tcPr>
-            <w:tcW w:w="2880" w:type="dxa"/>
-          </w:tcPr>
-          <w:p>
-            <w:pPr>
-              <w:cnfStyle w:val="000000010000" w:firstRow="0" w:lastRow="0" w:firstColumn="0" w:lastColumn="0" w:oddVBand="0" w:evenVBand="0" w:oddHBand="0" w:evenHBand="1" w:firstRowFirstColumn="0" w:firstRowLastColumn="0" w:lastRowFirstColumn="0" w:lastRowLastColumn="0"/>
-              <w:rPr>
-                <w:rFonts w:ascii="Times New Roman" w:hAnsi="Times New Roman" w:cs="Times New Roman"/>
-              </w:rPr>
-            </w:pPr>
-            <w:r>
-              <w:rPr>
-                <w:rFonts w:ascii="Times New Roman" w:hAnsi="Times New Roman" w:cs="Times New Roman"/>
-              </w:rPr>
-              <w:t>slows / stalls</w:t>
-            </w:r>
-          </w:p>
-        </w:tc>
-        <w:tc>
-          <w:tcPr>
-            <w:tcW w:w="2880" w:type="dxa"/>
-          </w:tcPr>
-          <w:p>
-            <w:pPr>
-              <w:cnfStyle w:val="000000010000" w:firstRow="0" w:lastRow="0" w:firstColumn="0" w:lastColumn="0" w:oddVBand="0" w:evenVBand="0" w:oddHBand="0" w:evenHBand="1" w:firstRowFirstColumn="0" w:firstRowLastColumn="0" w:lastRowFirstColumn="0" w:lastRowLastColumn="0"/>
-              <w:rPr>
-                <w:rFonts w:ascii="Times New Roman" w:hAnsi="Times New Roman" w:cs="Times New Roman"/>
-              </w:rPr>
-            </w:pPr>
-            <w:r>
-              <w:rPr>
-                <w:rFonts w:ascii="Times New Roman" w:hAnsi="Times New Roman" w:cs="Times New Roman"/>
-              </w:rPr>
-              <w:t>No measurable degradation</w:t>
-            </w:r>
-          </w:p>
-        </w:tc>
-      </w:tr>
-    </w:tbl>
-    <w:p>
-      <w:pPr>
-        <w:rPr>
-          <w:rFonts w:ascii="Times New Roman" w:hAnsi="Times New Roman" w:cs="Times New Roman"/>
-        </w:rPr>
-      </w:pPr>
-    </w:p>
-    <w:p>
-      <w:pPr>
-        <w:rPr>
-          <w:rFonts w:ascii="Times New Roman" w:hAnsi="Times New Roman" w:cs="Times New Roman"/>
-        </w:rPr>
-      </w:pPr>
-      <w:r>
-        <w:rPr>
-          <w:rFonts w:ascii="Times New Roman" w:hAnsi="Times New Roman" w:cs="Times New Roman"/>
-          <w:b/>
-        </w:rPr>
-        <w:t>Method:</w:t>
-      </w:r>
-      <w:r>
-        <w:rPr>
-          <w:rFonts w:ascii="Times New Roman" w:hAnsi="Times New Roman" w:cs="Times New Roman"/>
-        </w:rPr>
-        <w:t xml:space="preserve"> timed before/after observation at the counter, peak vs. quiet hours. Gate pass = both time metrics improve and the peak-load target holds.</w:t>
-      </w:r>
-    </w:p>
-    <w:p>
-      <w:pPr>
-        <w:pStyle w:val="Heading2"/>
-        <w:rPr>
-          <w:rFonts w:ascii="Times New Roman" w:hAnsi="Times New Roman" w:cs="Times New Roman"/>
-        </w:rPr>
-      </w:pPr>
-      <w:r>
-        <w:rPr>
-          <w:rFonts w:ascii="Times New Roman" w:eastAsia="Tahoma" w:hAnsi="Times New Roman" w:cs="Times New Roman"/>
-          <w:color w:val="1F2A44"/>
-        </w:rPr>
-        <w:lastRenderedPageBreak/>
-        <w:t>10. Constraints &amp; assumptions</w:t>
-      </w:r>
-    </w:p>
-    <w:p>
-      <w:pPr>
-        <w:pStyle w:val="ListBullet"/>
-        <w:rPr>
-          <w:rFonts w:ascii="Times New Roman" w:hAnsi="Times New Roman" w:cs="Times New Roman"/>
-        </w:rPr>
-      </w:pPr>
-      <w:r>
-        <w:rPr>
-          <w:rFonts w:ascii="Times New Roman" w:hAnsi="Times New Roman" w:cs="Times New Roman"/>
-          <w:b/>
-        </w:rPr>
-        <w:t>Buildable in ~1 month of build effort, exactly one core workflow</w:t>
-      </w:r>
-      <w:r>
-        <w:rPr>
-          <w:rFonts w:ascii="Times New Roman" w:hAnsi="Times New Roman" w:cs="Times New Roman"/>
-        </w:rPr>
-        <w:t xml:space="preserve"> (course guardrail).</w:t>
-      </w:r>
-    </w:p>
-    <w:p>
-      <w:pPr>
-        <w:pStyle w:val="ListBullet"/>
-        <w:rPr>
-          <w:rFonts w:ascii="Times New Roman" w:hAnsi="Times New Roman" w:cs="Times New Roman"/>
-        </w:rPr>
-      </w:pPr>
-      <w:r>
-        <w:rPr>
-          <w:rFonts w:ascii="Times New Roman" w:hAnsi="Times New Roman" w:cs="Times New Roman"/>
-          <w:b/>
-        </w:rPr>
-        <w:t>Web only.</w:t>
-      </w:r>
-      <w:r>
-        <w:rPr>
-          <w:rFonts w:ascii="Times New Roman" w:hAnsi="Times New Roman" w:cs="Times New Roman"/>
-        </w:rPr>
-        <w:t xml:space="preserve"> No mobile app.</w:t>
-      </w:r>
-    </w:p>
-    <w:p>
-      <w:pPr>
-        <w:pStyle w:val="ListBullet"/>
-        <w:rPr>
-          <w:rFonts w:ascii="Times New Roman" w:hAnsi="Times New Roman" w:cs="Times New Roman"/>
-        </w:rPr>
-      </w:pPr>
-      <w:r>
-        <w:rPr>
-          <w:rFonts w:ascii="Times New Roman" w:hAnsi="Times New Roman" w:cs="Times New Roman"/>
-          <w:b/>
-        </w:rPr>
-        <w:t>No real resident data</w:t>
-      </w:r>
-      <w:r>
-        <w:rPr>
-          <w:rFonts w:ascii="Times New Roman" w:hAnsi="Times New Roman" w:cs="Times New Roman"/>
-        </w:rPr>
-        <w:t xml:space="preserve"> for dev/test — data must be synthetic (see §11, R2); real historical data only at cutover.</w:t>
-      </w:r>
-    </w:p>
-    <w:p>
-      <w:pPr>
-        <w:pStyle w:val="ListBullet"/>
-        <w:rPr>
-          <w:rFonts w:ascii="Times New Roman" w:hAnsi="Times New Roman" w:cs="Times New Roman"/>
-        </w:rPr>
-      </w:pPr>
-      <w:r>
-        <w:rPr>
-          <w:rFonts w:ascii="Times New Roman" w:hAnsi="Times New Roman" w:cs="Times New Roman"/>
-          <w:b/>
-        </w:rPr>
-        <w:t>Tech stack (locked):</w:t>
-      </w:r>
-      <w:r>
-        <w:rPr>
-          <w:rFonts w:ascii="Times New Roman" w:hAnsi="Times New Roman" w:cs="Times New Roman"/>
-        </w:rPr>
-        <w:t xml:space="preserve"> React.js + Tailwind CSS (Vite) · Go + Gin · PostgreSQL · Docker / docker-compose, three-tier. HTTPS assumed in front of the app.</w:t>
-      </w:r>
-    </w:p>
-    <w:p>
-      <w:pPr>
-        <w:pStyle w:val="ListBullet"/>
-        <w:rPr>
-          <w:rFonts w:ascii="Times New Roman" w:hAnsi="Times New Roman" w:cs="Times New Roman"/>
-        </w:rPr>
-      </w:pPr>
-      <w:r>
-        <w:rPr>
-          <w:rFonts w:ascii="Times New Roman" w:hAnsi="Times New Roman" w:cs="Times New Roman"/>
-          <w:b/>
-        </w:rPr>
-        <w:t>Observed load is a fact, not a target:</w:t>
-      </w:r>
-      <w:r>
-        <w:rPr>
-          <w:rFonts w:ascii="Times New Roman" w:hAnsi="Times New Roman" w:cs="Times New Roman"/>
-        </w:rPr>
-        <w:t xml:space="preserve"> ~417.5 in / ~417.6 out parcels/day (15–20 Aug 2026), peaking at 1,024/day during Flash Sale.</w:t>
-      </w:r>
-    </w:p>
-    <w:p>
-      <w:pPr>
-        <w:pStyle w:val="ListBullet"/>
-        <w:rPr>
-          <w:rFonts w:ascii="Times New Roman" w:hAnsi="Times New Roman" w:cs="Times New Roman"/>
-        </w:rPr>
-      </w:pPr>
-      <w:r>
-        <w:rPr>
-          <w:rFonts w:ascii="Times New Roman" w:hAnsi="Times New Roman" w:cs="Times New Roman"/>
-        </w:rPr>
-        <w:t>Locked design decisions live in design-spec.md — don't change a value there without updating every reference to it.</w:t>
-      </w:r>
-    </w:p>
-    <w:p>
-      <w:pPr>
-        <w:pStyle w:val="Heading2"/>
-        <w:rPr>
-          <w:rFonts w:ascii="Times New Roman" w:hAnsi="Times New Roman" w:cs="Times New Roman"/>
-        </w:rPr>
-      </w:pPr>
-      <w:r>
-        <w:rPr>
-          <w:rFonts w:ascii="Times New Roman" w:eastAsia="Tahoma" w:hAnsi="Times New Roman" w:cs="Times New Roman"/>
-          <w:color w:val="1F2A44"/>
-        </w:rPr>
-        <w:t>11. Risks &amp; mitigations</w:t>
-      </w:r>
-    </w:p>
-    <w:tbl>
-      <w:tblPr>
-        <w:tblStyle w:val="LightGrid-Accent1"/>
-        <w:tblW w:w="0" w:type="auto"/>
-        <w:tblLook w:val="04A0" w:firstRow="1" w:lastRow="0" w:firstColumn="1" w:lastColumn="0" w:noHBand="0" w:noVBand="1"/>
-      </w:tblPr>
-      <w:tblGrid>
-        <w:gridCol w:w="2160"/>
-        <w:gridCol w:w="2160"/>
-        <w:gridCol w:w="2160"/>
-        <w:gridCol w:w="2160"/>
-      </w:tblGrid>
-      <w:tr>
-        <w:trPr>
-          <w:cnfStyle w:val="100000000000" w:firstRow="1" w:lastRow="0" w:firstColumn="0" w:lastColumn="0" w:oddVBand="0" w:evenVBand="0" w:oddHBand="0" w:evenHBand="0" w:firstRowFirstColumn="0" w:firstRowLastColumn="0" w:lastRowFirstColumn="0" w:lastRowLastColumn="0"/>
-        </w:trPr>
-        <w:tc>
-          <w:tcPr>
-            <w:cnfStyle w:val="001000000000" w:firstRow="0" w:lastRow="0" w:firstColumn="1" w:lastColumn="0" w:oddVBand="0" w:evenVBand="0" w:oddHBand="0" w:evenHBand="0" w:firstRowFirstColumn="0" w:firstRowLastColumn="0" w:lastRowFirstColumn="0" w:lastRowLastColumn="0"/>
-            <w:tcW w:w="2160" w:type="dxa"/>
-          </w:tcPr>
-          <w:p>
-            <w:pPr>
-              <w:rPr>
-                <w:rFonts w:ascii="Times New Roman" w:hAnsi="Times New Roman" w:cs="Times New Roman"/>
-              </w:rPr>
-            </w:pPr>
-            <w:r>
-              <w:rPr>
-                <w:rFonts w:ascii="Times New Roman" w:hAnsi="Times New Roman" w:cs="Times New Roman"/>
-              </w:rPr>
-              <w:t>#</w:t>
-            </w:r>
-          </w:p>
-        </w:tc>
-        <w:tc>
-          <w:tcPr>
-            <w:tcW w:w="2160" w:type="dxa"/>
-          </w:tcPr>
-          <w:p>
-            <w:pPr>
-              <w:cnfStyle w:val="100000000000" w:firstRow="1" w:lastRow="0" w:firstColumn="0" w:lastColumn="0" w:oddVBand="0" w:evenVBand="0" w:oddHBand="0" w:evenHBand="0" w:firstRowFirstColumn="0" w:firstRowLastColumn="0" w:lastRowFirstColumn="0" w:lastRowLastColumn="0"/>
-              <w:rPr>
-                <w:rFonts w:ascii="Times New Roman" w:hAnsi="Times New Roman" w:cs="Times New Roman"/>
-              </w:rPr>
-            </w:pPr>
-            <w:r>
-              <w:rPr>
-                <w:rFonts w:ascii="Times New Roman" w:hAnsi="Times New Roman" w:cs="Times New Roman"/>
-              </w:rPr>
-              <w:t>Risk</w:t>
-            </w:r>
-          </w:p>
-        </w:tc>
-        <w:tc>
-          <w:tcPr>
-            <w:tcW w:w="2160" w:type="dxa"/>
-          </w:tcPr>
-          <w:p>
-            <w:pPr>
-              <w:cnfStyle w:val="100000000000" w:firstRow="1" w:lastRow="0" w:firstColumn="0" w:lastColumn="0" w:oddVBand="0" w:evenVBand="0" w:oddHBand="0" w:evenHBand="0" w:firstRowFirstColumn="0" w:firstRowLastColumn="0" w:lastRowFirstColumn="0" w:lastRowLastColumn="0"/>
-              <w:rPr>
-                <w:rFonts w:ascii="Times New Roman" w:hAnsi="Times New Roman" w:cs="Times New Roman"/>
-              </w:rPr>
-            </w:pPr>
-            <w:r>
-              <w:rPr>
-                <w:rFonts w:ascii="Times New Roman" w:hAnsi="Times New Roman" w:cs="Times New Roman"/>
-              </w:rPr>
-              <w:t>Likelihood / Impact</w:t>
-            </w:r>
-          </w:p>
-        </w:tc>
-        <w:tc>
-          <w:tcPr>
-            <w:tcW w:w="2160" w:type="dxa"/>
-          </w:tcPr>
-          <w:p>
-            <w:pPr>
-              <w:cnfStyle w:val="100000000000" w:firstRow="1" w:lastRow="0" w:firstColumn="0" w:lastColumn="0" w:oddVBand="0" w:evenVBand="0" w:oddHBand="0" w:evenHBand="0" w:firstRowFirstColumn="0" w:firstRowLastColumn="0" w:lastRowFirstColumn="0" w:lastRowLastColumn="0"/>
-              <w:rPr>
-                <w:rFonts w:ascii="Times New Roman" w:hAnsi="Times New Roman" w:cs="Times New Roman"/>
-              </w:rPr>
-            </w:pPr>
-            <w:r>
-              <w:rPr>
-                <w:rFonts w:ascii="Times New Roman" w:hAnsi="Times New Roman" w:cs="Times New Roman"/>
-              </w:rPr>
-              <w:t>Mitigation</w:t>
-            </w:r>
-          </w:p>
-        </w:tc>
-      </w:tr>
-      <w:tr>
-        <w:trPr>
-          <w:cnfStyle w:val="000000100000" w:firstRow="0" w:lastRow="0" w:firstColumn="0" w:lastColumn="0" w:oddVBand="0" w:evenVBand="0" w:oddHBand="1" w:evenHBand="0" w:firstRowFirstColumn="0" w:firstRowLastColumn="0" w:lastRowFirstColumn="0" w:lastRowLastColumn="0"/>
-        </w:trPr>
-        <w:tc>
-          <w:tcPr>
-            <w:cnfStyle w:val="001000000000" w:firstRow="0" w:lastRow="0" w:firstColumn="1" w:lastColumn="0" w:oddVBand="0" w:evenVBand="0" w:oddHBand="0" w:evenHBand="0" w:firstRowFirstColumn="0" w:firstRowLastColumn="0" w:lastRowFirstColumn="0" w:lastRowLastColumn="0"/>
-            <w:tcW w:w="2160" w:type="dxa"/>
-          </w:tcPr>
-          <w:p>
-            <w:pPr>
-              <w:rPr>
-                <w:rFonts w:ascii="Times New Roman" w:hAnsi="Times New Roman" w:cs="Times New Roman"/>
-              </w:rPr>
-            </w:pPr>
-            <w:r>
-              <w:rPr>
-                <w:rFonts w:ascii="Times New Roman" w:hAnsi="Times New Roman" w:cs="Times New Roman"/>
-              </w:rPr>
-              <w:t>R1</w:t>
-            </w:r>
-          </w:p>
-        </w:tc>
-        <w:tc>
-          <w:tcPr>
-            <w:tcW w:w="2160" w:type="dxa"/>
-          </w:tcPr>
-          <w:p>
-            <w:pPr>
-              <w:cnfStyle w:val="000000100000" w:firstRow="0" w:lastRow="0" w:firstColumn="0" w:lastColumn="0" w:oddVBand="0" w:evenVBand="0" w:oddHBand="1" w:evenHBand="0" w:firstRowFirstColumn="0" w:firstRowLastColumn="0" w:lastRowFirstColumn="0" w:lastRowLastColumn="0"/>
-              <w:rPr>
-                <w:rFonts w:ascii="Times New Roman" w:hAnsi="Times New Roman" w:cs="Times New Roman"/>
-              </w:rPr>
-            </w:pPr>
-            <w:r>
-              <w:rPr>
-                <w:rFonts w:ascii="Times New Roman" w:hAnsi="Times New Roman" w:cs="Times New Roman"/>
-              </w:rPr>
-              <w:t>Slow under Flash Sale peak load</w:t>
-            </w:r>
-          </w:p>
-        </w:tc>
-        <w:tc>
-          <w:tcPr>
-            <w:tcW w:w="2160" w:type="dxa"/>
-          </w:tcPr>
-          <w:p>
-            <w:pPr>
-              <w:cnfStyle w:val="000000100000" w:firstRow="0" w:lastRow="0" w:firstColumn="0" w:lastColumn="0" w:oddVBand="0" w:evenVBand="0" w:oddHBand="1" w:evenHBand="0" w:firstRowFirstColumn="0" w:firstRowLastColumn="0" w:lastRowFirstColumn="0" w:lastRowLastColumn="0"/>
-              <w:rPr>
-                <w:rFonts w:ascii="Times New Roman" w:hAnsi="Times New Roman" w:cs="Times New Roman"/>
-              </w:rPr>
-            </w:pPr>
-            <w:r>
-              <w:rPr>
-                <w:rFonts w:ascii="Times New Roman" w:hAnsi="Times New Roman" w:cs="Times New Roman"/>
-              </w:rPr>
-              <w:t>Med / High</w:t>
-            </w:r>
-          </w:p>
-        </w:tc>
-        <w:tc>
-          <w:tcPr>
-            <w:tcW w:w="2160" w:type="dxa"/>
-          </w:tcPr>
-          <w:p>
-            <w:pPr>
-              <w:cnfStyle w:val="000000100000" w:firstRow="0" w:lastRow="0" w:firstColumn="0" w:lastColumn="0" w:oddVBand="0" w:evenVBand="0" w:oddHBand="1" w:evenHBand="0" w:firstRowFirstColumn="0" w:firstRowLastColumn="0" w:lastRowFirstColumn="0" w:lastRowLastColumn="0"/>
-              <w:rPr>
-                <w:rFonts w:ascii="Times New Roman" w:hAnsi="Times New Roman" w:cs="Times New Roman"/>
-              </w:rPr>
-            </w:pPr>
-            <w:r>
-              <w:rPr>
-                <w:rFonts w:ascii="Times New Roman" w:hAnsi="Times New Roman" w:cs="Times New Roman"/>
-              </w:rPr>
-              <w:t>Index room number + tracking code; paginate every list endpoint; load-test to 1,024 parcels/day</w:t>
-            </w:r>
-          </w:p>
-        </w:tc>
-      </w:tr>
-      <w:tr>
-        <w:trPr>
-          <w:cnfStyle w:val="000000010000" w:firstRow="0" w:lastRow="0" w:firstColumn="0" w:lastColumn="0" w:oddVBand="0" w:evenVBand="0" w:oddHBand="0" w:evenHBand="1" w:firstRowFirstColumn="0" w:firstRowLastColumn="0" w:lastRowFirstColumn="0" w:lastRowLastColumn="0"/>
-        </w:trPr>
-        <w:tc>
-          <w:tcPr>
-            <w:cnfStyle w:val="001000000000" w:firstRow="0" w:lastRow="0" w:firstColumn="1" w:lastColumn="0" w:oddVBand="0" w:evenVBand="0" w:oddHBand="0" w:evenHBand="0" w:firstRowFirstColumn="0" w:firstRowLastColumn="0" w:lastRowFirstColumn="0" w:lastRowLastColumn="0"/>
-            <w:tcW w:w="2160" w:type="dxa"/>
-          </w:tcPr>
-          <w:p>
-            <w:pPr>
-              <w:rPr>
-                <w:rFonts w:ascii="Times New Roman" w:hAnsi="Times New Roman" w:cs="Times New Roman"/>
-              </w:rPr>
-            </w:pPr>
-            <w:r>
-              <w:rPr>
-                <w:rFonts w:ascii="Times New Roman" w:hAnsi="Times New Roman" w:cs="Times New Roman"/>
-              </w:rPr>
-              <w:t>R2</w:t>
-            </w:r>
-          </w:p>
-        </w:tc>
-        <w:tc>
-          <w:tcPr>
-            <w:tcW w:w="2160" w:type="dxa"/>
-          </w:tcPr>
-          <w:p>
-            <w:pPr>
-              <w:cnfStyle w:val="000000010000" w:firstRow="0" w:lastRow="0" w:firstColumn="0" w:lastColumn="0" w:oddVBand="0" w:evenVBand="0" w:oddHBand="0" w:evenHBand="1" w:firstRowFirstColumn="0" w:firstRowLastColumn="0" w:lastRowFirstColumn="0" w:lastRowLastColumn="0"/>
-              <w:rPr>
-                <w:rFonts w:ascii="Times New Roman" w:hAnsi="Times New Roman" w:cs="Times New Roman"/>
-              </w:rPr>
-            </w:pPr>
-            <w:r>
-              <w:rPr>
-                <w:rFonts w:ascii="Times New Roman" w:hAnsi="Times New Roman" w:cs="Times New Roman"/>
-              </w:rPr>
-              <w:t>No real test data — staff (</w:t>
-            </w:r>
-            <w:r>
-              <w:rPr>
-                <w:rFonts w:ascii="Angsana New" w:hAnsi="Angsana New" w:cs="Angsana New"/>
-              </w:rPr>
-              <w:t>แดง</w:t>
-            </w:r>
-            <w:r>
-              <w:rPr>
-                <w:rFonts w:ascii="Times New Roman" w:hAnsi="Times New Roman" w:cs="Times New Roman"/>
-              </w:rPr>
-              <w:t>) declined to release it</w:t>
-            </w:r>
-          </w:p>
-        </w:tc>
-        <w:tc>
-          <w:tcPr>
-            <w:tcW w:w="2160" w:type="dxa"/>
-          </w:tcPr>
-          <w:p>
-            <w:pPr>
-              <w:cnfStyle w:val="000000010000" w:firstRow="0" w:lastRow="0" w:firstColumn="0" w:lastColumn="0" w:oddVBand="0" w:evenVBand="0" w:oddHBand="0" w:evenHBand="1" w:firstRowFirstColumn="0" w:firstRowLastColumn="0" w:lastRowFirstColumn="0" w:lastRowLastColumn="0"/>
-              <w:rPr>
-                <w:rFonts w:ascii="Times New Roman" w:hAnsi="Times New Roman" w:cs="Times New Roman"/>
-              </w:rPr>
-            </w:pPr>
-            <w:r>
-              <w:rPr>
-                <w:rFonts w:ascii="Times New Roman" w:hAnsi="Times New Roman" w:cs="Times New Roman"/>
-              </w:rPr>
-              <w:t>High / Med</w:t>
-            </w:r>
-          </w:p>
-        </w:tc>
-        <w:tc>
-          <w:tcPr>
-            <w:tcW w:w="2160" w:type="dxa"/>
-          </w:tcPr>
-          <w:p>
-            <w:pPr>
-              <w:cnfStyle w:val="000000010000" w:firstRow="0" w:lastRow="0" w:firstColumn="0" w:lastColumn="0" w:oddVBand="0" w:evenVBand="0" w:oddHBand="0" w:evenHBand="1" w:firstRowFirstColumn="0" w:firstRowLastColumn="0" w:lastRowFirstColumn="0" w:lastRowLastColumn="0"/>
-              <w:rPr>
-                <w:rFonts w:ascii="Times New Roman" w:hAnsi="Times New Roman" w:cs="Times New Roman"/>
-              </w:rPr>
-            </w:pPr>
-            <w:r>
-              <w:rPr>
-                <w:rFonts w:ascii="Times New Roman" w:hAnsi="Times New Roman" w:cs="Times New Roman"/>
-              </w:rPr>
-              <w:t>Generate synthetic residents/parcels matching the schema + volume pattern; validate realism with staff before final testing; never derive from real records (PDPA)</w:t>
-            </w:r>
-          </w:p>
-        </w:tc>
-      </w:tr>
-      <w:tr>
-        <w:trPr>
-          <w:cnfStyle w:val="000000100000" w:firstRow="0" w:lastRow="0" w:firstColumn="0" w:lastColumn="0" w:oddVBand="0" w:evenVBand="0" w:oddHBand="1" w:evenHBand="0" w:firstRowFirstColumn="0" w:firstRowLastColumn="0" w:lastRowFirstColumn="0" w:lastRowLastColumn="0"/>
-        </w:trPr>
-        <w:tc>
-          <w:tcPr>
-            <w:cnfStyle w:val="001000000000" w:firstRow="0" w:lastRow="0" w:firstColumn="1" w:lastColumn="0" w:oddVBand="0" w:evenVBand="0" w:oddHBand="0" w:evenHBand="0" w:firstRowFirstColumn="0" w:firstRowLastColumn="0" w:lastRowFirstColumn="0" w:lastRowLastColumn="0"/>
-            <w:tcW w:w="2160" w:type="dxa"/>
-          </w:tcPr>
-          <w:p>
-            <w:pPr>
-              <w:rPr>
-                <w:rFonts w:ascii="Times New Roman" w:hAnsi="Times New Roman" w:cs="Times New Roman"/>
-              </w:rPr>
-            </w:pPr>
-            <w:r>
-              <w:rPr>
-                <w:rFonts w:ascii="Times New Roman" w:hAnsi="Times New Roman" w:cs="Times New Roman"/>
-              </w:rPr>
-              <w:t>R3</w:t>
-            </w:r>
-          </w:p>
-        </w:tc>
-        <w:tc>
-          <w:tcPr>
-            <w:tcW w:w="2160" w:type="dxa"/>
-          </w:tcPr>
-          <w:p>
-            <w:pPr>
-              <w:cnfStyle w:val="000000100000" w:firstRow="0" w:lastRow="0" w:firstColumn="0" w:lastColumn="0" w:oddVBand="0" w:evenVBand="0" w:oddHBand="1" w:evenHBand="0" w:firstRowFirstColumn="0" w:firstRowLastColumn="0" w:lastRowFirstColumn="0" w:lastRowLastColumn="0"/>
-              <w:rPr>
-                <w:rFonts w:ascii="Times New Roman" w:hAnsi="Times New Roman" w:cs="Times New Roman"/>
-              </w:rPr>
-            </w:pPr>
-            <w:r>
-              <w:rPr>
-                <w:rFonts w:ascii="Times New Roman" w:hAnsi="Times New Roman" w:cs="Times New Roman"/>
-              </w:rPr>
-              <w:t>Staff resist a new system (</w:t>
-            </w:r>
-            <w:r>
-              <w:rPr>
-                <w:rFonts w:ascii="Angsana New" w:hAnsi="Angsana New" w:cs="Angsana New"/>
-              </w:rPr>
-              <w:t>ต่าย</w:t>
-            </w:r>
-            <w:r>
-              <w:rPr>
-                <w:rFonts w:ascii="Times New Roman" w:hAnsi="Times New Roman" w:cs="Times New Roman"/>
-              </w:rPr>
-              <w:t>)</w:t>
-            </w:r>
-          </w:p>
-        </w:tc>
-        <w:tc>
-          <w:tcPr>
-            <w:tcW w:w="2160" w:type="dxa"/>
-          </w:tcPr>
-          <w:p>
-            <w:pPr>
-              <w:cnfStyle w:val="000000100000" w:firstRow="0" w:lastRow="0" w:firstColumn="0" w:lastColumn="0" w:oddVBand="0" w:evenVBand="0" w:oddHBand="1" w:evenHBand="0" w:firstRowFirstColumn="0" w:firstRowLastColumn="0" w:lastRowFirstColumn="0" w:lastRowLastColumn="0"/>
-              <w:rPr>
-                <w:rFonts w:ascii="Times New Roman" w:hAnsi="Times New Roman" w:cs="Times New Roman"/>
-              </w:rPr>
-            </w:pPr>
-            <w:r>
-              <w:rPr>
-                <w:rFonts w:ascii="Times New Roman" w:hAnsi="Times New Roman" w:cs="Times New Roman"/>
-              </w:rPr>
-              <w:t>Med / Med</w:t>
-            </w:r>
-          </w:p>
-        </w:tc>
-        <w:tc>
-          <w:tcPr>
-            <w:tcW w:w="2160" w:type="dxa"/>
-          </w:tcPr>
-          <w:p>
-            <w:pPr>
-              <w:cnfStyle w:val="000000100000" w:firstRow="0" w:lastRow="0" w:firstColumn="0" w:lastColumn="0" w:oddVBand="0" w:evenVBand="0" w:oddHBand="1" w:evenHBand="0" w:firstRowFirstColumn="0" w:firstRowLastColumn="0" w:lastRowFirstColumn="0" w:lastRowLastColumn="0"/>
-              <w:rPr>
-                <w:rFonts w:ascii="Times New Roman" w:hAnsi="Times New Roman" w:cs="Times New Roman"/>
-              </w:rPr>
-            </w:pPr>
-            <w:r>
-              <w:rPr>
-                <w:rFonts w:ascii="Times New Roman" w:hAnsi="Times New Roman" w:cs="Times New Roman"/>
-              </w:rPr>
-              <w:t>Mirror the Google Sheets/Forms layout; low-typing workflow; minimal retraining</w:t>
-            </w:r>
-          </w:p>
-        </w:tc>
-      </w:tr>
-      <w:tr>
-        <w:trPr>
-          <w:cnfStyle w:val="000000010000" w:firstRow="0" w:lastRow="0" w:firstColumn="0" w:lastColumn="0" w:oddVBand="0" w:evenVBand="0" w:oddHBand="0" w:evenHBand="1" w:firstRowFirstColumn="0" w:firstRowLastColumn="0" w:lastRowFirstColumn="0" w:lastRowLastColumn="0"/>
-        </w:trPr>
-        <w:tc>
-          <w:tcPr>
-            <w:cnfStyle w:val="001000000000" w:firstRow="0" w:lastRow="0" w:firstColumn="1" w:lastColumn="0" w:oddVBand="0" w:evenVBand="0" w:oddHBand="0" w:evenHBand="0" w:firstRowFirstColumn="0" w:firstRowLastColumn="0" w:lastRowFirstColumn="0" w:lastRowLastColumn="0"/>
-            <w:tcW w:w="2160" w:type="dxa"/>
-          </w:tcPr>
-          <w:p>
-            <w:pPr>
-              <w:rPr>
-                <w:rFonts w:ascii="Times New Roman" w:hAnsi="Times New Roman" w:cs="Times New Roman"/>
-              </w:rPr>
-            </w:pPr>
-            <w:r>
-              <w:rPr>
-                <w:rFonts w:ascii="Times New Roman" w:hAnsi="Times New Roman" w:cs="Times New Roman"/>
-              </w:rPr>
-              <w:t>R4</w:t>
-            </w:r>
-          </w:p>
-        </w:tc>
-        <w:tc>
-          <w:tcPr>
-            <w:tcW w:w="2160" w:type="dxa"/>
-          </w:tcPr>
-          <w:p>
-            <w:pPr>
-              <w:cnfStyle w:val="000000010000" w:firstRow="0" w:lastRow="0" w:firstColumn="0" w:lastColumn="0" w:oddVBand="0" w:evenVBand="0" w:oddHBand="0" w:evenHBand="1" w:firstRowFirstColumn="0" w:firstRowLastColumn="0" w:lastRowFirstColumn="0" w:lastRowLastColumn="0"/>
-              <w:rPr>
-                <w:rFonts w:ascii="Times New Roman" w:hAnsi="Times New Roman" w:cs="Times New Roman"/>
-              </w:rPr>
-            </w:pPr>
-            <w:r>
-              <w:rPr>
-                <w:rFonts w:ascii="Times New Roman" w:hAnsi="Times New Roman" w:cs="Times New Roman"/>
-              </w:rPr>
-              <w:t>LINE / OCR dependency fails</w:t>
-            </w:r>
-          </w:p>
-        </w:tc>
-        <w:tc>
-          <w:tcPr>
-            <w:tcW w:w="2160" w:type="dxa"/>
-          </w:tcPr>
-          <w:p>
-            <w:pPr>
-              <w:cnfStyle w:val="000000010000" w:firstRow="0" w:lastRow="0" w:firstColumn="0" w:lastColumn="0" w:oddVBand="0" w:evenVBand="0" w:oddHBand="0" w:evenHBand="1" w:firstRowFirstColumn="0" w:firstRowLastColumn="0" w:lastRowFirstColumn="0" w:lastRowLastColumn="0"/>
-              <w:rPr>
-                <w:rFonts w:ascii="Times New Roman" w:hAnsi="Times New Roman" w:cs="Times New Roman"/>
-              </w:rPr>
-            </w:pPr>
-            <w:r>
-              <w:rPr>
-                <w:rFonts w:ascii="Times New Roman" w:hAnsi="Times New Roman" w:cs="Times New Roman"/>
-              </w:rPr>
-              <w:t>Med / Med</w:t>
-            </w:r>
-          </w:p>
-        </w:tc>
-        <w:tc>
-          <w:tcPr>
-            <w:tcW w:w="2160" w:type="dxa"/>
-          </w:tcPr>
-          <w:p>
-            <w:pPr>
-              <w:cnfStyle w:val="000000010000" w:firstRow="0" w:lastRow="0" w:firstColumn="0" w:lastColumn="0" w:oddVBand="0" w:evenVBand="0" w:oddHBand="0" w:evenHBand="1" w:firstRowFirstColumn="0" w:firstRowLastColumn="0" w:lastRowFirstColumn="0" w:lastRowLastColumn="0"/>
-              <w:rPr>
-                <w:rFonts w:ascii="Times New Roman" w:hAnsi="Times New Roman" w:cs="Times New Roman"/>
-              </w:rPr>
-            </w:pPr>
-            <w:r>
-              <w:rPr>
-                <w:rFonts w:ascii="Times New Roman" w:hAnsi="Times New Roman" w:cs="Times New Roman"/>
-              </w:rPr>
-              <w:t>Graceful degradation — check-in/out still works; OCR → manual entry, LINE → queued notification</w:t>
-            </w:r>
-          </w:p>
-        </w:tc>
-      </w:tr>
-      <w:tr>
-        <w:trPr>
-          <w:cnfStyle w:val="000000100000" w:firstRow="0" w:lastRow="0" w:firstColumn="0" w:lastColumn="0" w:oddVBand="0" w:evenVBand="0" w:oddHBand="1" w:evenHBand="0" w:firstRowFirstColumn="0" w:firstRowLastColumn="0" w:lastRowFirstColumn="0" w:lastRowLastColumn="0"/>
-        </w:trPr>
-        <w:tc>
-          <w:tcPr>
-            <w:cnfStyle w:val="001000000000" w:firstRow="0" w:lastRow="0" w:firstColumn="1" w:lastColumn="0" w:oddVBand="0" w:evenVBand="0" w:oddHBand="0" w:evenHBand="0" w:firstRowFirstColumn="0" w:firstRowLastColumn="0" w:lastRowFirstColumn="0" w:lastRowLastColumn="0"/>
-            <w:tcW w:w="2160" w:type="dxa"/>
-          </w:tcPr>
-          <w:p>
-            <w:pPr>
-              <w:rPr>
-                <w:rFonts w:ascii="Times New Roman" w:hAnsi="Times New Roman" w:cs="Times New Roman"/>
-              </w:rPr>
-            </w:pPr>
-            <w:r>
-              <w:rPr>
-                <w:rFonts w:ascii="Times New Roman" w:hAnsi="Times New Roman" w:cs="Times New Roman"/>
-              </w:rPr>
-              <w:t>R5</w:t>
-            </w:r>
-          </w:p>
-        </w:tc>
-        <w:tc>
-          <w:tcPr>
-            <w:tcW w:w="2160" w:type="dxa"/>
-          </w:tcPr>
-          <w:p>
-            <w:pPr>
-              <w:cnfStyle w:val="000000100000" w:firstRow="0" w:lastRow="0" w:firstColumn="0" w:lastColumn="0" w:oddVBand="0" w:evenVBand="0" w:oddHBand="1" w:evenHBand="0" w:firstRowFirstColumn="0" w:firstRowLastColumn="0" w:lastRowFirstColumn="0" w:lastRowLastColumn="0"/>
-              <w:rPr>
-                <w:rFonts w:ascii="Times New Roman" w:hAnsi="Times New Roman" w:cs="Times New Roman"/>
-              </w:rPr>
-            </w:pPr>
-            <w:r>
-              <w:rPr>
-                <w:rFonts w:ascii="Times New Roman" w:hAnsi="Times New Roman" w:cs="Times New Roman"/>
-              </w:rPr>
-              <w:t>Small team + fixed academic timeline</w:t>
-            </w:r>
-          </w:p>
-        </w:tc>
-        <w:tc>
-          <w:tcPr>
-            <w:tcW w:w="2160" w:type="dxa"/>
-          </w:tcPr>
-          <w:p>
-            <w:pPr>
-              <w:cnfStyle w:val="000000100000" w:firstRow="0" w:lastRow="0" w:firstColumn="0" w:lastColumn="0" w:oddVBand="0" w:evenVBand="0" w:oddHBand="1" w:evenHBand="0" w:firstRowFirstColumn="0" w:firstRowLastColumn="0" w:lastRowFirstColumn="0" w:lastRowLastColumn="0"/>
-              <w:rPr>
-                <w:rFonts w:ascii="Times New Roman" w:hAnsi="Times New Roman" w:cs="Times New Roman"/>
-              </w:rPr>
-            </w:pPr>
-            <w:r>
-              <w:rPr>
-                <w:rFonts w:ascii="Times New Roman" w:hAnsi="Times New Roman" w:cs="Times New Roman"/>
-              </w:rPr>
-              <w:t>Med / High</w:t>
-            </w:r>
-          </w:p>
-        </w:tc>
-        <w:tc>
-          <w:tcPr>
-            <w:tcW w:w="2160" w:type="dxa"/>
-          </w:tcPr>
-          <w:p>
-            <w:pPr>
-              <w:cnfStyle w:val="000000100000" w:firstRow="0" w:lastRow="0" w:firstColumn="0" w:lastColumn="0" w:oddVBand="0" w:evenVBand="0" w:oddHBand="1" w:evenHBand="0" w:firstRowFirstColumn="0" w:firstRowLastColumn="0" w:lastRowFirstColumn="0" w:lastRowLastColumn="0"/>
-              <w:rPr>
-                <w:rFonts w:ascii="Times New Roman" w:hAnsi="Times New Roman" w:cs="Times New Roman"/>
-              </w:rPr>
-            </w:pPr>
-            <w:r>
-              <w:rPr>
-                <w:rFonts w:ascii="Times New Roman" w:hAnsi="Times New Roman" w:cs="Times New Roman"/>
-              </w:rPr>
-              <w:t>Strict scope gate; anything outside the 4 features + directory + audit trail goes to advisor review</w:t>
-            </w:r>
-          </w:p>
-        </w:tc>
-      </w:tr>
-    </w:tbl>
-    <w:p>
-      <w:pPr>
-        <w:rPr>
-          <w:rFonts w:ascii="Times New Roman" w:hAnsi="Times New Roman" w:cs="Times New Roman"/>
-        </w:rPr>
-      </w:pPr>
-    </w:p>
-    <w:p>
-      <w:pPr>
-        <w:pStyle w:val="Heading2"/>
-        <w:rPr>
-          <w:rFonts w:ascii="Times New Roman" w:hAnsi="Times New Roman" w:cs="Times New Roman"/>
-        </w:rPr>
-      </w:pPr>
-      <w:r>
-        <w:rPr>
-          <w:rFonts w:ascii="Times New Roman" w:eastAsia="Tahoma" w:hAnsi="Times New Roman" w:cs="Times New Roman"/>
-          <w:color w:val="1F2A44"/>
-        </w:rPr>
-        <w:t>12. AI usage &amp; ethics</w:t>
-      </w:r>
-    </w:p>
-    <w:p>
-      <w:pPr>
-        <w:rPr>
-          <w:rFonts w:ascii="Times New Roman" w:hAnsi="Times New Roman" w:cs="Times New Roman"/>
-        </w:rPr>
-      </w:pPr>
-      <w:r>
-        <w:rPr>
-          <w:rFonts w:ascii="Times New Roman" w:hAnsi="Times New Roman" w:cs="Times New Roman"/>
-          <w:b/>
-        </w:rPr>
-        <w:t>In the product:</w:t>
-      </w:r>
-      <w:r>
-        <w:rPr>
-          <w:rFonts w:ascii="Times New Roman" w:hAnsi="Times New Roman" w:cs="Times New Roman"/>
-        </w:rPr>
-        <w:t xml:space="preserve"> no AI feature is active in this build — search is plain text; OCR (US-03) is deferred. When an AI/OCR step ships, a human must confirm every suggestion, and the workflow must degrade gracefully if the AI service is unreachable.</w:t>
-      </w:r>
-    </w:p>
-    <w:p>
-      <w:pPr>
-        <w:rPr>
-          <w:rFonts w:ascii="Times New Roman" w:hAnsi="Times New Roman" w:cs="Times New Roman"/>
-        </w:rPr>
-      </w:pPr>
-      <w:r>
-        <w:rPr>
-          <w:rFonts w:ascii="Times New Roman" w:hAnsi="Times New Roman" w:cs="Times New Roman"/>
-          <w:b/>
-        </w:rPr>
-        <w:lastRenderedPageBreak/>
-        <w:t>In our process:</w:t>
-      </w:r>
-      <w:r>
-        <w:rPr>
-          <w:rFonts w:ascii="Times New Roman" w:hAnsi="Times New Roman" w:cs="Times New Roman"/>
-        </w:rPr>
-        <w:t xml:space="preserve"> the team follows the course's AI-Native SDLC playbook — AI assists drafting requirements, specs, code, and tests; a named team member reviews and owns every AI-produced artifact.</w:t>
-      </w:r>
-    </w:p>
-    <w:p>
-      <w:pPr>
-        <w:pStyle w:val="Heading2"/>
-        <w:rPr>
-          <w:rFonts w:ascii="Times New Roman" w:hAnsi="Times New Roman" w:cs="Times New Roman"/>
-        </w:rPr>
-      </w:pPr>
-      <w:r>
-        <w:rPr>
-          <w:rFonts w:ascii="Times New Roman" w:eastAsia="Tahoma" w:hAnsi="Times New Roman" w:cs="Times New Roman"/>
-          <w:color w:val="1F2A44"/>
-        </w:rPr>
-        <w:t>13. Legal &amp; compliance stance</w:t>
-      </w:r>
-    </w:p>
-    <w:p>
-      <w:pPr>
-        <w:rPr>
-          <w:rFonts w:ascii="Times New Roman" w:hAnsi="Times New Roman" w:cs="Times New Roman"/>
-        </w:rPr>
-      </w:pPr>
-      <w:r>
-        <w:rPr>
-          <w:rFonts w:ascii="Times New Roman" w:hAnsi="Times New Roman" w:cs="Times New Roman"/>
-        </w:rPr>
-        <w:t>The system must satisfy rule.md:</w:t>
-      </w:r>
-    </w:p>
-    <w:p>
-      <w:pPr>
-        <w:pStyle w:val="ListBullet"/>
-        <w:rPr>
-          <w:rFonts w:ascii="Times New Roman" w:hAnsi="Times New Roman" w:cs="Times New Roman"/>
-        </w:rPr>
-      </w:pPr>
-      <w:r>
-        <w:rPr>
-          <w:rFonts w:ascii="Times New Roman" w:hAnsi="Times New Roman" w:cs="Times New Roman"/>
-          <w:b/>
-        </w:rPr>
-        <w:t>PDPA</w:t>
-      </w:r>
-      <w:r>
-        <w:rPr>
-          <w:rFonts w:ascii="Times New Roman" w:hAnsi="Times New Roman" w:cs="Times New Roman"/>
-        </w:rPr>
-        <w:t xml:space="preserve"> — plain-language consent before storing any resident name / room number / LINE ID; purpose limitation; data minimisation; access / correct / delete (v1: routed to the PO by email).</w:t>
-      </w:r>
-    </w:p>
-    <w:p>
-      <w:pPr>
-        <w:pStyle w:val="ListBullet"/>
-        <w:rPr>
-          <w:rFonts w:ascii="Times New Roman" w:hAnsi="Times New Roman" w:cs="Times New Roman"/>
-        </w:rPr>
-      </w:pPr>
-      <w:r>
-        <w:rPr>
-          <w:rFonts w:ascii="Times New Roman" w:hAnsi="Times New Roman" w:cs="Times New Roman"/>
-          <w:b/>
-        </w:rPr>
-        <w:t>Computer Crime Act §26</w:t>
-      </w:r>
-      <w:r>
-        <w:rPr>
-          <w:rFonts w:ascii="Times New Roman" w:hAnsi="Times New Roman" w:cs="Times New Roman"/>
-        </w:rPr>
-        <w:t xml:space="preserve"> — access/action log for login, intake, match/override, LINE-link confirmation, and checkout, each tied to a real user, retained ≥ 90 days.</w:t>
-      </w:r>
-    </w:p>
-    <w:p>
-      <w:pPr>
-        <w:pStyle w:val="ListBullet"/>
-        <w:rPr>
-          <w:rFonts w:ascii="Times New Roman" w:hAnsi="Times New Roman" w:cs="Times New Roman"/>
-        </w:rPr>
-      </w:pPr>
-      <w:r>
-        <w:rPr>
-          <w:rFonts w:ascii="Times New Roman" w:hAnsi="Times New Roman" w:cs="Times New Roman"/>
-          <w:b/>
-        </w:rPr>
-        <w:t>Electronic Transactions Act §9 / 26 / 28</w:t>
-      </w:r>
-      <w:r>
-        <w:rPr>
-          <w:rFonts w:ascii="Times New Roman" w:hAnsi="Times New Roman" w:cs="Times New Roman"/>
-        </w:rPr>
-        <w:t xml:space="preserve"> — verifiable consent records (who consented, the exact text/version shown, when) for PDPA consent and LINE-link confirmation. Checkout is </w:t>
-      </w:r>
-      <w:r>
-        <w:rPr>
-          <w:rFonts w:ascii="Times New Roman" w:hAnsi="Times New Roman" w:cs="Times New Roman"/>
-          <w:b/>
-        </w:rPr>
-        <w:t>not</w:t>
-      </w:r>
-      <w:r>
-        <w:rPr>
-          <w:rFonts w:ascii="Times New Roman" w:hAnsi="Times New Roman" w:cs="Times New Roman"/>
-        </w:rPr>
-        <w:t xml:space="preserve"> an e-signature event — the paper logbook stays outside the system.</w:t>
-      </w:r>
-    </w:p>
-    <w:p>
-      <w:pPr>
-        <w:pStyle w:val="Heading2"/>
-        <w:rPr>
-          <w:rFonts w:ascii="Times New Roman" w:hAnsi="Times New Roman" w:cs="Times New Roman"/>
-        </w:rPr>
-      </w:pPr>
-      <w:r>
-        <w:rPr>
-          <w:rFonts w:ascii="Times New Roman" w:eastAsia="Tahoma" w:hAnsi="Times New Roman" w:cs="Times New Roman"/>
-          <w:color w:val="1F2A44"/>
-        </w:rPr>
-        <w:t>14. Ways of working</w:t>
-      </w:r>
-    </w:p>
-    <w:p>
-      <w:pPr>
-        <w:pStyle w:val="ListBullet"/>
-        <w:rPr>
-          <w:rFonts w:ascii="Times New Roman" w:hAnsi="Times New Roman" w:cs="Times New Roman"/>
-        </w:rPr>
-      </w:pPr>
-      <w:r>
-        <w:rPr>
-          <w:rFonts w:ascii="Times New Roman" w:hAnsi="Times New Roman" w:cs="Times New Roman"/>
-          <w:b/>
-        </w:rPr>
-        <w:t>Process:</w:t>
-      </w:r>
-      <w:r>
-        <w:rPr>
-          <w:rFonts w:ascii="Times New Roman" w:hAnsi="Times New Roman" w:cs="Times New Roman"/>
-        </w:rPr>
-        <w:t xml:space="preserve"> Agile Scrum, 2-week sprints.</w:t>
-      </w:r>
-    </w:p>
-    <w:p>
-      <w:pPr>
-        <w:pStyle w:val="ListBullet"/>
-        <w:rPr>
-          <w:rFonts w:ascii="Times New Roman" w:hAnsi="Times New Roman" w:cs="Times New Roman"/>
-        </w:rPr>
-      </w:pPr>
-      <w:r>
-        <w:rPr>
-          <w:rFonts w:ascii="Times New Roman" w:hAnsi="Times New Roman" w:cs="Times New Roman"/>
-          <w:b/>
-        </w:rPr>
-        <w:t>Repo:</w:t>
-      </w:r>
-      <w:r>
-        <w:rPr>
-          <w:rFonts w:ascii="Times New Roman" w:hAnsi="Times New Roman" w:cs="Times New Roman"/>
-        </w:rPr>
-        <w:t xml:space="preserve"> one Git repository; documents under docs/, numbered by phase. Design decisions locked in docs/02-design/design-spec.md.</w:t>
-      </w:r>
-    </w:p>
-    <w:p>
-      <w:pPr>
-        <w:pStyle w:val="ListBullet"/>
-        <w:rPr>
-          <w:rFonts w:ascii="Times New Roman" w:hAnsi="Times New Roman" w:cs="Times New Roman"/>
-        </w:rPr>
-      </w:pPr>
-      <w:r>
-        <w:rPr>
-          <w:rFonts w:ascii="Times New Roman" w:hAnsi="Times New Roman" w:cs="Times New Roman"/>
-          <w:b/>
-        </w:rPr>
-        <w:t>Decisions &amp; blockers:</w:t>
-      </w:r>
-      <w:r>
-        <w:rPr>
-          <w:rFonts w:ascii="Times New Roman" w:hAnsi="Times New Roman" w:cs="Times New Roman"/>
-        </w:rPr>
-        <w:t xml:space="preserve"> logged in docs/05-log/{YYYYMMDD}-log.md; advisor meeting notes alongside.</w:t>
-      </w:r>
-    </w:p>
-    <w:p>
-      <w:pPr>
-        <w:pStyle w:val="ListBullet"/>
-        <w:rPr>
-          <w:rFonts w:ascii="Times New Roman" w:hAnsi="Times New Roman" w:cs="Times New Roman"/>
-        </w:rPr>
-      </w:pPr>
-      <w:r>
-        <w:rPr>
-          <w:rFonts w:ascii="Times New Roman" w:hAnsi="Times New Roman" w:cs="Times New Roman"/>
-          <w:b/>
-        </w:rPr>
-        <w:t>Definition of Done:</w:t>
-      </w:r>
-      <w:r>
-        <w:rPr>
-          <w:rFonts w:ascii="Times New Roman" w:hAnsi="Times New Roman" w:cs="Times New Roman"/>
-        </w:rPr>
-        <w:t xml:space="preserve"> meets its acceptance criteria, traces to a backlog ID, cites a rule.md clause if it touches resident data / a logged action / a consent event, and is reviewed by a second team member.</w:t>
-      </w:r>
-    </w:p>
-    <w:p>
-      <w:pPr>
-        <w:pStyle w:val="ListBullet"/>
-        <w:rPr>
-          <w:rFonts w:ascii="Times New Roman" w:hAnsi="Times New Roman" w:cs="Times New Roman"/>
-        </w:rPr>
-      </w:pPr>
-      <w:r>
-        <w:rPr>
-          <w:rFonts w:ascii="Times New Roman" w:hAnsi="Times New Roman" w:cs="Times New Roman"/>
-          <w:b/>
-        </w:rPr>
-        <w:t>Scope changes:</w:t>
-      </w:r>
-      <w:r>
-        <w:rPr>
-          <w:rFonts w:ascii="Times New Roman" w:hAnsi="Times New Roman" w:cs="Times New Roman"/>
-        </w:rPr>
-        <w:t xml:space="preserve"> raised with the PO and taken to advisor review — never built silently.</w:t>
-      </w:r>
-    </w:p>
-    <w:p>
-      <w:pPr>
-        <w:pStyle w:val="Heading2"/>
-        <w:rPr>
-          <w:rFonts w:ascii="Times New Roman" w:hAnsi="Times New Roman" w:cs="Times New Roman"/>
-        </w:rPr>
-      </w:pPr>
-      <w:r>
-        <w:rPr>
-          <w:rFonts w:ascii="Times New Roman" w:eastAsia="Tahoma" w:hAnsi="Times New Roman" w:cs="Times New Roman"/>
-          <w:color w:val="1F2A44"/>
-        </w:rPr>
-        <w:t>15. Timeline &amp; milestones</w:t>
-      </w:r>
-    </w:p>
-    <w:tbl>
-      <w:tblPr>
-        <w:tblStyle w:val="LightGrid-Accent1"/>
-        <w:tblW w:w="0" w:type="auto"/>
-        <w:tblLook w:val="04A0" w:firstRow="1" w:lastRow="0" w:firstColumn="1" w:lastColumn="0" w:noHBand="0" w:noVBand="1"/>
-      </w:tblPr>
-      <w:tblGrid>
-        <w:gridCol w:w="2880"/>
-        <w:gridCol w:w="2880"/>
-        <w:gridCol w:w="2880"/>
-      </w:tblGrid>
-      <w:tr>
-        <w:trPr>
-          <w:cnfStyle w:val="100000000000" w:firstRow="1" w:lastRow="0" w:firstColumn="0" w:lastColumn="0" w:oddVBand="0" w:evenVBand="0" w:oddHBand="0" w:evenHBand="0" w:firstRowFirstColumn="0" w:firstRowLastColumn="0" w:lastRowFirstColumn="0" w:lastRowLastColumn="0"/>
-        </w:trPr>
-        <w:tc>
-          <w:tcPr>
-            <w:cnfStyle w:val="001000000000" w:firstRow="0" w:lastRow="0" w:firstColumn="1" w:lastColumn="0" w:oddVBand="0" w:evenVBand="0" w:oddHBand="0" w:evenHBand="0" w:firstRowFirstColumn="0" w:firstRowLastColumn="0" w:lastRowFirstColumn="0" w:lastRowLastColumn="0"/>
-            <w:tcW w:w="2880" w:type="dxa"/>
-          </w:tcPr>
-          <w:p>
-            <w:pPr>
-              <w:rPr>
-                <w:rFonts w:ascii="Times New Roman" w:hAnsi="Times New Roman" w:cs="Times New Roman"/>
-              </w:rPr>
-            </w:pPr>
-            <w:r>
-              <w:rPr>
-                <w:rFonts w:ascii="Times New Roman" w:hAnsi="Times New Roman" w:cs="Times New Roman"/>
+                <w:color w:val="000000" w:themeColor="text1"/>
               </w:rPr>
               <w:t>Phase</w:t>
             </w:r>
@@ -3193,16 +1360,17 @@
           </w:tcPr>
           <w:p>
             <w:pPr>
-              <w:cnfStyle w:val="100000000000" w:firstRow="1" w:lastRow="0" w:firstColumn="0" w:lastColumn="0" w:oddVBand="0" w:evenVBand="0" w:oddHBand="0" w:evenHBand="0" w:firstRowFirstColumn="0" w:firstRowLastColumn="0" w:lastRowFirstColumn="0" w:lastRowLastColumn="0"/>
               <w:rPr>
                 <w:rFonts w:ascii="Times New Roman" w:hAnsi="Times New Roman" w:cs="Times New Roman"/>
+                <w:color w:val="000000" w:themeColor="text1"/>
               </w:rPr>
             </w:pPr>
             <w:r>
               <w:rPr>
                 <w:rFonts w:ascii="Times New Roman" w:hAnsi="Times New Roman" w:cs="Times New Roman"/>
+                <w:color w:val="000000" w:themeColor="text1"/>
               </w:rPr>
-              <w:t>Weeks</w:t>
+              <w:t>Timeline</w:t>
             </w:r>
           </w:p>
         </w:tc>
@@ -3212,40 +1380,39 @@
           </w:tcPr>
           <w:p>
             <w:pPr>
-              <w:cnfStyle w:val="100000000000" w:firstRow="1" w:lastRow="0" w:firstColumn="0" w:lastColumn="0" w:oddVBand="0" w:evenVBand="0" w:oddHBand="0" w:evenHBand="0" w:firstRowFirstColumn="0" w:firstRowLastColumn="0" w:lastRowFirstColumn="0" w:lastRowLastColumn="0"/>
               <w:rPr>
                 <w:rFonts w:ascii="Times New Roman" w:hAnsi="Times New Roman" w:cs="Times New Roman"/>
+                <w:color w:val="000000" w:themeColor="text1"/>
               </w:rPr>
             </w:pPr>
             <w:r>
               <w:rPr>
                 <w:rFonts w:ascii="Times New Roman" w:hAnsi="Times New Roman" w:cs="Times New Roman"/>
+                <w:color w:val="000000" w:themeColor="text1"/>
               </w:rPr>
-              <w:t>Output</w:t>
+              <w:t>Milestone</w:t>
             </w:r>
           </w:p>
         </w:tc>
       </w:tr>
       <w:tr>
-        <w:trPr>
-          <w:cnfStyle w:val="000000100000" w:firstRow="0" w:lastRow="0" w:firstColumn="0" w:lastColumn="0" w:oddVBand="0" w:evenVBand="0" w:oddHBand="1" w:evenHBand="0" w:firstRowFirstColumn="0" w:firstRowLastColumn="0" w:lastRowFirstColumn="0" w:lastRowLastColumn="0"/>
-        </w:trPr>
         <w:tc>
           <w:tcPr>
-            <w:cnfStyle w:val="001000000000" w:firstRow="0" w:lastRow="0" w:firstColumn="1" w:lastColumn="0" w:oddVBand="0" w:evenVBand="0" w:oddHBand="0" w:evenHBand="0" w:firstRowFirstColumn="0" w:firstRowLastColumn="0" w:lastRowFirstColumn="0" w:lastRowLastColumn="0"/>
             <w:tcW w:w="2880" w:type="dxa"/>
           </w:tcPr>
           <w:p>
             <w:pPr>
               <w:rPr>
                 <w:rFonts w:ascii="Times New Roman" w:hAnsi="Times New Roman" w:cs="Times New Roman"/>
+                <w:color w:val="000000" w:themeColor="text1"/>
               </w:rPr>
             </w:pPr>
             <w:r>
               <w:rPr>
                 <w:rFonts w:ascii="Times New Roman" w:hAnsi="Times New Roman" w:cs="Times New Roman"/>
+                <w:color w:val="000000" w:themeColor="text1"/>
               </w:rPr>
-              <w:t>DISCOVER</w:t>
+              <w:t>1. Discover</w:t>
             </w:r>
           </w:p>
         </w:tc>
@@ -3255,16 +1422,17 @@
           </w:tcPr>
           <w:p>
             <w:pPr>
-              <w:cnfStyle w:val="000000100000" w:firstRow="0" w:lastRow="0" w:firstColumn="0" w:lastColumn="0" w:oddVBand="0" w:evenVBand="0" w:oddHBand="1" w:evenHBand="0" w:firstRowFirstColumn="0" w:firstRowLastColumn="0" w:lastRowFirstColumn="0" w:lastRowLastColumn="0"/>
               <w:rPr>
                 <w:rFonts w:ascii="Times New Roman" w:hAnsi="Times New Roman" w:cs="Times New Roman"/>
+                <w:color w:val="000000" w:themeColor="text1"/>
               </w:rPr>
             </w:pPr>
             <w:r>
               <w:rPr>
                 <w:rFonts w:ascii="Times New Roman" w:hAnsi="Times New Roman" w:cs="Times New Roman"/>
+                <w:color w:val="000000" w:themeColor="text1"/>
               </w:rPr>
-              <w:t>W1–W5</w:t>
+              <w:t>Week 1–5</w:t>
             </w:r>
           </w:p>
         </w:tc>
@@ -3274,40 +1442,39 @@
           </w:tcPr>
           <w:p>
             <w:pPr>
-              <w:cnfStyle w:val="000000100000" w:firstRow="0" w:lastRow="0" w:firstColumn="0" w:lastColumn="0" w:oddVBand="0" w:evenVBand="0" w:oddHBand="1" w:evenHBand="0" w:firstRowFirstColumn="0" w:firstRowLastColumn="0" w:lastRowFirstColumn="0" w:lastRowLastColumn="0"/>
               <w:rPr>
                 <w:rFonts w:ascii="Times New Roman" w:hAnsi="Times New Roman" w:cs="Times New Roman"/>
+                <w:color w:val="000000" w:themeColor="text1"/>
               </w:rPr>
             </w:pPr>
             <w:r>
               <w:rPr>
                 <w:rFonts w:ascii="Times New Roman" w:hAnsi="Times New Roman" w:cs="Times New Roman"/>
+                <w:color w:val="000000" w:themeColor="text1"/>
               </w:rPr>
-              <w:t>Charter, interviews, product backlog, spec</w:t>
+              <w:t>Interview dormitory owner / staff / residents, identify pain points, define check-in / check-out / search / dashboard requirements, prepare the product backlog, a design draft, and compliance (PDPA) documents. Ends with the User Validation Gate (≥5 real users).</w:t>
             </w:r>
           </w:p>
         </w:tc>
       </w:tr>
       <w:tr>
-        <w:trPr>
-          <w:cnfStyle w:val="000000010000" w:firstRow="0" w:lastRow="0" w:firstColumn="0" w:lastColumn="0" w:oddVBand="0" w:evenVBand="0" w:oddHBand="0" w:evenHBand="1" w:firstRowFirstColumn="0" w:firstRowLastColumn="0" w:lastRowFirstColumn="0" w:lastRowLastColumn="0"/>
-        </w:trPr>
         <w:tc>
           <w:tcPr>
-            <w:cnfStyle w:val="001000000000" w:firstRow="0" w:lastRow="0" w:firstColumn="1" w:lastColumn="0" w:oddVBand="0" w:evenVBand="0" w:oddHBand="0" w:evenHBand="0" w:firstRowFirstColumn="0" w:firstRowLastColumn="0" w:lastRowFirstColumn="0" w:lastRowLastColumn="0"/>
             <w:tcW w:w="2880" w:type="dxa"/>
           </w:tcPr>
           <w:p>
             <w:pPr>
               <w:rPr>
                 <w:rFonts w:ascii="Times New Roman" w:hAnsi="Times New Roman" w:cs="Times New Roman"/>
+                <w:color w:val="000000" w:themeColor="text1"/>
               </w:rPr>
             </w:pPr>
             <w:r>
               <w:rPr>
                 <w:rFonts w:ascii="Times New Roman" w:hAnsi="Times New Roman" w:cs="Times New Roman"/>
+                <w:color w:val="000000" w:themeColor="text1"/>
               </w:rPr>
-              <w:t>User Validation Gate</w:t>
+              <w:t>2. Build</w:t>
             </w:r>
           </w:p>
         </w:tc>
@@ -3317,17 +1484,17 @@
           </w:tcPr>
           <w:p>
             <w:pPr>
-              <w:cnfStyle w:val="000000010000" w:firstRow="0" w:lastRow="0" w:firstColumn="0" w:lastColumn="0" w:oddVBand="0" w:evenVBand="0" w:oddHBand="0" w:evenHBand="1" w:firstRowFirstColumn="0" w:firstRowLastColumn="0" w:lastRowFirstColumn="0" w:lastRowLastColumn="0"/>
               <w:rPr>
                 <w:rFonts w:ascii="Times New Roman" w:hAnsi="Times New Roman" w:cs="Times New Roman"/>
+                <w:color w:val="000000" w:themeColor="text1"/>
               </w:rPr>
             </w:pPr>
             <w:r>
               <w:rPr>
                 <w:rFonts w:ascii="Times New Roman" w:hAnsi="Times New Roman" w:cs="Times New Roman"/>
-                <w:b/>
+                <w:color w:val="000000" w:themeColor="text1"/>
               </w:rPr>
-              <w:t>W5</w:t>
+              <w:t>Week 6–8</w:t>
             </w:r>
           </w:p>
         </w:tc>
@@ -3337,40 +1504,39 @@
           </w:tcPr>
           <w:p>
             <w:pPr>
-              <w:cnfStyle w:val="000000010000" w:firstRow="0" w:lastRow="0" w:firstColumn="0" w:lastColumn="0" w:oddVBand="0" w:evenVBand="0" w:oddHBand="0" w:evenHBand="1" w:firstRowFirstColumn="0" w:firstRowLastColumn="0" w:lastRowFirstColumn="0" w:lastRowLastColumn="0"/>
               <w:rPr>
                 <w:rFonts w:ascii="Times New Roman" w:hAnsi="Times New Roman" w:cs="Times New Roman"/>
+                <w:color w:val="000000" w:themeColor="text1"/>
               </w:rPr>
             </w:pPr>
             <w:r>
               <w:rPr>
                 <w:rFonts w:ascii="Times New Roman" w:hAnsi="Times New Roman" w:cs="Times New Roman"/>
+                <w:color w:val="000000" w:themeColor="text1"/>
               </w:rPr>
-              <w:t>Evidence log (≥5 users), validated pains, go / no-go</w:t>
+              <w:t>Finalize project scope, design the three-tier system architecture (React / Go+Gin / PostgreSQL), develop the check-in/check-out workflow, and prepare the Alpha Demo.</w:t>
             </w:r>
           </w:p>
         </w:tc>
       </w:tr>
       <w:tr>
-        <w:trPr>
-          <w:cnfStyle w:val="000000100000" w:firstRow="0" w:lastRow="0" w:firstColumn="0" w:lastColumn="0" w:oddVBand="0" w:evenVBand="0" w:oddHBand="1" w:evenHBand="0" w:firstRowFirstColumn="0" w:firstRowLastColumn="0" w:lastRowFirstColumn="0" w:lastRowLastColumn="0"/>
-        </w:trPr>
         <w:tc>
           <w:tcPr>
-            <w:cnfStyle w:val="001000000000" w:firstRow="0" w:lastRow="0" w:firstColumn="1" w:lastColumn="0" w:oddVBand="0" w:evenVBand="0" w:oddHBand="0" w:evenHBand="0" w:firstRowFirstColumn="0" w:firstRowLastColumn="0" w:lastRowFirstColumn="0" w:lastRowLastColumn="0"/>
             <w:tcW w:w="2880" w:type="dxa"/>
           </w:tcPr>
           <w:p>
             <w:pPr>
               <w:rPr>
                 <w:rFonts w:ascii="Times New Roman" w:hAnsi="Times New Roman" w:cs="Times New Roman"/>
+                <w:color w:val="000000" w:themeColor="text1"/>
               </w:rPr>
             </w:pPr>
             <w:r>
               <w:rPr>
                 <w:rFonts w:ascii="Times New Roman" w:hAnsi="Times New Roman" w:cs="Times New Roman"/>
+                <w:color w:val="000000" w:themeColor="text1"/>
               </w:rPr>
-              <w:t>Design pack</w:t>
+              <w:t>3. Test</w:t>
             </w:r>
           </w:p>
         </w:tc>
@@ -3380,16 +1546,17 @@
           </w:tcPr>
           <w:p>
             <w:pPr>
-              <w:cnfStyle w:val="000000100000" w:firstRow="0" w:lastRow="0" w:firstColumn="0" w:lastColumn="0" w:oddVBand="0" w:evenVBand="0" w:oddHBand="1" w:evenHBand="0" w:firstRowFirstColumn="0" w:firstRowLastColumn="0" w:lastRowFirstColumn="0" w:lastRowLastColumn="0"/>
               <w:rPr>
                 <w:rFonts w:ascii="Times New Roman" w:hAnsi="Times New Roman" w:cs="Times New Roman"/>
+                <w:color w:val="000000" w:themeColor="text1"/>
               </w:rPr>
             </w:pPr>
             <w:r>
               <w:rPr>
                 <w:rFonts w:ascii="Times New Roman" w:hAnsi="Times New Roman" w:cs="Times New Roman"/>
+                <w:color w:val="000000" w:themeColor="text1"/>
               </w:rPr>
-              <w:t>~W4</w:t>
+              <w:t>Week 9–11</w:t>
             </w:r>
           </w:p>
         </w:tc>
@@ -3399,40 +1566,39 @@
           </w:tcPr>
           <w:p>
             <w:pPr>
-              <w:cnfStyle w:val="000000100000" w:firstRow="0" w:lastRow="0" w:firstColumn="0" w:lastColumn="0" w:oddVBand="0" w:evenVBand="0" w:oddHBand="1" w:evenHBand="0" w:firstRowFirstColumn="0" w:firstRowLastColumn="0" w:lastRowFirstColumn="0" w:lastRowLastColumn="0"/>
               <w:rPr>
                 <w:rFonts w:ascii="Times New Roman" w:hAnsi="Times New Roman" w:cs="Times New Roman"/>
+                <w:color w:val="000000" w:themeColor="text1"/>
               </w:rPr>
             </w:pPr>
             <w:r>
               <w:rPr>
                 <w:rFonts w:ascii="Times New Roman" w:hAnsi="Times New Roman" w:cs="Times New Roman"/>
+                <w:color w:val="000000" w:themeColor="text1"/>
               </w:rPr>
-              <w:t>feature-list, user journey, prototype</w:t>
+              <w:t>Test check-in / check-out / search, load-test against the Flash Sale peak (~1,024 parcels/day), conduct UAT with dormitory staff, and collect satisfaction/usage metrics.</w:t>
             </w:r>
           </w:p>
         </w:tc>
       </w:tr>
       <w:tr>
-        <w:trPr>
-          <w:cnfStyle w:val="000000010000" w:firstRow="0" w:lastRow="0" w:firstColumn="0" w:lastColumn="0" w:oddVBand="0" w:evenVBand="0" w:oddHBand="0" w:evenHBand="1" w:firstRowFirstColumn="0" w:firstRowLastColumn="0" w:lastRowFirstColumn="0" w:lastRowLastColumn="0"/>
-        </w:trPr>
         <w:tc>
           <w:tcPr>
-            <w:cnfStyle w:val="001000000000" w:firstRow="0" w:lastRow="0" w:firstColumn="1" w:lastColumn="0" w:oddVBand="0" w:evenVBand="0" w:oddHBand="0" w:evenHBand="0" w:firstRowFirstColumn="0" w:firstRowLastColumn="0" w:lastRowFirstColumn="0" w:lastRowLastColumn="0"/>
             <w:tcW w:w="2880" w:type="dxa"/>
           </w:tcPr>
           <w:p>
             <w:pPr>
               <w:rPr>
                 <w:rFonts w:ascii="Times New Roman" w:hAnsi="Times New Roman" w:cs="Times New Roman"/>
+                <w:color w:val="000000" w:themeColor="text1"/>
               </w:rPr>
             </w:pPr>
             <w:r>
               <w:rPr>
                 <w:rFonts w:ascii="Times New Roman" w:hAnsi="Times New Roman" w:cs="Times New Roman"/>
+                <w:color w:val="000000" w:themeColor="text1"/>
               </w:rPr>
-              <w:t>BUILD</w:t>
+              <w:t>4. Deliver</w:t>
             </w:r>
           </w:p>
         </w:tc>
@@ -3442,16 +1608,17 @@
           </w:tcPr>
           <w:p>
             <w:pPr>
-              <w:cnfStyle w:val="000000010000" w:firstRow="0" w:lastRow="0" w:firstColumn="0" w:lastColumn="0" w:oddVBand="0" w:evenVBand="0" w:oddHBand="0" w:evenHBand="1" w:firstRowFirstColumn="0" w:firstRowLastColumn="0" w:lastRowFirstColumn="0" w:lastRowLastColumn="0"/>
               <w:rPr>
                 <w:rFonts w:ascii="Times New Roman" w:hAnsi="Times New Roman" w:cs="Times New Roman"/>
+                <w:color w:val="000000" w:themeColor="text1"/>
               </w:rPr>
             </w:pPr>
             <w:r>
               <w:rPr>
                 <w:rFonts w:ascii="Times New Roman" w:hAnsi="Times New Roman" w:cs="Times New Roman"/>
+                <w:color w:val="000000" w:themeColor="text1"/>
               </w:rPr>
-              <w:t>after the gate</w:t>
+              <w:t>Week 12–14</w:t>
             </w:r>
           </w:p>
         </w:tc>
@@ -3461,16 +1628,17 @@
           </w:tcPr>
           <w:p>
             <w:pPr>
-              <w:cnfStyle w:val="000000010000" w:firstRow="0" w:lastRow="0" w:firstColumn="0" w:lastColumn="0" w:oddVBand="0" w:evenVBand="0" w:oddHBand="0" w:evenHBand="1" w:firstRowFirstColumn="0" w:firstRowLastColumn="0" w:lastRowFirstColumn="0" w:lastRowLastColumn="0"/>
               <w:rPr>
                 <w:rFonts w:ascii="Times New Roman" w:hAnsi="Times New Roman" w:cs="Times New Roman"/>
+                <w:color w:val="000000" w:themeColor="text1"/>
               </w:rPr>
             </w:pPr>
             <w:r>
               <w:rPr>
                 <w:rFonts w:ascii="Times New Roman" w:hAnsi="Times New Roman" w:cs="Times New Roman"/>
+                <w:color w:val="000000" w:themeColor="text1"/>
               </w:rPr>
-              <w:t>Three-tier app built against the one core workflow</w:t>
+              <w:t>Validate the system with real users, refine it based on feedback, prepare the final demo, and present the final project.</w:t>
             </w:r>
           </w:p>
         </w:tc>
@@ -3478,9 +1646,402 @@
     </w:tbl>
     <w:p>
       <w:pPr>
+        <w:rPr>
+          <w:rFonts w:ascii="Times New Roman" w:hAnsi="Times New Roman" w:cs="Times New Roman"/>
+          <w:color w:val="000000" w:themeColor="text1"/>
+        </w:rPr>
+      </w:pPr>
+    </w:p>
+    <w:p>
+      <w:pPr>
         <w:pStyle w:val="Heading2"/>
         <w:rPr>
           <w:rFonts w:ascii="Times New Roman" w:hAnsi="Times New Roman" w:cs="Times New Roman"/>
+          <w:color w:val="000000" w:themeColor="text1"/>
+        </w:rPr>
+      </w:pPr>
+      <w:r>
+        <w:rPr>
+          <w:rFonts w:ascii="Times New Roman" w:eastAsia="Tahoma" w:hAnsi="Times New Roman" w:cs="Times New Roman"/>
+          <w:color w:val="000000" w:themeColor="text1"/>
+        </w:rPr>
+        <w:t>Risks &amp; Constraints</w:t>
+      </w:r>
+    </w:p>
+    <w:p>
+      <w:pPr>
+        <w:pStyle w:val="ListBullet"/>
+        <w:rPr>
+          <w:rFonts w:ascii="Times New Roman" w:hAnsi="Times New Roman" w:cs="Times New Roman"/>
+          <w:color w:val="000000" w:themeColor="text1"/>
+        </w:rPr>
+      </w:pPr>
+      <w:r>
+        <w:rPr>
+          <w:rFonts w:ascii="Times New Roman" w:hAnsi="Times New Roman" w:cs="Times New Roman"/>
+          <w:color w:val="000000" w:themeColor="text1"/>
+        </w:rPr>
+        <w:t>No real resident data is available for development or testing — one staff member declined to release it and told the team to mock it. The team must generate synthetic data that mirrors the real schema and volume.</w:t>
+      </w:r>
+    </w:p>
+    <w:p>
+      <w:pPr>
+        <w:pStyle w:val="ListBullet"/>
+        <w:rPr>
+          <w:rFonts w:ascii="Times New Roman" w:hAnsi="Times New Roman" w:cs="Times New Roman"/>
+          <w:color w:val="000000" w:themeColor="text1"/>
+        </w:rPr>
+      </w:pPr>
+      <w:r>
+        <w:rPr>
+          <w:rFonts w:ascii="Times New Roman" w:hAnsi="Times New Roman" w:cs="Times New Roman"/>
+          <w:color w:val="000000" w:themeColor="text1"/>
+        </w:rPr>
+        <w:t>The system must stay fast during Flash Sale peaks (up to ~1,024 parcels/day); performance is a key risk.</w:t>
+      </w:r>
+    </w:p>
+    <w:p>
+      <w:pPr>
+        <w:pStyle w:val="ListBullet"/>
+        <w:rPr>
+          <w:rFonts w:ascii="Times New Roman" w:hAnsi="Times New Roman" w:cs="Times New Roman"/>
+          <w:color w:val="000000" w:themeColor="text1"/>
+        </w:rPr>
+      </w:pPr>
+      <w:r>
+        <w:rPr>
+          <w:rFonts w:ascii="Times New Roman" w:hAnsi="Times New Roman" w:cs="Times New Roman"/>
+          <w:color w:val="000000" w:themeColor="text1"/>
+        </w:rPr>
+        <w:t>Room number must be validated against the official resident directory (no free-text), so the system depends on an accurate, up-to-date directory.</w:t>
+      </w:r>
+    </w:p>
+    <w:p>
+      <w:pPr>
+        <w:pStyle w:val="ListBullet"/>
+        <w:rPr>
+          <w:rFonts w:ascii="Times New Roman" w:hAnsi="Times New Roman" w:cs="Times New Roman"/>
+          <w:color w:val="000000" w:themeColor="text1"/>
+        </w:rPr>
+      </w:pPr>
+      <w:r>
+        <w:rPr>
+          <w:rFonts w:ascii="Times New Roman" w:hAnsi="Times New Roman" w:cs="Times New Roman"/>
+          <w:color w:val="000000" w:themeColor="text1"/>
+        </w:rPr>
+        <w:t>Staff are used to the current Google Sheets/Forms workflow and may need time to adjust; the UI must closely mirror it.</w:t>
+      </w:r>
+    </w:p>
+    <w:p>
+      <w:pPr>
+        <w:pStyle w:val="ListBullet"/>
+        <w:rPr>
+          <w:rFonts w:ascii="Times New Roman" w:hAnsi="Times New Roman" w:cs="Times New Roman"/>
+          <w:color w:val="000000" w:themeColor="text1"/>
+        </w:rPr>
+      </w:pPr>
+      <w:r>
+        <w:rPr>
+          <w:rFonts w:ascii="Times New Roman" w:hAnsi="Times New Roman" w:cs="Times New Roman"/>
+          <w:color w:val="000000" w:themeColor="text1"/>
+        </w:rPr>
+        <w:t>The system relies on external pieces (barcode scanning, LINE notifications); check-in and check-out must keep working if those are unavailable.</w:t>
+      </w:r>
+    </w:p>
+    <w:p>
+      <w:pPr>
+        <w:pStyle w:val="ListBullet"/>
+        <w:rPr>
+          <w:rFonts w:ascii="Times New Roman" w:hAnsi="Times New Roman" w:cs="Times New Roman"/>
+          <w:color w:val="000000" w:themeColor="text1"/>
+        </w:rPr>
+      </w:pPr>
+      <w:r>
+        <w:rPr>
+          <w:rFonts w:ascii="Times New Roman" w:hAnsi="Times New Roman" w:cs="Times New Roman"/>
+          <w:color w:val="000000" w:themeColor="text1"/>
+        </w:rPr>
+        <w:t>A team of 5 on a fixed ~14-week academic timeline — scope must stay strictly limited to the core workflow.</w:t>
+      </w:r>
+    </w:p>
+    <w:p>
+      <w:pPr>
+        <w:pStyle w:val="Heading2"/>
+        <w:rPr>
+          <w:rFonts w:ascii="Times New Roman" w:hAnsi="Times New Roman" w:cs="Times New Roman"/>
+          <w:color w:val="000000" w:themeColor="text1"/>
+        </w:rPr>
+      </w:pPr>
+      <w:r>
+        <w:rPr>
+          <w:rFonts w:ascii="Times New Roman" w:eastAsia="Tahoma" w:hAnsi="Times New Roman" w:cs="Times New Roman"/>
+          <w:color w:val="000000" w:themeColor="text1"/>
+        </w:rPr>
+        <w:t>Assumptions</w:t>
+      </w:r>
+    </w:p>
+    <w:p>
+      <w:pPr>
+        <w:pStyle w:val="ListBullet"/>
+        <w:rPr>
+          <w:rFonts w:ascii="Times New Roman" w:hAnsi="Times New Roman" w:cs="Times New Roman"/>
+          <w:color w:val="000000" w:themeColor="text1"/>
+        </w:rPr>
+      </w:pPr>
+      <w:r>
+        <w:rPr>
+          <w:rFonts w:ascii="Times New Roman" w:hAnsi="Times New Roman" w:cs="Times New Roman"/>
+          <w:color w:val="000000" w:themeColor="text1"/>
+        </w:rPr>
+        <w:t>The dormitory can provide an accurate, up-to-date resident/room directory.</w:t>
+      </w:r>
+    </w:p>
+    <w:p>
+      <w:pPr>
+        <w:pStyle w:val="ListBullet"/>
+        <w:rPr>
+          <w:rFonts w:ascii="Times New Roman" w:hAnsi="Times New Roman" w:cs="Times New Roman"/>
+          <w:color w:val="000000" w:themeColor="text1"/>
+        </w:rPr>
+      </w:pPr>
+      <w:r>
+        <w:rPr>
+          <w:rFonts w:ascii="Times New Roman" w:hAnsi="Times New Roman" w:cs="Times New Roman"/>
+          <w:color w:val="000000" w:themeColor="text1"/>
+        </w:rPr>
+        <w:t>Parcel staff have a device with a barcode scanner or camera at the counter.</w:t>
+      </w:r>
+    </w:p>
+    <w:p>
+      <w:pPr>
+        <w:pStyle w:val="ListBullet"/>
+        <w:rPr>
+          <w:rFonts w:ascii="Times New Roman" w:hAnsi="Times New Roman" w:cs="Times New Roman"/>
+          <w:color w:val="000000" w:themeColor="text1"/>
+        </w:rPr>
+      </w:pPr>
+      <w:r>
+        <w:rPr>
+          <w:rFonts w:ascii="Times New Roman" w:hAnsi="Times New Roman" w:cs="Times New Roman"/>
+          <w:color w:val="000000" w:themeColor="text1"/>
+        </w:rPr>
+        <w:lastRenderedPageBreak/>
+        <w:t>Residents are willing to opt in to LINE notifications.</w:t>
+      </w:r>
+    </w:p>
+    <w:p>
+      <w:pPr>
+        <w:pStyle w:val="ListBullet"/>
+        <w:rPr>
+          <w:rFonts w:ascii="Times New Roman" w:hAnsi="Times New Roman" w:cs="Times New Roman"/>
+          <w:color w:val="000000" w:themeColor="text1"/>
+        </w:rPr>
+      </w:pPr>
+      <w:r>
+        <w:rPr>
+          <w:rFonts w:ascii="Times New Roman" w:hAnsi="Times New Roman" w:cs="Times New Roman"/>
+          <w:color w:val="000000" w:themeColor="text1"/>
+        </w:rPr>
+        <w:t>Dormitory management and staff support replacing the manual Google Forms/Sheets process.</w:t>
+      </w:r>
+    </w:p>
+    <w:p>
+      <w:pPr>
+        <w:pStyle w:val="ListBullet"/>
+        <w:rPr>
+          <w:rFonts w:ascii="Times New Roman" w:hAnsi="Times New Roman" w:cs="Times New Roman"/>
+          <w:color w:val="000000" w:themeColor="text1"/>
+        </w:rPr>
+      </w:pPr>
+      <w:r>
+        <w:rPr>
+          <w:rFonts w:ascii="Times New Roman" w:hAnsi="Times New Roman" w:cs="Times New Roman"/>
+          <w:color w:val="000000" w:themeColor="text1"/>
+        </w:rPr>
+        <w:t>Real historical parcel data is loaded only at cutover, not during development.</w:t>
+      </w:r>
+    </w:p>
+    <w:p>
+      <w:pPr>
+        <w:pStyle w:val="Heading2"/>
+        <w:rPr>
+          <w:rFonts w:ascii="Times New Roman" w:hAnsi="Times New Roman" w:cs="Times New Roman"/>
+          <w:color w:val="000000" w:themeColor="text1"/>
+        </w:rPr>
+      </w:pPr>
+      <w:r>
+        <w:rPr>
+          <w:rFonts w:ascii="Times New Roman" w:eastAsia="Tahoma" w:hAnsi="Times New Roman" w:cs="Times New Roman"/>
+          <w:color w:val="000000" w:themeColor="text1"/>
+        </w:rPr>
+        <w:t>Legal &amp; Compliance</w:t>
+      </w:r>
+    </w:p>
+    <w:p>
+      <w:pPr>
+        <w:pStyle w:val="ListBullet"/>
+        <w:rPr>
+          <w:rFonts w:ascii="Times New Roman" w:hAnsi="Times New Roman" w:cs="Times New Roman"/>
+          <w:color w:val="000000" w:themeColor="text1"/>
+        </w:rPr>
+      </w:pPr>
+      <w:r>
+        <w:rPr>
+          <w:rFonts w:ascii="Times New Roman" w:hAnsi="Times New Roman" w:cs="Times New Roman"/>
+          <w:b/>
+          <w:color w:val="000000" w:themeColor="text1"/>
+        </w:rPr>
+        <w:t>PDPA</w:t>
+      </w:r>
+      <w:r>
+        <w:rPr>
+          <w:rFonts w:ascii="Times New Roman" w:hAnsi="Times New Roman" w:cs="Times New Roman"/>
+          <w:color w:val="000000" w:themeColor="text1"/>
+        </w:rPr>
+        <w:t xml:space="preserve"> </w:t>
+      </w:r>
+      <w:r>
+        <w:rPr>
+          <w:rFonts w:ascii="Times New Roman" w:hAnsi="Times New Roman" w:cs="Times New Roman"/>
+          <w:color w:val="000000" w:themeColor="text1"/>
+        </w:rPr>
+        <w:t xml:space="preserve">- </w:t>
+      </w:r>
+      <w:r>
+        <w:rPr>
+          <w:rFonts w:ascii="Times New Roman" w:hAnsi="Times New Roman" w:cs="Times New Roman"/>
+          <w:color w:val="000000" w:themeColor="text1"/>
+        </w:rPr>
+        <w:t>obtain plain-language consent before storing a resident's name, room number, or LINE ID; use the data only for parcel handling; let residents access, correct, or delete their data.</w:t>
+      </w:r>
+    </w:p>
+    <w:p>
+      <w:pPr>
+        <w:pStyle w:val="ListBullet"/>
+        <w:rPr>
+          <w:rFonts w:ascii="Times New Roman" w:hAnsi="Times New Roman" w:cs="Times New Roman"/>
+          <w:color w:val="000000" w:themeColor="text1"/>
+        </w:rPr>
+      </w:pPr>
+      <w:r>
+        <w:rPr>
+          <w:rFonts w:ascii="Times New Roman" w:hAnsi="Times New Roman" w:cs="Times New Roman"/>
+          <w:b/>
+          <w:color w:val="000000" w:themeColor="text1"/>
+        </w:rPr>
+        <w:t>Computer Crime Act §26</w:t>
+      </w:r>
+      <w:r>
+        <w:rPr>
+          <w:rFonts w:ascii="Times New Roman" w:hAnsi="Times New Roman" w:cs="Times New Roman"/>
+          <w:color w:val="000000" w:themeColor="text1"/>
+        </w:rPr>
+        <w:t xml:space="preserve"> - </w:t>
+      </w:r>
+      <w:r>
+        <w:rPr>
+          <w:rFonts w:ascii="Times New Roman" w:hAnsi="Times New Roman" w:cs="Times New Roman"/>
+          <w:color w:val="000000" w:themeColor="text1"/>
+        </w:rPr>
+        <w:t>keep an access/action log (login, check-in, check-out, override), each entry tied to a real user, for at least 90 days.</w:t>
+      </w:r>
+    </w:p>
+    <w:p>
+      <w:pPr>
+        <w:pStyle w:val="ListBullet"/>
+        <w:rPr>
+          <w:rFonts w:ascii="Times New Roman" w:hAnsi="Times New Roman" w:cs="Times New Roman"/>
+          <w:color w:val="000000" w:themeColor="text1"/>
+        </w:rPr>
+      </w:pPr>
+      <w:r>
+        <w:rPr>
+          <w:rFonts w:ascii="Times New Roman" w:hAnsi="Times New Roman" w:cs="Times New Roman"/>
+          <w:b/>
+          <w:color w:val="000000" w:themeColor="text1"/>
+        </w:rPr>
+        <w:t>Electronic Transactions Act §9 / 26</w:t>
+      </w:r>
+      <w:r>
+        <w:rPr>
+          <w:rFonts w:ascii="Times New Roman" w:hAnsi="Times New Roman" w:cs="Times New Roman"/>
+          <w:color w:val="000000" w:themeColor="text1"/>
+        </w:rPr>
+        <w:t xml:space="preserve"> - </w:t>
+      </w:r>
+      <w:r>
+        <w:rPr>
+          <w:rFonts w:ascii="Times New Roman" w:hAnsi="Times New Roman" w:cs="Times New Roman"/>
+          <w:color w:val="000000" w:themeColor="text1"/>
+        </w:rPr>
+        <w:t>record verifiable consent (who consented, the exact text/version shown, and when) whenever a resident agrees to something. Parcel pickup stays on the existing paper logbook, not an in-system e-signature.</w:t>
+      </w:r>
+    </w:p>
+    <w:p>
+      <w:pPr>
+        <w:pStyle w:val="Heading2"/>
+        <w:rPr>
+          <w:rFonts w:ascii="Times New Roman" w:hAnsi="Times New Roman" w:cs="Times New Roman"/>
+          <w:color w:val="000000" w:themeColor="text1"/>
+        </w:rPr>
+      </w:pPr>
+      <w:r>
+        <w:rPr>
+          <w:rFonts w:ascii="Times New Roman" w:eastAsia="Tahoma" w:hAnsi="Times New Roman" w:cs="Times New Roman"/>
+          <w:color w:val="000000" w:themeColor="text1"/>
+        </w:rPr>
+        <w:t>Evidence Log &amp; Interview Plan</w:t>
+      </w:r>
+    </w:p>
+    <w:p>
+      <w:pPr>
+        <w:rPr>
+          <w:rFonts w:ascii="Times New Roman" w:hAnsi="Times New Roman" w:cs="Times New Roman"/>
+          <w:color w:val="000000" w:themeColor="text1"/>
+        </w:rPr>
+      </w:pPr>
+      <w:r>
+        <w:rPr>
+          <w:rFonts w:ascii="Times New Roman" w:hAnsi="Times New Roman" w:cs="Times New Roman"/>
+          <w:color w:val="000000" w:themeColor="text1"/>
+        </w:rPr>
+        <w:t xml:space="preserve">The gate requires ≥5 real users; the team collected </w:t>
+      </w:r>
+      <w:r>
+        <w:rPr>
+          <w:rFonts w:ascii="Times New Roman" w:hAnsi="Times New Roman" w:cs="Times New Roman"/>
+          <w:b/>
+          <w:color w:val="000000" w:themeColor="text1"/>
+        </w:rPr>
+        <w:t>15</w:t>
+      </w:r>
+      <w:r>
+        <w:rPr>
+          <w:rFonts w:ascii="Times New Roman" w:hAnsi="Times New Roman" w:cs="Times New Roman"/>
+          <w:color w:val="000000" w:themeColor="text1"/>
+        </w:rPr>
+        <w:t xml:space="preserve"> -</w:t>
+      </w:r>
+      <w:r>
+        <w:rPr>
+          <w:rFonts w:ascii="Times New Roman" w:hAnsi="Times New Roman" w:cs="Times New Roman"/>
+          <w:color w:val="000000" w:themeColor="text1"/>
+        </w:rPr>
+        <w:t xml:space="preserve"> </w:t>
+      </w:r>
+      <w:r>
+        <w:rPr>
+          <w:rFonts w:ascii="Times New Roman" w:hAnsi="Times New Roman" w:cs="Times New Roman"/>
+          <w:color w:val="000000" w:themeColor="text1"/>
+        </w:rPr>
+        <w:t>9 student residents (Google Form survey) and 6 parcel staff (5 regular staff in a group interview, 1 part-time). No classmates, no AI personas.</w:t>
+      </w:r>
+    </w:p>
+    <w:p>
+      <w:pPr>
+        <w:rPr>
+          <w:rFonts w:ascii="Times New Roman" w:hAnsi="Times New Roman" w:cs="Times New Roman"/>
+          <w:color w:val="000000" w:themeColor="text1"/>
         </w:rPr>
       </w:pPr>
     </w:p>
@@ -3667,31 +2228,31 @@
       </w:rPr>
     </w:lvl>
   </w:abstractNum>
-  <w:num w:numId="1" w16cid:durableId="663171207">
+  <w:num w:numId="1" w16cid:durableId="1371033022">
     <w:abstractNumId w:val="8"/>
   </w:num>
-  <w:num w:numId="2" w16cid:durableId="778993250">
+  <w:num w:numId="2" w16cid:durableId="637154271">
     <w:abstractNumId w:val="6"/>
   </w:num>
-  <w:num w:numId="3" w16cid:durableId="1207139871">
+  <w:num w:numId="3" w16cid:durableId="1332216917">
     <w:abstractNumId w:val="5"/>
   </w:num>
-  <w:num w:numId="4" w16cid:durableId="253443701">
+  <w:num w:numId="4" w16cid:durableId="988021175">
     <w:abstractNumId w:val="4"/>
   </w:num>
-  <w:num w:numId="5" w16cid:durableId="1321346439">
+  <w:num w:numId="5" w16cid:durableId="1298027479">
     <w:abstractNumId w:val="7"/>
   </w:num>
-  <w:num w:numId="6" w16cid:durableId="2092388080">
+  <w:num w:numId="6" w16cid:durableId="1507864427">
     <w:abstractNumId w:val="3"/>
   </w:num>
-  <w:num w:numId="7" w16cid:durableId="1542475058">
+  <w:num w:numId="7" w16cid:durableId="312830203">
     <w:abstractNumId w:val="2"/>
   </w:num>
-  <w:num w:numId="8" w16cid:durableId="85155190">
+  <w:num w:numId="8" w16cid:durableId="2051300424">
     <w:abstractNumId w:val="1"/>
   </w:num>
-  <w:num w:numId="9" w16cid:durableId="815798818">
+  <w:num w:numId="9" w16cid:durableId="144009300">
     <w:abstractNumId w:val="0"/>
   </w:num>
 </w:numbering>
